--- a/交付成果/第三轮修订版/第三轮4周版/读书会14_阿毗达摩基础_4周资料包（第三版修订）/Word版/第4周_色法涅槃与生活应用_主持人版.docx
+++ b/交付成果/第三轮修订版/第三轮4周版/读书会14_阿毗达摩基础_4周资料包（第三版修订）/Word版/第4周_色法涅槃与生活应用_主持人版.docx
@@ -18573,6 +18573,325 @@
           <w:b w:val="0"/>
         </w:rPr>
         <w:t>&lt;!--EXT_READ--&gt;</w:t>
+      </w:r>
+    </w:p>
+    <w:p>
+      <w:r>
+        <w:rPr>
+          <w:b/>
+          <w:color w:val="1F3864"/>
+          <w:sz w:val="26"/>
+        </w:rPr>
+        <w:t>🖼 课件原图（源 PDF 渲染·供投屏）</w:t>
+      </w:r>
+    </w:p>
+    <w:p>
+      <w:pPr>
+        <w:ind w:left="170"/>
+        <w:pBdr>
+          <w:left w:val="single" w:sz="18" w:space="4" w:color="1F3864"/>
+        </w:pBdr>
+        <w:shd w:val="clear" w:fill="F2F5FA"/>
+      </w:pPr>
+      <w:r>
+        <w:rPr>
+          <w:b w:val="0"/>
+        </w:rPr>
+        <w:t>下列图片为正文标注「图形页／无法逐字提取／图版」处对应的</w:t>
+      </w:r>
+      <w:r>
+        <w:rPr>
+          <w:b/>
+        </w:rPr>
+        <w:t>源课件整页渲染</w:t>
+      </w:r>
+      <w:r>
+        <w:rPr>
+          <w:b w:val="0"/>
+        </w:rPr>
+        <w:t>（自知识库媒体导出后 pymupdf 渲染，最大宽约 1200px），供投屏或板书对照；每页标注源材料与页码。共读原文文字未改。</w:t>
+      </w:r>
+    </w:p>
+    <w:p>
+      <w:r>
+        <w:rPr>
+          <w:b/>
+        </w:rPr>
+        <w:t>《第016讲-色法-三密集_色聚类别_色法起源1（共修版）》</w:t>
+      </w:r>
+      <w:r>
+        <w:rPr>
+          <w:b w:val="0"/>
+        </w:rPr>
+        <w:t>（源 PDF 共渲染 10 页）：</w:t>
+      </w:r>
+    </w:p>
+    <w:p>
+      <w:r>
+        <w:rPr>
+          <w:b w:val="0"/>
+        </w:rPr>
+        <w:t>![课件原图·第016讲-色法-三密集_色聚类别_色法起源1（共修版）·第1页](课件原图/课件原图_22831605_p01.png)</w:t>
+      </w:r>
+    </w:p>
+    <w:p>
+      <w:r>
+        <w:rPr>
+          <w:b w:val="0"/>
+        </w:rPr>
+        <w:t>![课件原图·第016讲-色法-三密集_色聚类别_色法起源1（共修版）·第2页](课件原图/课件原图_22831605_p02.png)</w:t>
+      </w:r>
+    </w:p>
+    <w:p>
+      <w:r>
+        <w:rPr>
+          <w:b w:val="0"/>
+        </w:rPr>
+        <w:t>![课件原图·第016讲-色法-三密集_色聚类别_色法起源1（共修版）·第3页](课件原图/课件原图_22831605_p03.png)</w:t>
+      </w:r>
+    </w:p>
+    <w:p>
+      <w:r>
+        <w:rPr>
+          <w:b w:val="0"/>
+        </w:rPr>
+        <w:t>![课件原图·第016讲-色法-三密集_色聚类别_色法起源1（共修版）·第4页](课件原图/课件原图_22831605_p04.png)</w:t>
+      </w:r>
+    </w:p>
+    <w:p>
+      <w:r>
+        <w:rPr>
+          <w:b w:val="0"/>
+        </w:rPr>
+        <w:t>![课件原图·第016讲-色法-三密集_色聚类别_色法起源1（共修版）·第5页](课件原图/课件原图_22831605_p05.png)</w:t>
+      </w:r>
+    </w:p>
+    <w:p>
+      <w:r>
+        <w:rPr>
+          <w:b w:val="0"/>
+        </w:rPr>
+        <w:t>![课件原图·第016讲-色法-三密集_色聚类别_色法起源1（共修版）·第6页](课件原图/课件原图_22831605_p06.png)</w:t>
+      </w:r>
+    </w:p>
+    <w:p>
+      <w:r>
+        <w:rPr>
+          <w:b w:val="0"/>
+        </w:rPr>
+        <w:t>![课件原图·第016讲-色法-三密集_色聚类别_色法起源1（共修版）·第7页](课件原图/课件原图_22831605_p07.png)</w:t>
+      </w:r>
+    </w:p>
+    <w:p>
+      <w:r>
+        <w:rPr>
+          <w:b w:val="0"/>
+        </w:rPr>
+        <w:t>![课件原图·第016讲-色法-三密集_色聚类别_色法起源1（共修版）·第8页](课件原图/课件原图_22831605_p08.png)</w:t>
+      </w:r>
+    </w:p>
+    <w:p>
+      <w:r>
+        <w:rPr>
+          <w:b w:val="0"/>
+        </w:rPr>
+        <w:t>![课件原图·第016讲-色法-三密集_色聚类别_色法起源1（共修版）·第9页](课件原图/课件原图_22831605_p09.png)</w:t>
+      </w:r>
+    </w:p>
+    <w:p>
+      <w:r>
+        <w:rPr>
+          <w:b w:val="0"/>
+        </w:rPr>
+        <w:t>![课件原图·第016讲-色法-三密集_色聚类别_色法起源1（共修版）·第10页](课件原图/课件原图_22831605_p10.png)</w:t>
+      </w:r>
+    </w:p>
+    <w:p>
+      <w:r>
+        <w:rPr>
+          <w:b/>
+        </w:rPr>
+        <w:t>《如来禅修学体系38-摄色分别4-古源尊者-20250209（课件）》</w:t>
+      </w:r>
+      <w:r>
+        <w:rPr>
+          <w:b w:val="0"/>
+        </w:rPr>
+        <w:t>（源 PDF 共渲染 10 页）：</w:t>
+      </w:r>
+    </w:p>
+    <w:p>
+      <w:r>
+        <w:rPr>
+          <w:b w:val="0"/>
+        </w:rPr>
+        <w:t>![课件原图·如来禅修学体系38-摄色分别4-古源尊者-20250209（课件）·第1页](课件原图/课件原图_22831605_p01.png)</w:t>
+      </w:r>
+    </w:p>
+    <w:p>
+      <w:r>
+        <w:rPr>
+          <w:b w:val="0"/>
+        </w:rPr>
+        <w:t>![课件原图·如来禅修学体系38-摄色分别4-古源尊者-20250209（课件）·第2页](课件原图/课件原图_22831605_p02.png)</w:t>
+      </w:r>
+    </w:p>
+    <w:p>
+      <w:r>
+        <w:rPr>
+          <w:b w:val="0"/>
+        </w:rPr>
+        <w:t>![课件原图·如来禅修学体系38-摄色分别4-古源尊者-20250209（课件）·第3页](课件原图/课件原图_22831605_p03.png)</w:t>
+      </w:r>
+    </w:p>
+    <w:p>
+      <w:r>
+        <w:rPr>
+          <w:b w:val="0"/>
+        </w:rPr>
+        <w:t>![课件原图·如来禅修学体系38-摄色分别4-古源尊者-20250209（课件）·第4页](课件原图/课件原图_22831605_p04.png)</w:t>
+      </w:r>
+    </w:p>
+    <w:p>
+      <w:r>
+        <w:rPr>
+          <w:b w:val="0"/>
+        </w:rPr>
+        <w:t>![课件原图·如来禅修学体系38-摄色分别4-古源尊者-20250209（课件）·第5页](课件原图/课件原图_22831605_p05.png)</w:t>
+      </w:r>
+    </w:p>
+    <w:p>
+      <w:r>
+        <w:rPr>
+          <w:b w:val="0"/>
+        </w:rPr>
+        <w:t>![课件原图·如来禅修学体系38-摄色分别4-古源尊者-20250209（课件）·第6页](课件原图/课件原图_22831605_p06.png)</w:t>
+      </w:r>
+    </w:p>
+    <w:p>
+      <w:r>
+        <w:rPr>
+          <w:b w:val="0"/>
+        </w:rPr>
+        <w:t>![课件原图·如来禅修学体系38-摄色分别4-古源尊者-20250209（课件）·第7页](课件原图/课件原图_22831605_p07.png)</w:t>
+      </w:r>
+    </w:p>
+    <w:p>
+      <w:r>
+        <w:rPr>
+          <w:b w:val="0"/>
+        </w:rPr>
+        <w:t>![课件原图·如来禅修学体系38-摄色分别4-古源尊者-20250209（课件）·第8页](课件原图/课件原图_22831605_p08.png)</w:t>
+      </w:r>
+    </w:p>
+    <w:p>
+      <w:r>
+        <w:rPr>
+          <w:b w:val="0"/>
+        </w:rPr>
+        <w:t>![课件原图·如来禅修学体系38-摄色分别4-古源尊者-20250209（课件）·第9页](课件原图/课件原图_22831605_p09.png)</w:t>
+      </w:r>
+    </w:p>
+    <w:p>
+      <w:r>
+        <w:rPr>
+          <w:b w:val="0"/>
+        </w:rPr>
+        <w:t>![课件原图·如来禅修学体系38-摄色分别4-古源尊者-20250209（课件）·第10页](课件原图/课件原图_22831605_p10.png)</w:t>
+      </w:r>
+    </w:p>
+    <w:p>
+      <w:r>
+        <w:rPr>
+          <w:b/>
+        </w:rPr>
+        <w:t>《《阿毗达摩》</w:t>
+      </w:r>
+      <w:r>
+        <w:rPr>
+          <w:b w:val="0"/>
+        </w:rPr>
+        <w:t>（源 PDF 共渲染 10 页）：</w:t>
+      </w:r>
+    </w:p>
+    <w:p>
+      <w:r>
+        <w:rPr>
+          <w:b w:val="0"/>
+        </w:rPr>
+        <w:t>![课件原图·《阿毗达摩·第1页](课件原图/课件原图_22831605_p01.png)</w:t>
+      </w:r>
+    </w:p>
+    <w:p>
+      <w:r>
+        <w:rPr>
+          <w:b w:val="0"/>
+        </w:rPr>
+        <w:t>![课件原图·《阿毗达摩·第2页](课件原图/课件原图_22831605_p02.png)</w:t>
+      </w:r>
+    </w:p>
+    <w:p>
+      <w:r>
+        <w:rPr>
+          <w:b w:val="0"/>
+        </w:rPr>
+        <w:t>![课件原图·《阿毗达摩·第3页](课件原图/课件原图_22831605_p03.png)</w:t>
+      </w:r>
+    </w:p>
+    <w:p>
+      <w:r>
+        <w:rPr>
+          <w:b w:val="0"/>
+        </w:rPr>
+        <w:t>![课件原图·《阿毗达摩·第4页](课件原图/课件原图_22831605_p04.png)</w:t>
+      </w:r>
+    </w:p>
+    <w:p>
+      <w:r>
+        <w:rPr>
+          <w:b w:val="0"/>
+        </w:rPr>
+        <w:t>![课件原图·《阿毗达摩·第5页](课件原图/课件原图_22831605_p05.png)</w:t>
+      </w:r>
+    </w:p>
+    <w:p>
+      <w:r>
+        <w:rPr>
+          <w:b w:val="0"/>
+        </w:rPr>
+        <w:t>![课件原图·《阿毗达摩·第6页](课件原图/课件原图_22831605_p06.png)</w:t>
+      </w:r>
+    </w:p>
+    <w:p>
+      <w:r>
+        <w:rPr>
+          <w:b w:val="0"/>
+        </w:rPr>
+        <w:t>![课件原图·《阿毗达摩·第7页](课件原图/课件原图_22831605_p07.png)</w:t>
+      </w:r>
+    </w:p>
+    <w:p>
+      <w:r>
+        <w:rPr>
+          <w:b w:val="0"/>
+        </w:rPr>
+        <w:t>![课件原图·《阿毗达摩·第8页](课件原图/课件原图_22831605_p08.png)</w:t>
+      </w:r>
+    </w:p>
+    <w:p>
+      <w:r>
+        <w:rPr>
+          <w:b w:val="0"/>
+        </w:rPr>
+        <w:t>![课件原图·《阿毗达摩·第9页](课件原图/课件原图_22831605_p09.png)</w:t>
+      </w:r>
+    </w:p>
+    <w:p>
+      <w:r>
+        <w:rPr>
+          <w:b w:val="0"/>
+        </w:rPr>
+        <w:t>![课件原图·《阿毗达摩·第10页](课件原图/课件原图_22831605_p10.png)</w:t>
       </w:r>
     </w:p>
     <w:sectPr>

--- a/交付成果/第三轮修订版/第三轮4周版/读书会14_阿毗达摩基础_4周资料包（第三版修订）/Word版/第4周_色法涅槃与生活应用_主持人版.docx
+++ b/交付成果/第三轮修订版/第三轮4周版/读书会14_阿毗达摩基础_4周资料包（第三版修订）/Word版/第4周_色法涅槃与生活应用_主持人版.docx
@@ -18609,7 +18609,7 @@
         <w:rPr>
           <w:b w:val="0"/>
         </w:rPr>
-        <w:t>（自知识库媒体导出后 pymupdf 渲染，最大宽约 1200px），供投屏或板书对照；每页标注源材料与页码。共读原文文字未改。</w:t>
+        <w:t>（自知识库媒体导出后 pymupdf 渲染，最大宽约 1200px），供投屏或板书对照；每页标注源材料与页码。《共读原文》文字一字未改。</w:t>
       </w:r>
     </w:p>
     <w:p>
@@ -18617,93 +18617,62 @@
         <w:rPr>
           <w:b/>
         </w:rPr>
-        <w:t>《第016讲-色法-三密集_色聚类别_色法起源1（共修版）》</w:t>
-      </w:r>
-      <w:r>
-        <w:rPr>
-          <w:b w:val="0"/>
-        </w:rPr>
-        <w:t>（源 PDF 共渲染 10 页）：</w:t>
-      </w:r>
-    </w:p>
-    <w:p>
-      <w:r>
-        <w:rPr>
-          <w:b w:val="0"/>
-        </w:rPr>
-        <w:t>![课件原图·第016讲-色法-三密集_色聚类别_色法起源1（共修版）·第1页](课件原图/课件原图_22831605_p01.png)</w:t>
-      </w:r>
-    </w:p>
-    <w:p>
-      <w:r>
-        <w:rPr>
-          <w:b w:val="0"/>
-        </w:rPr>
-        <w:t>![课件原图·第016讲-色法-三密集_色聚类别_色法起源1（共修版）·第2页](课件原图/课件原图_22831605_p02.png)</w:t>
-      </w:r>
-    </w:p>
-    <w:p>
-      <w:r>
-        <w:rPr>
-          <w:b w:val="0"/>
-        </w:rPr>
-        <w:t>![课件原图·第016讲-色法-三密集_色聚类别_色法起源1（共修版）·第3页](课件原图/课件原图_22831605_p03.png)</w:t>
-      </w:r>
-    </w:p>
-    <w:p>
-      <w:r>
-        <w:rPr>
-          <w:b w:val="0"/>
-        </w:rPr>
-        <w:t>![课件原图·第016讲-色法-三密集_色聚类别_色法起源1（共修版）·第4页](课件原图/课件原图_22831605_p04.png)</w:t>
-      </w:r>
-    </w:p>
-    <w:p>
-      <w:r>
-        <w:rPr>
-          <w:b w:val="0"/>
-        </w:rPr>
-        <w:t>![课件原图·第016讲-色法-三密集_色聚类别_色法起源1（共修版）·第5页](课件原图/课件原图_22831605_p05.png)</w:t>
-      </w:r>
-    </w:p>
-    <w:p>
-      <w:r>
-        <w:rPr>
-          <w:b w:val="0"/>
-        </w:rPr>
-        <w:t>![课件原图·第016讲-色法-三密集_色聚类别_色法起源1（共修版）·第6页](课件原图/课件原图_22831605_p06.png)</w:t>
-      </w:r>
-    </w:p>
-    <w:p>
-      <w:r>
-        <w:rPr>
-          <w:b w:val="0"/>
-        </w:rPr>
-        <w:t>![课件原图·第016讲-色法-三密集_色聚类别_色法起源1（共修版）·第7页](课件原图/课件原图_22831605_p07.png)</w:t>
-      </w:r>
-    </w:p>
-    <w:p>
-      <w:r>
-        <w:rPr>
-          <w:b w:val="0"/>
-        </w:rPr>
-        <w:t>![课件原图·第016讲-色法-三密集_色聚类别_色法起源1（共修版）·第8页](课件原图/课件原图_22831605_p08.png)</w:t>
-      </w:r>
-    </w:p>
-    <w:p>
-      <w:r>
-        <w:rPr>
-          <w:b w:val="0"/>
-        </w:rPr>
-        <w:t>![课件原图·第016讲-色法-三密集_色聚类别_色法起源1（共修版）·第9页](课件原图/课件原图_22831605_p09.png)</w:t>
-      </w:r>
-    </w:p>
-    <w:p>
-      <w:r>
-        <w:rPr>
-          <w:b w:val="0"/>
-        </w:rPr>
-        <w:t>![课件原图·第016讲-色法-三密集_色聚类别_色法起源1（共修版）·第10页](课件原图/课件原图_22831605_p10.png)</w:t>
+        <w:t>拼版总图（整册缩略·目视定位用）</w:t>
+      </w:r>
+    </w:p>
+    <w:p>
+      <w:pPr>
+        <w:pStyle w:val="ListBullet"/>
+      </w:pPr>
+      <w:r>
+        <w:rPr>
+          <w:b w:val="0"/>
+        </w:rPr>
+        <w:t>《第016讲-色法-三密集·色聚类别·色法起源1（共修版）》：![拼版总图·《第016讲-色法-三密集·色聚类别·色法起源1（共修版）》](课件原图/拼版_9397a54a.png)</w:t>
+      </w:r>
+    </w:p>
+    <w:p>
+      <w:pPr>
+        <w:pStyle w:val="ListBullet"/>
+      </w:pPr>
+      <w:r>
+        <w:rPr>
+          <w:b w:val="0"/>
+        </w:rPr>
+        <w:t>《如来禅修学体系38-摄色分别4（课件）》：![拼版总图·《如来禅修学体系38-摄色分别4（课件）》](课件原图/拼版_d5ea52b0.png)</w:t>
+      </w:r>
+    </w:p>
+    <w:p>
+      <w:pPr>
+        <w:pStyle w:val="ListBullet"/>
+      </w:pPr>
+      <w:r>
+        <w:rPr>
+          <w:b w:val="0"/>
+        </w:rPr>
+        <w:t>《《阿毗达摩》2-摄色15~21讲思维导图+讲义》：![拼版总图·《《阿毗达摩》2-摄色15~21讲思维导图+讲义》](课件原图/拼版_32b8c667.png)</w:t>
+      </w:r>
+    </w:p>
+    <w:p>
+      <w:pPr>
+        <w:pStyle w:val="ListBullet"/>
+      </w:pPr>
+      <w:r>
+        <w:rPr>
+          <w:b w:val="0"/>
+        </w:rPr>
+        <w:t>《摄阿毗达摩义论表解-简体-完整版201802》：![拼版总图·《摄阿毗达摩义论表解-简体-完整版201802》](课件原图/拼版_713cfba9.png)</w:t>
+      </w:r>
+    </w:p>
+    <w:p>
+      <w:pPr>
+        <w:pStyle w:val="ListBullet"/>
+      </w:pPr>
+      <w:r>
+        <w:rPr>
+          <w:b w:val="0"/>
+        </w:rPr>
+        <w:t>《阿毗达摩轻松谈》：![拼版总图·《阿毗达摩轻松谈》](课件原图/拼版_b84a94f9.png)</w:t>
       </w:r>
     </w:p>
     <w:p>
@@ -18711,187 +18680,2097 @@
         <w:rPr>
           <w:b/>
         </w:rPr>
-        <w:t>《如来禅修学体系38-摄色分别4-古源尊者-20250209（课件）》</w:t>
-      </w:r>
-      <w:r>
-        <w:rPr>
-          <w:b w:val="0"/>
-        </w:rPr>
-        <w:t>（源 PDF 共渲染 10 页）：</w:t>
-      </w:r>
-    </w:p>
-    <w:p>
-      <w:r>
-        <w:rPr>
-          <w:b w:val="0"/>
-        </w:rPr>
-        <w:t>![课件原图·如来禅修学体系38-摄色分别4-古源尊者-20250209（课件）·第1页](课件原图/课件原图_22831605_p01.png)</w:t>
-      </w:r>
-    </w:p>
-    <w:p>
-      <w:r>
-        <w:rPr>
-          <w:b w:val="0"/>
-        </w:rPr>
-        <w:t>![课件原图·如来禅修学体系38-摄色分别4-古源尊者-20250209（课件）·第2页](课件原图/课件原图_22831605_p02.png)</w:t>
-      </w:r>
-    </w:p>
-    <w:p>
-      <w:r>
-        <w:rPr>
-          <w:b w:val="0"/>
-        </w:rPr>
-        <w:t>![课件原图·如来禅修学体系38-摄色分别4-古源尊者-20250209（课件）·第3页](课件原图/课件原图_22831605_p03.png)</w:t>
-      </w:r>
-    </w:p>
-    <w:p>
-      <w:r>
-        <w:rPr>
-          <w:b w:val="0"/>
-        </w:rPr>
-        <w:t>![课件原图·如来禅修学体系38-摄色分别4-古源尊者-20250209（课件）·第4页](课件原图/课件原图_22831605_p04.png)</w:t>
-      </w:r>
-    </w:p>
-    <w:p>
-      <w:r>
-        <w:rPr>
-          <w:b w:val="0"/>
-        </w:rPr>
-        <w:t>![课件原图·如来禅修学体系38-摄色分别4-古源尊者-20250209（课件）·第5页](课件原图/课件原图_22831605_p05.png)</w:t>
-      </w:r>
-    </w:p>
-    <w:p>
-      <w:r>
-        <w:rPr>
-          <w:b w:val="0"/>
-        </w:rPr>
-        <w:t>![课件原图·如来禅修学体系38-摄色分别4-古源尊者-20250209（课件）·第6页](课件原图/课件原图_22831605_p06.png)</w:t>
-      </w:r>
-    </w:p>
-    <w:p>
-      <w:r>
-        <w:rPr>
-          <w:b w:val="0"/>
-        </w:rPr>
-        <w:t>![课件原图·如来禅修学体系38-摄色分别4-古源尊者-20250209（课件）·第7页](课件原图/课件原图_22831605_p07.png)</w:t>
-      </w:r>
-    </w:p>
-    <w:p>
-      <w:r>
-        <w:rPr>
-          <w:b w:val="0"/>
-        </w:rPr>
-        <w:t>![课件原图·如来禅修学体系38-摄色分别4-古源尊者-20250209（课件）·第8页](课件原图/课件原图_22831605_p08.png)</w:t>
-      </w:r>
-    </w:p>
-    <w:p>
-      <w:r>
-        <w:rPr>
-          <w:b w:val="0"/>
-        </w:rPr>
-        <w:t>![课件原图·如来禅修学体系38-摄色分别4-古源尊者-20250209（课件）·第9页](课件原图/课件原图_22831605_p09.png)</w:t>
-      </w:r>
-    </w:p>
-    <w:p>
-      <w:r>
-        <w:rPr>
-          <w:b w:val="0"/>
-        </w:rPr>
-        <w:t>![课件原图·如来禅修学体系38-摄色分别4-古源尊者-20250209（课件）·第10页](课件原图/课件原图_22831605_p10.png)</w:t>
-      </w:r>
-    </w:p>
-    <w:p>
-      <w:r>
-        <w:rPr>
-          <w:b/>
-        </w:rPr>
-        <w:t>《《阿毗达摩》</w:t>
-      </w:r>
-      <w:r>
-        <w:rPr>
-          <w:b w:val="0"/>
-        </w:rPr>
-        <w:t>（源 PDF 共渲染 10 页）：</w:t>
-      </w:r>
-    </w:p>
-    <w:p>
-      <w:r>
-        <w:rPr>
-          <w:b w:val="0"/>
-        </w:rPr>
-        <w:t>![课件原图·《阿毗达摩·第1页](课件原图/课件原图_22831605_p01.png)</w:t>
-      </w:r>
-    </w:p>
-    <w:p>
-      <w:r>
-        <w:rPr>
-          <w:b w:val="0"/>
-        </w:rPr>
-        <w:t>![课件原图·《阿毗达摩·第2页](课件原图/课件原图_22831605_p02.png)</w:t>
-      </w:r>
-    </w:p>
-    <w:p>
-      <w:r>
-        <w:rPr>
-          <w:b w:val="0"/>
-        </w:rPr>
-        <w:t>![课件原图·《阿毗达摩·第3页](课件原图/课件原图_22831605_p03.png)</w:t>
-      </w:r>
-    </w:p>
-    <w:p>
-      <w:r>
-        <w:rPr>
-          <w:b w:val="0"/>
-        </w:rPr>
-        <w:t>![课件原图·《阿毗达摩·第4页](课件原图/课件原图_22831605_p04.png)</w:t>
-      </w:r>
-    </w:p>
-    <w:p>
-      <w:r>
-        <w:rPr>
-          <w:b w:val="0"/>
-        </w:rPr>
-        <w:t>![课件原图·《阿毗达摩·第5页](课件原图/课件原图_22831605_p05.png)</w:t>
-      </w:r>
-    </w:p>
-    <w:p>
-      <w:r>
-        <w:rPr>
-          <w:b w:val="0"/>
-        </w:rPr>
-        <w:t>![课件原图·《阿毗达摩·第6页](课件原图/课件原图_22831605_p06.png)</w:t>
-      </w:r>
-    </w:p>
-    <w:p>
-      <w:r>
-        <w:rPr>
-          <w:b w:val="0"/>
-        </w:rPr>
-        <w:t>![课件原图·《阿毗达摩·第7页](课件原图/课件原图_22831605_p07.png)</w:t>
-      </w:r>
-    </w:p>
-    <w:p>
-      <w:r>
-        <w:rPr>
-          <w:b w:val="0"/>
-        </w:rPr>
-        <w:t>![课件原图·《阿毗达摩·第8页](课件原图/课件原图_22831605_p08.png)</w:t>
-      </w:r>
-    </w:p>
-    <w:p>
-      <w:r>
-        <w:rPr>
-          <w:b w:val="0"/>
-        </w:rPr>
-        <w:t>![课件原图·《阿毗达摩·第9页](课件原图/课件原图_22831605_p09.png)</w:t>
-      </w:r>
-    </w:p>
-    <w:p>
-      <w:r>
-        <w:rPr>
-          <w:b w:val="0"/>
-        </w:rPr>
-        <w:t>![课件原图·《阿毗达摩·第10页](课件原图/课件原图_22831605_p10.png)</w:t>
+        <w:t>图形页（目视定位所得）</w:t>
+      </w:r>
+    </w:p>
+    <w:p>
+      <w:pPr>
+        <w:pStyle w:val="ListBullet"/>
+      </w:pPr>
+      <w:r>
+        <w:rPr>
+          <w:b w:val="0"/>
+        </w:rPr>
+        <w:t>《第016讲-色法-三密集·色聚类别·色法起源1（共修版）》第1页（结构图/表格）：![课件原图·《第016讲-色法-三密集·色聚类别·色法起源1（共修版）》·第1页](课件原图/课件原图_9397a54a_p01.png)</w:t>
+      </w:r>
+    </w:p>
+    <w:p>
+      <w:pPr>
+        <w:pStyle w:val="ListBullet"/>
+      </w:pPr>
+      <w:r>
+        <w:rPr>
+          <w:b w:val="0"/>
+        </w:rPr>
+        <w:t>《第016讲-色法-三密集·色聚类别·色法起源1（共修版）》第3页（结构图/表格）：![课件原图·《第016讲-色法-三密集·色聚类别·色法起源1（共修版）》·第3页](课件原图/课件原图_9397a54a_p03.png)</w:t>
+      </w:r>
+    </w:p>
+    <w:p>
+      <w:pPr>
+        <w:pStyle w:val="ListBullet"/>
+      </w:pPr>
+      <w:r>
+        <w:rPr>
+          <w:b w:val="0"/>
+        </w:rPr>
+        <w:t>《第016讲-色法-三密集·色聚类别·色法起源1（共修版）》第8页（结构图/表格）：![课件原图·《第016讲-色法-三密集·色聚类别·色法起源1（共修版）》·第8页](课件原图/课件原图_9397a54a_p08.png)</w:t>
+      </w:r>
+    </w:p>
+    <w:p>
+      <w:pPr>
+        <w:pStyle w:val="ListBullet"/>
+      </w:pPr>
+      <w:r>
+        <w:rPr>
+          <w:b w:val="0"/>
+        </w:rPr>
+        <w:t>《第016讲-色法-三密集·色聚类别·色法起源1（共修版）》第10页（结构图/表格）：![课件原图·《第016讲-色法-三密集·色聚类别·色法起源1（共修版）》·第10页](课件原图/课件原图_9397a54a_p10.png)</w:t>
+      </w:r>
+    </w:p>
+    <w:p>
+      <w:pPr>
+        <w:pStyle w:val="ListBullet"/>
+      </w:pPr>
+      <w:r>
+        <w:rPr>
+          <w:b w:val="0"/>
+        </w:rPr>
+        <w:t>《第016讲-色法-三密集·色聚类别·色法起源1（共修版）》第12页（结构图/表格）：![课件原图·《第016讲-色法-三密集·色聚类别·色法起源1（共修版）》·第12页](课件原图/课件原图_9397a54a_p12.png)</w:t>
+      </w:r>
+    </w:p>
+    <w:p>
+      <w:pPr>
+        <w:pStyle w:val="ListBullet"/>
+      </w:pPr>
+      <w:r>
+        <w:rPr>
+          <w:b w:val="0"/>
+        </w:rPr>
+        <w:t>《第016讲-色法-三密集·色聚类别·色法起源1（共修版）》第14页（结构图/表格）：![课件原图·《第016讲-色法-三密集·色聚类别·色法起源1（共修版）》·第14页](课件原图/课件原图_9397a54a_p14.png)</w:t>
+      </w:r>
+    </w:p>
+    <w:p>
+      <w:pPr>
+        <w:pStyle w:val="ListBullet"/>
+      </w:pPr>
+      <w:r>
+        <w:rPr>
+          <w:b w:val="0"/>
+        </w:rPr>
+        <w:t>《如来禅修学体系38-摄色分别4（课件）》第2页（示意图/关系图/表格）：![课件原图·《如来禅修学体系38-摄色分别4（课件）》·第2页](课件原图/课件原图_d5ea52b0_p02.png)</w:t>
+      </w:r>
+    </w:p>
+    <w:p>
+      <w:pPr>
+        <w:pStyle w:val="ListBullet"/>
+      </w:pPr>
+      <w:r>
+        <w:rPr>
+          <w:b w:val="0"/>
+        </w:rPr>
+        <w:t>《如来禅修学体系38-摄色分别4（课件）》第3页（示意图/关系图/表格）：![课件原图·《如来禅修学体系38-摄色分别4（课件）》·第3页](课件原图/课件原图_d5ea52b0_p03.png)</w:t>
+      </w:r>
+    </w:p>
+    <w:p>
+      <w:pPr>
+        <w:pStyle w:val="ListBullet"/>
+      </w:pPr>
+      <w:r>
+        <w:rPr>
+          <w:b w:val="0"/>
+        </w:rPr>
+        <w:t>《如来禅修学体系38-摄色分别4（课件）》第5页（示意图/关系图/表格）：![课件原图·《如来禅修学体系38-摄色分别4（课件）》·第5页](课件原图/课件原图_d5ea52b0_p05.png)</w:t>
+      </w:r>
+    </w:p>
+    <w:p>
+      <w:pPr>
+        <w:pStyle w:val="ListBullet"/>
+      </w:pPr>
+      <w:r>
+        <w:rPr>
+          <w:b w:val="0"/>
+        </w:rPr>
+        <w:t>《如来禅修学体系38-摄色分别4（课件）》第6页（示意图/关系图/表格）：![课件原图·《如来禅修学体系38-摄色分别4（课件）》·第6页](课件原图/课件原图_d5ea52b0_p06.png)</w:t>
+      </w:r>
+    </w:p>
+    <w:p>
+      <w:pPr>
+        <w:pStyle w:val="ListBullet"/>
+      </w:pPr>
+      <w:r>
+        <w:rPr>
+          <w:b w:val="0"/>
+        </w:rPr>
+        <w:t>《如来禅修学体系38-摄色分别4（课件）》第8页（示意图/关系图/表格）：![课件原图·《如来禅修学体系38-摄色分别4（课件）》·第8页](课件原图/课件原图_d5ea52b0_p08.png)</w:t>
+      </w:r>
+    </w:p>
+    <w:p>
+      <w:pPr>
+        <w:pStyle w:val="ListBullet"/>
+      </w:pPr>
+      <w:r>
+        <w:rPr>
+          <w:b w:val="0"/>
+        </w:rPr>
+        <w:t>《如来禅修学体系38-摄色分别4（课件）》第9页（示意图/关系图/表格）：![课件原图·《如来禅修学体系38-摄色分别4（课件）》·第9页](课件原图/课件原图_d5ea52b0_p09.png)</w:t>
+      </w:r>
+    </w:p>
+    <w:p>
+      <w:pPr>
+        <w:pStyle w:val="ListBullet"/>
+      </w:pPr>
+      <w:r>
+        <w:rPr>
+          <w:b w:val="0"/>
+        </w:rPr>
+        <w:t>《如来禅修学体系38-摄色分别4（课件）》第11页（示意图/关系图/表格）：![课件原图·《如来禅修学体系38-摄色分别4（课件）》·第11页](课件原图/课件原图_d5ea52b0_p11.png)</w:t>
+      </w:r>
+    </w:p>
+    <w:p>
+      <w:pPr>
+        <w:pStyle w:val="ListBullet"/>
+      </w:pPr>
+      <w:r>
+        <w:rPr>
+          <w:b w:val="0"/>
+        </w:rPr>
+        <w:t>《如来禅修学体系38-摄色分别4（课件）》第12页（示意图/关系图/表格）：![课件原图·《如来禅修学体系38-摄色分别4（课件）》·第12页](课件原图/课件原图_d5ea52b0_p12.png)</w:t>
+      </w:r>
+    </w:p>
+    <w:p>
+      <w:pPr>
+        <w:pStyle w:val="ListBullet"/>
+      </w:pPr>
+      <w:r>
+        <w:rPr>
+          <w:b w:val="0"/>
+        </w:rPr>
+        <w:t>《如来禅修学体系38-摄色分别4（课件）》第14页（示意图/关系图/表格）：![课件原图·《如来禅修学体系38-摄色分别4（课件）》·第14页](课件原图/课件原图_d5ea52b0_p14.png)</w:t>
+      </w:r>
+    </w:p>
+    <w:p>
+      <w:pPr>
+        <w:pStyle w:val="ListBullet"/>
+      </w:pPr>
+      <w:r>
+        <w:rPr>
+          <w:b w:val="0"/>
+        </w:rPr>
+        <w:t>《如来禅修学体系38-摄色分别4（课件）》第15页（示意图/关系图/表格）：![课件原图·《如来禅修学体系38-摄色分别4（课件）》·第15页](课件原图/课件原图_d5ea52b0_p15.png)</w:t>
+      </w:r>
+    </w:p>
+    <w:p>
+      <w:pPr>
+        <w:pStyle w:val="ListBullet"/>
+      </w:pPr>
+      <w:r>
+        <w:rPr>
+          <w:b w:val="0"/>
+        </w:rPr>
+        <w:t>《如来禅修学体系38-摄色分别4（课件）》第16页（示意图/关系图/表格）：![课件原图·《如来禅修学体系38-摄色分别4（课件）》·第16页](课件原图/课件原图_d5ea52b0_p16.png)</w:t>
+      </w:r>
+    </w:p>
+    <w:p>
+      <w:pPr>
+        <w:pStyle w:val="ListBullet"/>
+      </w:pPr>
+      <w:r>
+        <w:rPr>
+          <w:b w:val="0"/>
+        </w:rPr>
+        <w:t>《如来禅修学体系38-摄色分别4（课件）》第17页（示意图/关系图/表格）：![课件原图·《如来禅修学体系38-摄色分别4（课件）》·第17页](课件原图/课件原图_d5ea52b0_p17.png)</w:t>
+      </w:r>
+    </w:p>
+    <w:p>
+      <w:pPr>
+        <w:pStyle w:val="ListBullet"/>
+      </w:pPr>
+      <w:r>
+        <w:rPr>
+          <w:b w:val="0"/>
+        </w:rPr>
+        <w:t>《如来禅修学体系38-摄色分别4（课件）》第20页（示意图/关系图/表格）：![课件原图·《如来禅修学体系38-摄色分别4（课件）》·第20页](课件原图/课件原图_d5ea52b0_p20.png)</w:t>
+      </w:r>
+    </w:p>
+    <w:p>
+      <w:pPr>
+        <w:pStyle w:val="ListBullet"/>
+      </w:pPr>
+      <w:r>
+        <w:rPr>
+          <w:b w:val="0"/>
+        </w:rPr>
+        <w:t>《《阿毗达摩》2-摄色15~21讲思维导图+讲义》第3页（思维导图/流程图/表格）：![课件原图·《《阿毗达摩》2-摄色15~21讲思维导图+讲义》·第3页](课件原图/课件原图_32b8c667_p03.png)</w:t>
+      </w:r>
+    </w:p>
+    <w:p>
+      <w:pPr>
+        <w:pStyle w:val="ListBullet"/>
+      </w:pPr>
+      <w:r>
+        <w:rPr>
+          <w:b w:val="0"/>
+        </w:rPr>
+        <w:t>《《阿毗达摩》2-摄色15~21讲思维导图+讲义》第21页（思维导图/流程图/表格）：![课件原图·《《阿毗达摩》2-摄色15~21讲思维导图+讲义》·第21页](课件原图/课件原图_32b8c667_p21.png)</w:t>
+      </w:r>
+    </w:p>
+    <w:p>
+      <w:pPr>
+        <w:pStyle w:val="ListBullet"/>
+      </w:pPr>
+      <w:r>
+        <w:rPr>
+          <w:b w:val="0"/>
+        </w:rPr>
+        <w:t>《《阿毗达摩》2-摄色15~21讲思维导图+讲义》第25页（思维导图/流程图/表格）：![课件原图·《《阿毗达摩》2-摄色15~21讲思维导图+讲义》·第25页](课件原图/课件原图_32b8c667_p25.png)</w:t>
+      </w:r>
+    </w:p>
+    <w:p>
+      <w:pPr>
+        <w:pStyle w:val="ListBullet"/>
+      </w:pPr>
+      <w:r>
+        <w:rPr>
+          <w:b w:val="0"/>
+        </w:rPr>
+        <w:t>《《阿毗达摩》2-摄色15~21讲思维导图+讲义》第26页（思维导图/流程图/表格）：![课件原图·《《阿毗达摩》2-摄色15~21讲思维导图+讲义》·第26页](课件原图/课件原图_32b8c667_p26.png)</w:t>
+      </w:r>
+    </w:p>
+    <w:p>
+      <w:pPr>
+        <w:pStyle w:val="ListBullet"/>
+      </w:pPr>
+      <w:r>
+        <w:rPr>
+          <w:b w:val="0"/>
+        </w:rPr>
+        <w:t>《《阿毗达摩》2-摄色15~21讲思维导图+讲义》第27页（思维导图/流程图/表格）：![课件原图·《《阿毗达摩》2-摄色15~21讲思维导图+讲义》·第27页](课件原图/课件原图_32b8c667_p27.png)</w:t>
+      </w:r>
+    </w:p>
+    <w:p>
+      <w:pPr>
+        <w:pStyle w:val="ListBullet"/>
+      </w:pPr>
+      <w:r>
+        <w:rPr>
+          <w:b w:val="0"/>
+        </w:rPr>
+        <w:t>《《阿毗达摩》2-摄色15~21讲思维导图+讲义》第31页（思维导图/流程图/表格）：![课件原图·《《阿毗达摩》2-摄色15~21讲思维导图+讲义》·第31页](课件原图/课件原图_32b8c667_p31.png)</w:t>
+      </w:r>
+    </w:p>
+    <w:p>
+      <w:pPr>
+        <w:pStyle w:val="ListBullet"/>
+      </w:pPr>
+      <w:r>
+        <w:rPr>
+          <w:b w:val="0"/>
+        </w:rPr>
+        <w:t>《《阿毗达摩》2-摄色15~21讲思维导图+讲义》第33页（思维导图/流程图/表格）：![课件原图·《《阿毗达摩》2-摄色15~21讲思维导图+讲义》·第33页](课件原图/课件原图_32b8c667_p33.png)</w:t>
+      </w:r>
+    </w:p>
+    <w:p>
+      <w:pPr>
+        <w:pStyle w:val="ListBullet"/>
+      </w:pPr>
+      <w:r>
+        <w:rPr>
+          <w:b w:val="0"/>
+        </w:rPr>
+        <w:t>《《阿毗达摩》2-摄色15~21讲思维导图+讲义》第41页（思维导图/流程图/表格）：![课件原图·《《阿毗达摩》2-摄色15~21讲思维导图+讲义》·第41页](课件原图/课件原图_32b8c667_p41.png)</w:t>
+      </w:r>
+    </w:p>
+    <w:p>
+      <w:pPr>
+        <w:pStyle w:val="ListBullet"/>
+      </w:pPr>
+      <w:r>
+        <w:rPr>
+          <w:b w:val="0"/>
+        </w:rPr>
+        <w:t>《《阿毗达摩》2-摄色15~21讲思维导图+讲义》第46页（思维导图/流程图/表格）：![课件原图·《《阿毗达摩》2-摄色15~21讲思维导图+讲义》·第46页](课件原图/课件原图_32b8c667_p46.png)</w:t>
+      </w:r>
+    </w:p>
+    <w:p>
+      <w:pPr>
+        <w:pStyle w:val="ListBullet"/>
+      </w:pPr>
+      <w:r>
+        <w:rPr>
+          <w:b w:val="0"/>
+        </w:rPr>
+        <w:t>《《阿毗达摩》2-摄色15~21讲思维导图+讲义》第60页（思维导图/流程图/表格）：![课件原图·《《阿毗达摩》2-摄色15~21讲思维导图+讲义》·第60页](课件原图/课件原图_32b8c667_p60.png)</w:t>
+      </w:r>
+    </w:p>
+    <w:p>
+      <w:pPr>
+        <w:pStyle w:val="ListBullet"/>
+      </w:pPr>
+      <w:r>
+        <w:rPr>
+          <w:b w:val="0"/>
+        </w:rPr>
+        <w:t>《《阿毗达摩》2-摄色15~21讲思维导图+讲义》第67页（思维导图/流程图/表格）：![课件原图·《《阿毗达摩》2-摄色15~21讲思维导图+讲义》·第67页](课件原图/课件原图_32b8c667_p67.png)</w:t>
+      </w:r>
+    </w:p>
+    <w:p>
+      <w:pPr>
+        <w:pStyle w:val="ListBullet"/>
+      </w:pPr>
+      <w:r>
+        <w:rPr>
+          <w:b w:val="0"/>
+        </w:rPr>
+        <w:t>《《阿毗达摩》2-摄色15~21讲思维导图+讲义》第69页（思维导图/流程图/表格）：![课件原图·《《阿毗达摩》2-摄色15~21讲思维导图+讲义》·第69页](课件原图/课件原图_32b8c667_p69.png)</w:t>
+      </w:r>
+    </w:p>
+    <w:p>
+      <w:pPr>
+        <w:pStyle w:val="ListBullet"/>
+      </w:pPr>
+      <w:r>
+        <w:rPr>
+          <w:b w:val="0"/>
+        </w:rPr>
+        <w:t>《《阿毗达摩》2-摄色15~21讲思维导图+讲义》第71页（思维导图/流程图/表格）：![课件原图·《《阿毗达摩》2-摄色15~21讲思维导图+讲义》·第71页](课件原图/课件原图_32b8c667_p71.png)</w:t>
+      </w:r>
+    </w:p>
+    <w:p>
+      <w:pPr>
+        <w:pStyle w:val="ListBullet"/>
+      </w:pPr>
+      <w:r>
+        <w:rPr>
+          <w:b w:val="0"/>
+        </w:rPr>
+        <w:t>《《阿毗达摩》2-摄色15~21讲思维导图+讲义》第73页（思维导图/流程图/表格）：![课件原图·《《阿毗达摩》2-摄色15~21讲思维导图+讲义》·第73页](课件原图/课件原图_32b8c667_p73.png)</w:t>
+      </w:r>
+    </w:p>
+    <w:p>
+      <w:pPr>
+        <w:pStyle w:val="ListBullet"/>
+      </w:pPr>
+      <w:r>
+        <w:rPr>
+          <w:b w:val="0"/>
+        </w:rPr>
+        <w:t>《《阿毗达摩》2-摄色15~21讲思维导图+讲义》第74页（思维导图/流程图/表格）：![课件原图·《《阿毗达摩》2-摄色15~21讲思维导图+讲义》·第74页](课件原图/课件原图_32b8c667_p74.png)</w:t>
+      </w:r>
+    </w:p>
+    <w:p>
+      <w:pPr>
+        <w:pStyle w:val="ListBullet"/>
+      </w:pPr>
+      <w:r>
+        <w:rPr>
+          <w:b w:val="0"/>
+        </w:rPr>
+        <w:t>《《阿毗达摩》2-摄色15~21讲思维导图+讲义》第75页（思维导图/流程图/表格）：![课件原图·《《阿毗达摩》2-摄色15~21讲思维导图+讲义》·第75页](课件原图/课件原图_32b8c667_p75.png)</w:t>
+      </w:r>
+    </w:p>
+    <w:p>
+      <w:pPr>
+        <w:pStyle w:val="ListBullet"/>
+      </w:pPr>
+      <w:r>
+        <w:rPr>
+          <w:b w:val="0"/>
+        </w:rPr>
+        <w:t>《《阿毗达摩》2-摄色15~21讲思维导图+讲义》第76页（思维导图/流程图/表格）：![课件原图·《《阿毗达摩》2-摄色15~21讲思维导图+讲义》·第76页](课件原图/课件原图_32b8c667_p76.png)</w:t>
+      </w:r>
+    </w:p>
+    <w:p>
+      <w:pPr>
+        <w:pStyle w:val="ListBullet"/>
+      </w:pPr>
+      <w:r>
+        <w:rPr>
+          <w:b w:val="0"/>
+        </w:rPr>
+        <w:t>《《阿毗达摩》2-摄色15~21讲思维导图+讲义》第81页（思维导图/流程图/表格）：![课件原图·《《阿毗达摩》2-摄色15~21讲思维导图+讲义》·第81页](课件原图/课件原图_32b8c667_p81.png)</w:t>
+      </w:r>
+    </w:p>
+    <w:p>
+      <w:pPr>
+        <w:pStyle w:val="ListBullet"/>
+      </w:pPr>
+      <w:r>
+        <w:rPr>
+          <w:b w:val="0"/>
+        </w:rPr>
+        <w:t>《《阿毗达摩》2-摄色15~21讲思维导图+讲义》第85页（思维导图/流程图/表格）：![课件原图·《《阿毗达摩》2-摄色15~21讲思维导图+讲义》·第85页](课件原图/课件原图_32b8c667_p85.png)</w:t>
+      </w:r>
+    </w:p>
+    <w:p>
+      <w:pPr>
+        <w:pStyle w:val="ListBullet"/>
+      </w:pPr>
+      <w:r>
+        <w:rPr>
+          <w:b w:val="0"/>
+        </w:rPr>
+        <w:t>《《阿毗达摩》2-摄色15~21讲思维导图+讲义》第103页（思维导图/流程图/表格）：![课件原图·《《阿毗达摩》2-摄色15~21讲思维导图+讲义》·第103页](课件原图/课件原图_32b8c667_p103.png)</w:t>
+      </w:r>
+    </w:p>
+    <w:p>
+      <w:pPr>
+        <w:pStyle w:val="ListBullet"/>
+      </w:pPr>
+      <w:r>
+        <w:rPr>
+          <w:b w:val="0"/>
+        </w:rPr>
+        <w:t>《《阿毗达摩》2-摄色15~21讲思维导图+讲义》第104页（思维导图/流程图/表格）：![课件原图·《《阿毗达摩》2-摄色15~21讲思维导图+讲义》·第104页](课件原图/课件原图_32b8c667_p104.png)</w:t>
+      </w:r>
+    </w:p>
+    <w:p>
+      <w:pPr>
+        <w:pStyle w:val="ListBullet"/>
+      </w:pPr>
+      <w:r>
+        <w:rPr>
+          <w:b w:val="0"/>
+        </w:rPr>
+        <w:t>《《阿毗达摩》2-摄色15~21讲思维导图+讲义》第105页（思维导图/流程图/表格）：![课件原图·《《阿毗达摩》2-摄色15~21讲思维导图+讲义》·第105页](课件原图/课件原图_32b8c667_p105.png)</w:t>
+      </w:r>
+    </w:p>
+    <w:p>
+      <w:pPr>
+        <w:pStyle w:val="ListBullet"/>
+      </w:pPr>
+      <w:r>
+        <w:rPr>
+          <w:b w:val="0"/>
+        </w:rPr>
+        <w:t>《《阿毗达摩》2-摄色15~21讲思维导图+讲义》第111页（思维导图/流程图/表格）：![课件原图·《《阿毗达摩》2-摄色15~21讲思维导图+讲义》·第111页](课件原图/课件原图_32b8c667_p111.png)</w:t>
+      </w:r>
+    </w:p>
+    <w:p>
+      <w:pPr>
+        <w:pStyle w:val="ListBullet"/>
+      </w:pPr>
+      <w:r>
+        <w:rPr>
+          <w:b w:val="0"/>
+        </w:rPr>
+        <w:t>《《阿毗达摩》2-摄色15~21讲思维导图+讲义》第114页（思维导图/流程图/表格）：![课件原图·《《阿毗达摩》2-摄色15~21讲思维导图+讲义》·第114页](课件原图/课件原图_32b8c667_p114.png)</w:t>
+      </w:r>
+    </w:p>
+    <w:p>
+      <w:pPr>
+        <w:pStyle w:val="ListBullet"/>
+      </w:pPr>
+      <w:r>
+        <w:rPr>
+          <w:b w:val="0"/>
+        </w:rPr>
+        <w:t>《《阿毗达摩》2-摄色15~21讲思维导图+讲义》第115页（思维导图/流程图/表格）：![课件原图·《《阿毗达摩》2-摄色15~21讲思维导图+讲义》·第115页](课件原图/课件原图_32b8c667_p115.png)</w:t>
+      </w:r>
+    </w:p>
+    <w:p>
+      <w:pPr>
+        <w:pStyle w:val="ListBullet"/>
+      </w:pPr>
+      <w:r>
+        <w:rPr>
+          <w:b w:val="0"/>
+        </w:rPr>
+        <w:t>《《阿毗达摩》2-摄色15~21讲思维导图+讲义》第120页（思维导图/流程图/表格）：![课件原图·《《阿毗达摩》2-摄色15~21讲思维导图+讲义》·第120页](课件原图/课件原图_32b8c667_p120.png)</w:t>
+      </w:r>
+    </w:p>
+    <w:p>
+      <w:pPr>
+        <w:pStyle w:val="ListBullet"/>
+      </w:pPr>
+      <w:r>
+        <w:rPr>
+          <w:b w:val="0"/>
+        </w:rPr>
+        <w:t>《《阿毗达摩》2-摄色15~21讲思维导图+讲义》第121页（思维导图/流程图/表格）：![课件原图·《《阿毗达摩》2-摄色15~21讲思维导图+讲义》·第121页](课件原图/课件原图_32b8c667_p121.png)</w:t>
+      </w:r>
+    </w:p>
+    <w:p>
+      <w:pPr>
+        <w:pStyle w:val="ListBullet"/>
+      </w:pPr>
+      <w:r>
+        <w:rPr>
+          <w:b w:val="0"/>
+        </w:rPr>
+        <w:t>《《阿毗达摩》2-摄色15~21讲思维导图+讲义》第122页（思维导图/流程图/表格）：![课件原图·《《阿毗达摩》2-摄色15~21讲思维导图+讲义》·第122页](课件原图/课件原图_32b8c667_p122.png)</w:t>
+      </w:r>
+    </w:p>
+    <w:p>
+      <w:pPr>
+        <w:pStyle w:val="ListBullet"/>
+      </w:pPr>
+      <w:r>
+        <w:rPr>
+          <w:b w:val="0"/>
+        </w:rPr>
+        <w:t>《《阿毗达摩》2-摄色15~21讲思维导图+讲义》第123页（思维导图/流程图/表格）：![课件原图·《《阿毗达摩》2-摄色15~21讲思维导图+讲义》·第123页](课件原图/课件原图_32b8c667_p123.png)</w:t>
+      </w:r>
+    </w:p>
+    <w:p>
+      <w:pPr>
+        <w:pStyle w:val="ListBullet"/>
+      </w:pPr>
+      <w:r>
+        <w:rPr>
+          <w:b w:val="0"/>
+        </w:rPr>
+        <w:t>《《阿毗达摩》2-摄色15~21讲思维导图+讲义》第124页（思维导图/流程图/表格）：![课件原图·《《阿毗达摩》2-摄色15~21讲思维导图+讲义》·第124页](课件原图/课件原图_32b8c667_p124.png)</w:t>
+      </w:r>
+    </w:p>
+    <w:p>
+      <w:pPr>
+        <w:pStyle w:val="ListBullet"/>
+      </w:pPr>
+      <w:r>
+        <w:rPr>
+          <w:b w:val="0"/>
+        </w:rPr>
+        <w:t>《《阿毗达摩》2-摄色15~21讲思维导图+讲义》第128页（思维导图/流程图/表格）：![课件原图·《《阿毗达摩》2-摄色15~21讲思维导图+讲义》·第128页](课件原图/课件原图_32b8c667_p128.png)</w:t>
+      </w:r>
+    </w:p>
+    <w:p>
+      <w:pPr>
+        <w:pStyle w:val="ListBullet"/>
+      </w:pPr>
+      <w:r>
+        <w:rPr>
+          <w:b w:val="0"/>
+        </w:rPr>
+        <w:t>《《阿毗达摩》2-摄色15~21讲思维导图+讲义》第130页（思维导图/流程图/表格）：![课件原图·《《阿毗达摩》2-摄色15~21讲思维导图+讲义》·第130页](课件原图/课件原图_32b8c667_p130.png)</w:t>
+      </w:r>
+    </w:p>
+    <w:p>
+      <w:pPr>
+        <w:pStyle w:val="ListBullet"/>
+      </w:pPr>
+      <w:r>
+        <w:rPr>
+          <w:b w:val="0"/>
+        </w:rPr>
+        <w:t>《《阿毗达摩》2-摄色15~21讲思维导图+讲义》第132页（思维导图/流程图/表格）：![课件原图·《《阿毗达摩》2-摄色15~21讲思维导图+讲义》·第132页](课件原图/课件原图_32b8c667_p132.png)</w:t>
+      </w:r>
+    </w:p>
+    <w:p>
+      <w:pPr>
+        <w:pStyle w:val="ListBullet"/>
+      </w:pPr>
+      <w:r>
+        <w:rPr>
+          <w:b w:val="0"/>
+        </w:rPr>
+        <w:t>《《阿毗达摩》2-摄色15~21讲思维导图+讲义》第133页（思维导图/流程图/表格）：![课件原图·《《阿毗达摩》2-摄色15~21讲思维导图+讲义》·第133页](课件原图/课件原图_32b8c667_p133.png)</w:t>
+      </w:r>
+    </w:p>
+    <w:p>
+      <w:pPr>
+        <w:pStyle w:val="ListBullet"/>
+      </w:pPr>
+      <w:r>
+        <w:rPr>
+          <w:b w:val="0"/>
+        </w:rPr>
+        <w:t>《《阿毗达摩》2-摄色15~21讲思维导图+讲义》第135页（思维导图/流程图/表格）：![课件原图·《《阿毗达摩》2-摄色15~21讲思维导图+讲义》·第135页](课件原图/课件原图_32b8c667_p135.png)</w:t>
+      </w:r>
+    </w:p>
+    <w:p>
+      <w:pPr>
+        <w:pStyle w:val="ListBullet"/>
+      </w:pPr>
+      <w:r>
+        <w:rPr>
+          <w:b w:val="0"/>
+        </w:rPr>
+        <w:t>《《阿毗达摩》2-摄色15~21讲思维导图+讲义》第136页（思维导图/流程图/表格）：![课件原图·《《阿毗达摩》2-摄色15~21讲思维导图+讲义》·第136页](课件原图/课件原图_32b8c667_p136.png)</w:t>
+      </w:r>
+    </w:p>
+    <w:p>
+      <w:pPr>
+        <w:pStyle w:val="ListBullet"/>
+      </w:pPr>
+      <w:r>
+        <w:rPr>
+          <w:b w:val="0"/>
+        </w:rPr>
+        <w:t>《《阿毗达摩》2-摄色15~21讲思维导图+讲义》第140页（思维导图/流程图/表格）：![课件原图·《《阿毗达摩》2-摄色15~21讲思维导图+讲义》·第140页](课件原图/课件原图_32b8c667_p140.png)</w:t>
+      </w:r>
+    </w:p>
+    <w:p>
+      <w:pPr>
+        <w:pStyle w:val="ListBullet"/>
+      </w:pPr>
+      <w:r>
+        <w:rPr>
+          <w:b w:val="0"/>
+        </w:rPr>
+        <w:t>《《阿毗达摩》2-摄色15~21讲思维导图+讲义》第143页（思维导图/流程图/表格）：![课件原图·《《阿毗达摩》2-摄色15~21讲思维导图+讲义》·第143页](课件原图/课件原图_32b8c667_p143.png)</w:t>
+      </w:r>
+    </w:p>
+    <w:p>
+      <w:pPr>
+        <w:pStyle w:val="ListBullet"/>
+      </w:pPr>
+      <w:r>
+        <w:rPr>
+          <w:b w:val="0"/>
+        </w:rPr>
+        <w:t>《摄阿毗达摩义论表解-简体-完整版201802》第2页（表/图版（缘表·结构图））：![课件原图·《摄阿毗达摩义论表解-简体-完整版201802》·第2页](课件原图/课件原图_713cfba9_p02.png)</w:t>
+      </w:r>
+    </w:p>
+    <w:p>
+      <w:pPr>
+        <w:pStyle w:val="ListBullet"/>
+      </w:pPr>
+      <w:r>
+        <w:rPr>
+          <w:b w:val="0"/>
+        </w:rPr>
+        <w:t>《摄阿毗达摩义论表解-简体-完整版201802》第15页（表/图版（缘表·结构图））：![课件原图·《摄阿毗达摩义论表解-简体-完整版201802》·第15页](课件原图/课件原图_713cfba9_p15.png)</w:t>
+      </w:r>
+    </w:p>
+    <w:p>
+      <w:pPr>
+        <w:pStyle w:val="ListBullet"/>
+      </w:pPr>
+      <w:r>
+        <w:rPr>
+          <w:b w:val="0"/>
+        </w:rPr>
+        <w:t>《摄阿毗达摩义论表解-简体-完整版201802》第16页（表/图版（缘表·结构图））：![课件原图·《摄阿毗达摩义论表解-简体-完整版201802》·第16页](课件原图/课件原图_713cfba9_p16.png)</w:t>
+      </w:r>
+    </w:p>
+    <w:p>
+      <w:pPr>
+        <w:pStyle w:val="ListBullet"/>
+      </w:pPr>
+      <w:r>
+        <w:rPr>
+          <w:b w:val="0"/>
+        </w:rPr>
+        <w:t>《摄阿毗达摩义论表解-简体-完整版201802》第17页（表/图版（缘表·结构图））：![课件原图·《摄阿毗达摩义论表解-简体-完整版201802》·第17页](课件原图/课件原图_713cfba9_p17.png)</w:t>
+      </w:r>
+    </w:p>
+    <w:p>
+      <w:pPr>
+        <w:pStyle w:val="ListBullet"/>
+      </w:pPr>
+      <w:r>
+        <w:rPr>
+          <w:b w:val="0"/>
+        </w:rPr>
+        <w:t>《摄阿毗达摩义论表解-简体-完整版201802》第20页（表/图版（缘表·结构图））：![课件原图·《摄阿毗达摩义论表解-简体-完整版201802》·第20页](课件原图/课件原图_713cfba9_p20.png)</w:t>
+      </w:r>
+    </w:p>
+    <w:p>
+      <w:pPr>
+        <w:pStyle w:val="ListBullet"/>
+      </w:pPr>
+      <w:r>
+        <w:rPr>
+          <w:b w:val="0"/>
+        </w:rPr>
+        <w:t>《摄阿毗达摩义论表解-简体-完整版201802》第21页（表/图版（缘表·结构图））：![课件原图·《摄阿毗达摩义论表解-简体-完整版201802》·第21页](课件原图/课件原图_713cfba9_p21.png)</w:t>
+      </w:r>
+    </w:p>
+    <w:p>
+      <w:pPr>
+        <w:pStyle w:val="ListBullet"/>
+      </w:pPr>
+      <w:r>
+        <w:rPr>
+          <w:b w:val="0"/>
+        </w:rPr>
+        <w:t>《摄阿毗达摩义论表解-简体-完整版201802》第30页（表/图版（缘表·结构图））：![课件原图·《摄阿毗达摩义论表解-简体-完整版201802》·第30页](课件原图/课件原图_713cfba9_p30.png)</w:t>
+      </w:r>
+    </w:p>
+    <w:p>
+      <w:pPr>
+        <w:pStyle w:val="ListBullet"/>
+      </w:pPr>
+      <w:r>
+        <w:rPr>
+          <w:b w:val="0"/>
+        </w:rPr>
+        <w:t>《摄阿毗达摩义论表解-简体-完整版201802》第34页（表/图版（缘表·结构图））：![课件原图·《摄阿毗达摩义论表解-简体-完整版201802》·第34页](课件原图/课件原图_713cfba9_p34.png)</w:t>
+      </w:r>
+    </w:p>
+    <w:p>
+      <w:pPr>
+        <w:pStyle w:val="ListBullet"/>
+      </w:pPr>
+      <w:r>
+        <w:rPr>
+          <w:b w:val="0"/>
+        </w:rPr>
+        <w:t>《摄阿毗达摩义论表解-简体-完整版201802》第35页（表/图版（缘表·结构图））：![课件原图·《摄阿毗达摩义论表解-简体-完整版201802》·第35页](课件原图/课件原图_713cfba9_p35.png)</w:t>
+      </w:r>
+    </w:p>
+    <w:p>
+      <w:pPr>
+        <w:pStyle w:val="ListBullet"/>
+      </w:pPr>
+      <w:r>
+        <w:rPr>
+          <w:b w:val="0"/>
+        </w:rPr>
+        <w:t>《摄阿毗达摩义论表解-简体-完整版201802》第36页（表/图版（缘表·结构图））：![课件原图·《摄阿毗达摩义论表解-简体-完整版201802》·第36页](课件原图/课件原图_713cfba9_p36.png)</w:t>
+      </w:r>
+    </w:p>
+    <w:p>
+      <w:pPr>
+        <w:pStyle w:val="ListBullet"/>
+      </w:pPr>
+      <w:r>
+        <w:rPr>
+          <w:b w:val="0"/>
+        </w:rPr>
+        <w:t>《摄阿毗达摩义论表解-简体-完整版201802》第47页（表/图版（缘表·结构图））：![课件原图·《摄阿毗达摩义论表解-简体-完整版201802》·第47页](课件原图/课件原图_713cfba9_p47.png)</w:t>
+      </w:r>
+    </w:p>
+    <w:p>
+      <w:pPr>
+        <w:pStyle w:val="ListBullet"/>
+      </w:pPr>
+      <w:r>
+        <w:rPr>
+          <w:b w:val="0"/>
+        </w:rPr>
+        <w:t>《摄阿毗达摩义论表解-简体-完整版201802》第49页（表/图版（缘表·结构图））：![课件原图·《摄阿毗达摩义论表解-简体-完整版201802》·第49页](课件原图/课件原图_713cfba9_p49.png)</w:t>
+      </w:r>
+    </w:p>
+    <w:p>
+      <w:pPr>
+        <w:pStyle w:val="ListBullet"/>
+      </w:pPr>
+      <w:r>
+        <w:rPr>
+          <w:b w:val="0"/>
+        </w:rPr>
+        <w:t>《摄阿毗达摩义论表解-简体-完整版201802》第50页（表/图版（缘表·结构图））：![课件原图·《摄阿毗达摩义论表解-简体-完整版201802》·第50页](课件原图/课件原图_713cfba9_p50.png)</w:t>
+      </w:r>
+    </w:p>
+    <w:p>
+      <w:pPr>
+        <w:pStyle w:val="ListBullet"/>
+      </w:pPr>
+      <w:r>
+        <w:rPr>
+          <w:b w:val="0"/>
+        </w:rPr>
+        <w:t>《摄阿毗达摩义论表解-简体-完整版201802》第51页（表/图版（缘表·结构图））：![课件原图·《摄阿毗达摩义论表解-简体-完整版201802》·第51页](课件原图/课件原图_713cfba9_p51.png)</w:t>
+      </w:r>
+    </w:p>
+    <w:p>
+      <w:pPr>
+        <w:pStyle w:val="ListBullet"/>
+      </w:pPr>
+      <w:r>
+        <w:rPr>
+          <w:b w:val="0"/>
+        </w:rPr>
+        <w:t>《摄阿毗达摩义论表解-简体-完整版201802》第52页（表/图版（缘表·结构图））：![课件原图·《摄阿毗达摩义论表解-简体-完整版201802》·第52页](课件原图/课件原图_713cfba9_p52.png)</w:t>
+      </w:r>
+    </w:p>
+    <w:p>
+      <w:pPr>
+        <w:pStyle w:val="ListBullet"/>
+      </w:pPr>
+      <w:r>
+        <w:rPr>
+          <w:b w:val="0"/>
+        </w:rPr>
+        <w:t>《摄阿毗达摩义论表解-简体-完整版201802》第60页（表/图版（缘表·结构图））：![课件原图·《摄阿毗达摩义论表解-简体-完整版201802》·第60页](课件原图/课件原图_713cfba9_p60.png)</w:t>
+      </w:r>
+    </w:p>
+    <w:p>
+      <w:pPr>
+        <w:pStyle w:val="ListBullet"/>
+      </w:pPr>
+      <w:r>
+        <w:rPr>
+          <w:b w:val="0"/>
+        </w:rPr>
+        <w:t>《摄阿毗达摩义论表解-简体-完整版201802》第64页（表/图版（缘表·结构图））：![课件原图·《摄阿毗达摩义论表解-简体-完整版201802》·第64页](课件原图/课件原图_713cfba9_p64.png)</w:t>
+      </w:r>
+    </w:p>
+    <w:p>
+      <w:pPr>
+        <w:pStyle w:val="ListBullet"/>
+      </w:pPr>
+      <w:r>
+        <w:rPr>
+          <w:b w:val="0"/>
+        </w:rPr>
+        <w:t>《摄阿毗达摩义论表解-简体-完整版201802》第69页（表/图版（缘表·结构图））：![课件原图·《摄阿毗达摩义论表解-简体-完整版201802》·第69页](课件原图/课件原图_713cfba9_p69.png)</w:t>
+      </w:r>
+    </w:p>
+    <w:p>
+      <w:pPr>
+        <w:pStyle w:val="ListBullet"/>
+      </w:pPr>
+      <w:r>
+        <w:rPr>
+          <w:b w:val="0"/>
+        </w:rPr>
+        <w:t>《摄阿毗达摩义论表解-简体-完整版201802》第70页（表/图版（缘表·结构图））：![课件原图·《摄阿毗达摩义论表解-简体-完整版201802》·第70页](课件原图/课件原图_713cfba9_p70.png)</w:t>
+      </w:r>
+    </w:p>
+    <w:p>
+      <w:pPr>
+        <w:pStyle w:val="ListBullet"/>
+      </w:pPr>
+      <w:r>
+        <w:rPr>
+          <w:b w:val="0"/>
+        </w:rPr>
+        <w:t>《摄阿毗达摩义论表解-简体-完整版201802》第71页（表/图版（缘表·结构图））：![课件原图·《摄阿毗达摩义论表解-简体-完整版201802》·第71页](课件原图/课件原图_713cfba9_p71.png)</w:t>
+      </w:r>
+    </w:p>
+    <w:p>
+      <w:pPr>
+        <w:pStyle w:val="ListBullet"/>
+      </w:pPr>
+      <w:r>
+        <w:rPr>
+          <w:b w:val="0"/>
+        </w:rPr>
+        <w:t>《摄阿毗达摩义论表解-简体-完整版201802》第72页（表/图版（缘表·结构图））：![课件原图·《摄阿毗达摩义论表解-简体-完整版201802》·第72页](课件原图/课件原图_713cfba9_p72.png)</w:t>
+      </w:r>
+    </w:p>
+    <w:p>
+      <w:pPr>
+        <w:pStyle w:val="ListBullet"/>
+      </w:pPr>
+      <w:r>
+        <w:rPr>
+          <w:b w:val="0"/>
+        </w:rPr>
+        <w:t>《摄阿毗达摩义论表解-简体-完整版201802》第73页（表/图版（缘表·结构图））：![课件原图·《摄阿毗达摩义论表解-简体-完整版201802》·第73页](课件原图/课件原图_713cfba9_p73.png)</w:t>
+      </w:r>
+    </w:p>
+    <w:p>
+      <w:pPr>
+        <w:pStyle w:val="ListBullet"/>
+      </w:pPr>
+      <w:r>
+        <w:rPr>
+          <w:b w:val="0"/>
+        </w:rPr>
+        <w:t>《摄阿毗达摩义论表解-简体-完整版201802》第74页（表/图版（缘表·结构图））：![课件原图·《摄阿毗达摩义论表解-简体-完整版201802》·第74页](课件原图/课件原图_713cfba9_p74.png)</w:t>
+      </w:r>
+    </w:p>
+    <w:p>
+      <w:pPr>
+        <w:pStyle w:val="ListBullet"/>
+      </w:pPr>
+      <w:r>
+        <w:rPr>
+          <w:b w:val="0"/>
+        </w:rPr>
+        <w:t>《摄阿毗达摩义论表解-简体-完整版201802》第75页（表/图版（缘表·结构图））：![课件原图·《摄阿毗达摩义论表解-简体-完整版201802》·第75页](课件原图/课件原图_713cfba9_p75.png)</w:t>
+      </w:r>
+    </w:p>
+    <w:p>
+      <w:pPr>
+        <w:pStyle w:val="ListBullet"/>
+      </w:pPr>
+      <w:r>
+        <w:rPr>
+          <w:b w:val="0"/>
+        </w:rPr>
+        <w:t>《摄阿毗达摩义论表解-简体-完整版201802》第79页（表/图版（缘表·结构图））：![课件原图·《摄阿毗达摩义论表解-简体-完整版201802》·第79页](课件原图/课件原图_713cfba9_p79.png)</w:t>
+      </w:r>
+    </w:p>
+    <w:p>
+      <w:pPr>
+        <w:pStyle w:val="ListBullet"/>
+      </w:pPr>
+      <w:r>
+        <w:rPr>
+          <w:b w:val="0"/>
+        </w:rPr>
+        <w:t>《摄阿毗达摩义论表解-简体-完整版201802》第88页（表/图版（缘表·结构图））：![课件原图·《摄阿毗达摩义论表解-简体-完整版201802》·第88页](课件原图/课件原图_713cfba9_p88.png)</w:t>
+      </w:r>
+    </w:p>
+    <w:p>
+      <w:pPr>
+        <w:pStyle w:val="ListBullet"/>
+      </w:pPr>
+      <w:r>
+        <w:rPr>
+          <w:b w:val="0"/>
+        </w:rPr>
+        <w:t>《摄阿毗达摩义论表解-简体-完整版201802》第89页（表/图版（缘表·结构图））：![课件原图·《摄阿毗达摩义论表解-简体-完整版201802》·第89页](课件原图/课件原图_713cfba9_p89.png)</w:t>
+      </w:r>
+    </w:p>
+    <w:p>
+      <w:pPr>
+        <w:pStyle w:val="ListBullet"/>
+      </w:pPr>
+      <w:r>
+        <w:rPr>
+          <w:b w:val="0"/>
+        </w:rPr>
+        <w:t>《摄阿毗达摩义论表解-简体-完整版201802》第93页（表/图版（缘表·结构图））：![课件原图·《摄阿毗达摩义论表解-简体-完整版201802》·第93页](课件原图/课件原图_713cfba9_p93.png)</w:t>
+      </w:r>
+    </w:p>
+    <w:p>
+      <w:pPr>
+        <w:pStyle w:val="ListBullet"/>
+      </w:pPr>
+      <w:r>
+        <w:rPr>
+          <w:b w:val="0"/>
+        </w:rPr>
+        <w:t>《摄阿毗达摩义论表解-简体-完整版201802》第94页（表/图版（缘表·结构图））：![课件原图·《摄阿毗达摩义论表解-简体-完整版201802》·第94页](课件原图/课件原图_713cfba9_p94.png)</w:t>
+      </w:r>
+    </w:p>
+    <w:p>
+      <w:pPr>
+        <w:pStyle w:val="ListBullet"/>
+      </w:pPr>
+      <w:r>
+        <w:rPr>
+          <w:b w:val="0"/>
+        </w:rPr>
+        <w:t>《摄阿毗达摩义论表解-简体-完整版201802》第95页（表/图版（缘表·结构图））：![课件原图·《摄阿毗达摩义论表解-简体-完整版201802》·第95页](课件原图/课件原图_713cfba9_p95.png)</w:t>
+      </w:r>
+    </w:p>
+    <w:p>
+      <w:pPr>
+        <w:pStyle w:val="ListBullet"/>
+      </w:pPr>
+      <w:r>
+        <w:rPr>
+          <w:b w:val="0"/>
+        </w:rPr>
+        <w:t>《摄阿毗达摩义论表解-简体-完整版201802》第101页（表/图版（缘表·结构图））：![课件原图·《摄阿毗达摩义论表解-简体-完整版201802》·第101页](课件原图/课件原图_713cfba9_p101.png)</w:t>
+      </w:r>
+    </w:p>
+    <w:p>
+      <w:pPr>
+        <w:pStyle w:val="ListBullet"/>
+      </w:pPr>
+      <w:r>
+        <w:rPr>
+          <w:b w:val="0"/>
+        </w:rPr>
+        <w:t>《摄阿毗达摩义论表解-简体-完整版201802》第102页（表/图版（缘表·结构图））：![课件原图·《摄阿毗达摩义论表解-简体-完整版201802》·第102页](课件原图/课件原图_713cfba9_p102.png)</w:t>
+      </w:r>
+    </w:p>
+    <w:p>
+      <w:pPr>
+        <w:pStyle w:val="ListBullet"/>
+      </w:pPr>
+      <w:r>
+        <w:rPr>
+          <w:b w:val="0"/>
+        </w:rPr>
+        <w:t>《摄阿毗达摩义论表解-简体-完整版201802》第103页（表/图版（缘表·结构图））：![课件原图·《摄阿毗达摩义论表解-简体-完整版201802》·第103页](课件原图/课件原图_713cfba9_p103.png)</w:t>
+      </w:r>
+    </w:p>
+    <w:p>
+      <w:pPr>
+        <w:pStyle w:val="ListBullet"/>
+      </w:pPr>
+      <w:r>
+        <w:rPr>
+          <w:b w:val="0"/>
+        </w:rPr>
+        <w:t>《摄阿毗达摩义论表解-简体-完整版201802》第108页（表/图版（缘表·结构图））：![课件原图·《摄阿毗达摩义论表解-简体-完整版201802》·第108页](课件原图/课件原图_713cfba9_p108.png)</w:t>
+      </w:r>
+    </w:p>
+    <w:p>
+      <w:pPr>
+        <w:pStyle w:val="ListBullet"/>
+      </w:pPr>
+      <w:r>
+        <w:rPr>
+          <w:b w:val="0"/>
+        </w:rPr>
+        <w:t>《摄阿毗达摩义论表解-简体-完整版201802》第109页（表/图版（缘表·结构图））：![课件原图·《摄阿毗达摩义论表解-简体-完整版201802》·第109页](课件原图/课件原图_713cfba9_p109.png)</w:t>
+      </w:r>
+    </w:p>
+    <w:p>
+      <w:pPr>
+        <w:pStyle w:val="ListBullet"/>
+      </w:pPr>
+      <w:r>
+        <w:rPr>
+          <w:b w:val="0"/>
+        </w:rPr>
+        <w:t>《摄阿毗达摩义论表解-简体-完整版201802》第110页（表/图版（缘表·结构图））：![课件原图·《摄阿毗达摩义论表解-简体-完整版201802》·第110页](课件原图/课件原图_713cfba9_p110.png)</w:t>
+      </w:r>
+    </w:p>
+    <w:p>
+      <w:pPr>
+        <w:pStyle w:val="ListBullet"/>
+      </w:pPr>
+      <w:r>
+        <w:rPr>
+          <w:b w:val="0"/>
+        </w:rPr>
+        <w:t>《摄阿毗达摩义论表解-简体-完整版201802》第122页（表/图版（缘表·结构图））：![课件原图·《摄阿毗达摩义论表解-简体-完整版201802》·第122页](课件原图/课件原图_713cfba9_p122.png)</w:t>
+      </w:r>
+    </w:p>
+    <w:p>
+      <w:pPr>
+        <w:pStyle w:val="ListBullet"/>
+      </w:pPr>
+      <w:r>
+        <w:rPr>
+          <w:b w:val="0"/>
+        </w:rPr>
+        <w:t>《摄阿毗达摩义论表解-简体-完整版201802》第123页（表/图版（缘表·结构图））：![课件原图·《摄阿毗达摩义论表解-简体-完整版201802》·第123页](课件原图/课件原图_713cfba9_p123.png)</w:t>
+      </w:r>
+    </w:p>
+    <w:p>
+      <w:pPr>
+        <w:pStyle w:val="ListBullet"/>
+      </w:pPr>
+      <w:r>
+        <w:rPr>
+          <w:b w:val="0"/>
+        </w:rPr>
+        <w:t>《摄阿毗达摩义论表解-简体-完整版201802》第141页（表/图版（缘表·结构图））：![课件原图·《摄阿毗达摩义论表解-简体-完整版201802》·第141页](课件原图/课件原图_713cfba9_p141.png)</w:t>
+      </w:r>
+    </w:p>
+    <w:p>
+      <w:pPr>
+        <w:pStyle w:val="ListBullet"/>
+      </w:pPr>
+      <w:r>
+        <w:rPr>
+          <w:b w:val="0"/>
+        </w:rPr>
+        <w:t>《摄阿毗达摩义论表解-简体-完整版201802》第142页（表/图版（缘表·结构图））：![课件原图·《摄阿毗达摩义论表解-简体-完整版201802》·第142页](课件原图/课件原图_713cfba9_p142.png)</w:t>
+      </w:r>
+    </w:p>
+    <w:p>
+      <w:pPr>
+        <w:pStyle w:val="ListBullet"/>
+      </w:pPr>
+      <w:r>
+        <w:rPr>
+          <w:b w:val="0"/>
+        </w:rPr>
+        <w:t>《摄阿毗达摩义论表解-简体-完整版201802》第143页（表/图版（缘表·结构图））：![课件原图·《摄阿毗达摩义论表解-简体-完整版201802》·第143页](课件原图/课件原图_713cfba9_p143.png)</w:t>
+      </w:r>
+    </w:p>
+    <w:p>
+      <w:pPr>
+        <w:pStyle w:val="ListBullet"/>
+      </w:pPr>
+      <w:r>
+        <w:rPr>
+          <w:b w:val="0"/>
+        </w:rPr>
+        <w:t>《摄阿毗达摩义论表解-简体-完整版201802》第144页（表/图版（缘表·结构图））：![课件原图·《摄阿毗达摩义论表解-简体-完整版201802》·第144页](课件原图/课件原图_713cfba9_p144.png)</w:t>
+      </w:r>
+    </w:p>
+    <w:p>
+      <w:pPr>
+        <w:pStyle w:val="ListBullet"/>
+      </w:pPr>
+      <w:r>
+        <w:rPr>
+          <w:b w:val="0"/>
+        </w:rPr>
+        <w:t>《摄阿毗达摩义论表解-简体-完整版201802》第152页（表/图版（缘表·结构图））：![课件原图·《摄阿毗达摩义论表解-简体-完整版201802》·第152页](课件原图/课件原图_713cfba9_p152.png)</w:t>
+      </w:r>
+    </w:p>
+    <w:p>
+      <w:pPr>
+        <w:pStyle w:val="ListBullet"/>
+      </w:pPr>
+      <w:r>
+        <w:rPr>
+          <w:b w:val="0"/>
+        </w:rPr>
+        <w:t>《摄阿毗达摩义论表解-简体-完整版201802》第153页（表/图版（缘表·结构图））：![课件原图·《摄阿毗达摩义论表解-简体-完整版201802》·第153页](课件原图/课件原图_713cfba9_p153.png)</w:t>
+      </w:r>
+    </w:p>
+    <w:p>
+      <w:pPr>
+        <w:pStyle w:val="ListBullet"/>
+      </w:pPr>
+      <w:r>
+        <w:rPr>
+          <w:b w:val="0"/>
+        </w:rPr>
+        <w:t>《摄阿毗达摩义论表解-简体-完整版201802》第154页（表/图版（缘表·结构图））：![课件原图·《摄阿毗达摩义论表解-简体-完整版201802》·第154页](课件原图/课件原图_713cfba9_p154.png)</w:t>
+      </w:r>
+    </w:p>
+    <w:p>
+      <w:pPr>
+        <w:pStyle w:val="ListBullet"/>
+      </w:pPr>
+      <w:r>
+        <w:rPr>
+          <w:b w:val="0"/>
+        </w:rPr>
+        <w:t>《摄阿毗达摩义论表解-简体-完整版201802》第155页（表/图版（缘表·结构图））：![课件原图·《摄阿毗达摩义论表解-简体-完整版201802》·第155页](课件原图/课件原图_713cfba9_p155.png)</w:t>
+      </w:r>
+    </w:p>
+    <w:p>
+      <w:pPr>
+        <w:pStyle w:val="ListBullet"/>
+      </w:pPr>
+      <w:r>
+        <w:rPr>
+          <w:b w:val="0"/>
+        </w:rPr>
+        <w:t>《摄阿毗达摩义论表解-简体-完整版201802》第156页（表/图版（缘表·结构图））：![课件原图·《摄阿毗达摩义论表解-简体-完整版201802》·第156页](课件原图/课件原图_713cfba9_p156.png)</w:t>
+      </w:r>
+    </w:p>
+    <w:p>
+      <w:pPr>
+        <w:pStyle w:val="ListBullet"/>
+      </w:pPr>
+      <w:r>
+        <w:rPr>
+          <w:b w:val="0"/>
+        </w:rPr>
+        <w:t>《摄阿毗达摩义论表解-简体-完整版201802》第157页（表/图版（缘表·结构图））：![课件原图·《摄阿毗达摩义论表解-简体-完整版201802》·第157页](课件原图/课件原图_713cfba9_p157.png)</w:t>
+      </w:r>
+    </w:p>
+    <w:p>
+      <w:pPr>
+        <w:pStyle w:val="ListBullet"/>
+      </w:pPr>
+      <w:r>
+        <w:rPr>
+          <w:b w:val="0"/>
+        </w:rPr>
+        <w:t>《摄阿毗达摩义论表解-简体-完整版201802》第158页（表/图版（缘表·结构图））：![课件原图·《摄阿毗达摩义论表解-简体-完整版201802》·第158页](课件原图/课件原图_713cfba9_p158.png)</w:t>
+      </w:r>
+    </w:p>
+    <w:p>
+      <w:pPr>
+        <w:pStyle w:val="ListBullet"/>
+      </w:pPr>
+      <w:r>
+        <w:rPr>
+          <w:b w:val="0"/>
+        </w:rPr>
+        <w:t>《摄阿毗达摩义论表解-简体-完整版201802》第160页（表/图版（缘表·结构图））：![课件原图·《摄阿毗达摩义论表解-简体-完整版201802》·第160页](课件原图/课件原图_713cfba9_p160.png)</w:t>
+      </w:r>
+    </w:p>
+    <w:p>
+      <w:pPr>
+        <w:pStyle w:val="ListBullet"/>
+      </w:pPr>
+      <w:r>
+        <w:rPr>
+          <w:b w:val="0"/>
+        </w:rPr>
+        <w:t>《摄阿毗达摩义论表解-简体-完整版201802》第161页（表/图版（缘表·结构图））：![课件原图·《摄阿毗达摩义论表解-简体-完整版201802》·第161页](课件原图/课件原图_713cfba9_p161.png)</w:t>
+      </w:r>
+    </w:p>
+    <w:p>
+      <w:pPr>
+        <w:pStyle w:val="ListBullet"/>
+      </w:pPr>
+      <w:r>
+        <w:rPr>
+          <w:b w:val="0"/>
+        </w:rPr>
+        <w:t>《摄阿毗达摩义论表解-简体-完整版201802》第162页（表/图版（缘表·结构图））：![课件原图·《摄阿毗达摩义论表解-简体-完整版201802》·第162页](课件原图/课件原图_713cfba9_p162.png)</w:t>
+      </w:r>
+    </w:p>
+    <w:p>
+      <w:pPr>
+        <w:pStyle w:val="ListBullet"/>
+      </w:pPr>
+      <w:r>
+        <w:rPr>
+          <w:b w:val="0"/>
+        </w:rPr>
+        <w:t>《摄阿毗达摩义论表解-简体-完整版201802》第163页（表/图版（缘表·结构图））：![课件原图·《摄阿毗达摩义论表解-简体-完整版201802》·第163页](课件原图/课件原图_713cfba9_p163.png)</w:t>
+      </w:r>
+    </w:p>
+    <w:p>
+      <w:pPr>
+        <w:pStyle w:val="ListBullet"/>
+      </w:pPr>
+      <w:r>
+        <w:rPr>
+          <w:b w:val="0"/>
+        </w:rPr>
+        <w:t>《摄阿毗达摩义论表解-简体-完整版201802》第164页（表/图版（缘表·结构图））：![课件原图·《摄阿毗达摩义论表解-简体-完整版201802》·第164页](课件原图/课件原图_713cfba9_p164.png)</w:t>
+      </w:r>
+    </w:p>
+    <w:p>
+      <w:pPr>
+        <w:pStyle w:val="ListBullet"/>
+      </w:pPr>
+      <w:r>
+        <w:rPr>
+          <w:b w:val="0"/>
+        </w:rPr>
+        <w:t>《摄阿毗达摩义论表解-简体-完整版201802》第165页（表/图版（缘表·结构图））：![课件原图·《摄阿毗达摩义论表解-简体-完整版201802》·第165页](课件原图/课件原图_713cfba9_p165.png)</w:t>
+      </w:r>
+    </w:p>
+    <w:p>
+      <w:pPr>
+        <w:pStyle w:val="ListBullet"/>
+      </w:pPr>
+      <w:r>
+        <w:rPr>
+          <w:b w:val="0"/>
+        </w:rPr>
+        <w:t>《摄阿毗达摩义论表解-简体-完整版201802》第166页（表/图版（缘表·结构图））：![课件原图·《摄阿毗达摩义论表解-简体-完整版201802》·第166页](课件原图/课件原图_713cfba9_p166.png)</w:t>
+      </w:r>
+    </w:p>
+    <w:p>
+      <w:pPr>
+        <w:pStyle w:val="ListBullet"/>
+      </w:pPr>
+      <w:r>
+        <w:rPr>
+          <w:b w:val="0"/>
+        </w:rPr>
+        <w:t>《摄阿毗达摩义论表解-简体-完整版201802》第167页（表/图版（缘表·结构图））：![课件原图·《摄阿毗达摩义论表解-简体-完整版201802》·第167页](课件原图/课件原图_713cfba9_p167.png)</w:t>
+      </w:r>
+    </w:p>
+    <w:p>
+      <w:pPr>
+        <w:pStyle w:val="ListBullet"/>
+      </w:pPr>
+      <w:r>
+        <w:rPr>
+          <w:b w:val="0"/>
+        </w:rPr>
+        <w:t>《摄阿毗达摩义论表解-简体-完整版201802》第170页（表/图版（缘表·结构图））：![课件原图·《摄阿毗达摩义论表解-简体-完整版201802》·第170页](课件原图/课件原图_713cfba9_p170.png)</w:t>
+      </w:r>
+    </w:p>
+    <w:p>
+      <w:pPr>
+        <w:pStyle w:val="ListBullet"/>
+      </w:pPr>
+      <w:r>
+        <w:rPr>
+          <w:b w:val="0"/>
+        </w:rPr>
+        <w:t>《摄阿毗达摩义论表解-简体-完整版201802》第171页（表/图版（缘表·结构图））：![课件原图·《摄阿毗达摩义论表解-简体-完整版201802》·第171页](课件原图/课件原图_713cfba9_p171.png)</w:t>
+      </w:r>
+    </w:p>
+    <w:p>
+      <w:pPr>
+        <w:pStyle w:val="ListBullet"/>
+      </w:pPr>
+      <w:r>
+        <w:rPr>
+          <w:b w:val="0"/>
+        </w:rPr>
+        <w:t>《摄阿毗达摩义论表解-简体-完整版201802》第172页（表/图版（缘表·结构图））：![课件原图·《摄阿毗达摩义论表解-简体-完整版201802》·第172页](课件原图/课件原图_713cfba9_p172.png)</w:t>
+      </w:r>
+    </w:p>
+    <w:p>
+      <w:pPr>
+        <w:pStyle w:val="ListBullet"/>
+      </w:pPr>
+      <w:r>
+        <w:rPr>
+          <w:b w:val="0"/>
+        </w:rPr>
+        <w:t>《摄阿毗达摩义论表解-简体-完整版201802》第173页（表/图版（缘表·结构图））：![课件原图·《摄阿毗达摩义论表解-简体-完整版201802》·第173页](课件原图/课件原图_713cfba9_p173.png)</w:t>
+      </w:r>
+    </w:p>
+    <w:p>
+      <w:pPr>
+        <w:pStyle w:val="ListBullet"/>
+      </w:pPr>
+      <w:r>
+        <w:rPr>
+          <w:b w:val="0"/>
+        </w:rPr>
+        <w:t>《摄阿毗达摩义论表解-简体-完整版201802》第175页（表/图版（缘表·结构图））：![课件原图·《摄阿毗达摩义论表解-简体-完整版201802》·第175页](课件原图/课件原图_713cfba9_p175.png)</w:t>
+      </w:r>
+    </w:p>
+    <w:p>
+      <w:pPr>
+        <w:pStyle w:val="ListBullet"/>
+      </w:pPr>
+      <w:r>
+        <w:rPr>
+          <w:b w:val="0"/>
+        </w:rPr>
+        <w:t>《摄阿毗达摩义论表解-简体-完整版201802》第177页（表/图版（缘表·结构图））：![课件原图·《摄阿毗达摩义论表解-简体-完整版201802》·第177页](课件原图/课件原图_713cfba9_p177.png)</w:t>
+      </w:r>
+    </w:p>
+    <w:p>
+      <w:pPr>
+        <w:pStyle w:val="ListBullet"/>
+      </w:pPr>
+      <w:r>
+        <w:rPr>
+          <w:b w:val="0"/>
+        </w:rPr>
+        <w:t>《摄阿毗达摩义论表解-简体-完整版201802》第180页（表/图版（缘表·结构图））：![课件原图·《摄阿毗达摩义论表解-简体-完整版201802》·第180页](课件原图/课件原图_713cfba9_p180.png)</w:t>
+      </w:r>
+    </w:p>
+    <w:p>
+      <w:pPr>
+        <w:pStyle w:val="ListBullet"/>
+      </w:pPr>
+      <w:r>
+        <w:rPr>
+          <w:b w:val="0"/>
+        </w:rPr>
+        <w:t>《摄阿毗达摩义论表解-简体-完整版201802》第182页（表/图版（缘表·结构图））：![课件原图·《摄阿毗达摩义论表解-简体-完整版201802》·第182页](课件原图/课件原图_713cfba9_p182.png)</w:t>
+      </w:r>
+    </w:p>
+    <w:p>
+      <w:pPr>
+        <w:pStyle w:val="ListBullet"/>
+      </w:pPr>
+      <w:r>
+        <w:rPr>
+          <w:b w:val="0"/>
+        </w:rPr>
+        <w:t>《摄阿毗达摩义论表解-简体-完整版201802》第184页（表/图版（缘表·结构图））：![课件原图·《摄阿毗达摩义论表解-简体-完整版201802》·第184页](课件原图/课件原图_713cfba9_p184.png)</w:t>
+      </w:r>
+    </w:p>
+    <w:p>
+      <w:pPr>
+        <w:pStyle w:val="ListBullet"/>
+      </w:pPr>
+      <w:r>
+        <w:rPr>
+          <w:b w:val="0"/>
+        </w:rPr>
+        <w:t>《摄阿毗达摩义论表解-简体-完整版201802》第186页（表/图版（缘表·结构图））：![课件原图·《摄阿毗达摩义论表解-简体-完整版201802》·第186页](课件原图/课件原图_713cfba9_p186.png)</w:t>
+      </w:r>
+    </w:p>
+    <w:p>
+      <w:pPr>
+        <w:pStyle w:val="ListBullet"/>
+      </w:pPr>
+      <w:r>
+        <w:rPr>
+          <w:b w:val="0"/>
+        </w:rPr>
+        <w:t>《摄阿毗达摩义论表解-简体-完整版201802》第187页（表/图版（缘表·结构图））：![课件原图·《摄阿毗达摩义论表解-简体-完整版201802》·第187页](课件原图/课件原图_713cfba9_p187.png)</w:t>
+      </w:r>
+    </w:p>
+    <w:p>
+      <w:pPr>
+        <w:pStyle w:val="ListBullet"/>
+      </w:pPr>
+      <w:r>
+        <w:rPr>
+          <w:b w:val="0"/>
+        </w:rPr>
+        <w:t>《摄阿毗达摩义论表解-简体-完整版201802》第188页（表/图版（缘表·结构图））：![课件原图·《摄阿毗达摩义论表解-简体-完整版201802》·第188页](课件原图/课件原图_713cfba9_p188.png)</w:t>
+      </w:r>
+    </w:p>
+    <w:p>
+      <w:pPr>
+        <w:pStyle w:val="ListBullet"/>
+      </w:pPr>
+      <w:r>
+        <w:rPr>
+          <w:b w:val="0"/>
+        </w:rPr>
+        <w:t>《摄阿毗达摩义论表解-简体-完整版201802》第189页（表/图版（缘表·结构图））：![课件原图·《摄阿毗达摩义论表解-简体-完整版201802》·第189页](课件原图/课件原图_713cfba9_p189.png)</w:t>
+      </w:r>
+    </w:p>
+    <w:p>
+      <w:pPr>
+        <w:pStyle w:val="ListBullet"/>
+      </w:pPr>
+      <w:r>
+        <w:rPr>
+          <w:b w:val="0"/>
+        </w:rPr>
+        <w:t>《摄阿毗达摩义论表解-简体-完整版201802》第190页（表/图版（缘表·结构图））：![课件原图·《摄阿毗达摩义论表解-简体-完整版201802》·第190页](课件原图/课件原图_713cfba9_p190.png)</w:t>
+      </w:r>
+    </w:p>
+    <w:p>
+      <w:pPr>
+        <w:pStyle w:val="ListBullet"/>
+      </w:pPr>
+      <w:r>
+        <w:rPr>
+          <w:b w:val="0"/>
+        </w:rPr>
+        <w:t>《摄阿毗达摩义论表解-简体-完整版201802》第191页（表/图版（缘表·结构图））：![课件原图·《摄阿毗达摩义论表解-简体-完整版201802》·第191页](课件原图/课件原图_713cfba9_p191.png)</w:t>
+      </w:r>
+    </w:p>
+    <w:p>
+      <w:pPr>
+        <w:pStyle w:val="ListBullet"/>
+      </w:pPr>
+      <w:r>
+        <w:rPr>
+          <w:b w:val="0"/>
+        </w:rPr>
+        <w:t>《摄阿毗达摩义论表解-简体-完整版201802》第192页（表/图版（缘表·结构图））：![课件原图·《摄阿毗达摩义论表解-简体-完整版201802》·第192页](课件原图/课件原图_713cfba9_p192.png)</w:t>
+      </w:r>
+    </w:p>
+    <w:p>
+      <w:pPr>
+        <w:pStyle w:val="ListBullet"/>
+      </w:pPr>
+      <w:r>
+        <w:rPr>
+          <w:b w:val="0"/>
+        </w:rPr>
+        <w:t>《摄阿毗达摩义论表解-简体-完整版201802》第193页（表/图版（缘表·结构图））：![课件原图·《摄阿毗达摩义论表解-简体-完整版201802》·第193页](课件原图/课件原图_713cfba9_p193.png)</w:t>
+      </w:r>
+    </w:p>
+    <w:p>
+      <w:pPr>
+        <w:pStyle w:val="ListBullet"/>
+      </w:pPr>
+      <w:r>
+        <w:rPr>
+          <w:b w:val="0"/>
+        </w:rPr>
+        <w:t>《摄阿毗达摩义论表解-简体-完整版201802》第194页（表/图版（缘表·结构图））：![课件原图·《摄阿毗达摩义论表解-简体-完整版201802》·第194页](课件原图/课件原图_713cfba9_p194.png)</w:t>
+      </w:r>
+    </w:p>
+    <w:p>
+      <w:pPr>
+        <w:pStyle w:val="ListBullet"/>
+      </w:pPr>
+      <w:r>
+        <w:rPr>
+          <w:b w:val="0"/>
+        </w:rPr>
+        <w:t>《摄阿毗达摩义论表解-简体-完整版201802》第195页（表/图版（缘表·结构图））：![课件原图·《摄阿毗达摩义论表解-简体-完整版201802》·第195页](课件原图/课件原图_713cfba9_p195.png)</w:t>
+      </w:r>
+    </w:p>
+    <w:p>
+      <w:pPr>
+        <w:pStyle w:val="ListBullet"/>
+      </w:pPr>
+      <w:r>
+        <w:rPr>
+          <w:b w:val="0"/>
+        </w:rPr>
+        <w:t>《摄阿毗达摩义论表解-简体-完整版201802》第196页（表/图版（缘表·结构图））：![课件原图·《摄阿毗达摩义论表解-简体-完整版201802》·第196页](课件原图/课件原图_713cfba9_p196.png)</w:t>
+      </w:r>
+    </w:p>
+    <w:p>
+      <w:pPr>
+        <w:pStyle w:val="ListBullet"/>
+      </w:pPr>
+      <w:r>
+        <w:rPr>
+          <w:b w:val="0"/>
+        </w:rPr>
+        <w:t>《摄阿毗达摩义论表解-简体-完整版201802》第199页（表/图版（缘表·结构图））：![课件原图·《摄阿毗达摩义论表解-简体-完整版201802》·第199页](课件原图/课件原图_713cfba9_p199.png)</w:t>
+      </w:r>
+    </w:p>
+    <w:p>
+      <w:pPr>
+        <w:pStyle w:val="ListBullet"/>
+      </w:pPr>
+      <w:r>
+        <w:rPr>
+          <w:b w:val="0"/>
+        </w:rPr>
+        <w:t>《摄阿毗达摩义论表解-简体-完整版201802》第200页（表/图版（缘表·结构图））：![课件原图·《摄阿毗达摩义论表解-简体-完整版201802》·第200页](课件原图/课件原图_713cfba9_p200.png)</w:t>
+      </w:r>
+    </w:p>
+    <w:p>
+      <w:pPr>
+        <w:pStyle w:val="ListBullet"/>
+      </w:pPr>
+      <w:r>
+        <w:rPr>
+          <w:b w:val="0"/>
+        </w:rPr>
+        <w:t>《摄阿毗达摩义论表解-简体-完整版201802》第201页（表/图版（缘表·结构图））：![课件原图·《摄阿毗达摩义论表解-简体-完整版201802》·第201页](课件原图/课件原图_713cfba9_p201.png)</w:t>
+      </w:r>
+    </w:p>
+    <w:p>
+      <w:pPr>
+        <w:pStyle w:val="ListBullet"/>
+      </w:pPr>
+      <w:r>
+        <w:rPr>
+          <w:b w:val="0"/>
+        </w:rPr>
+        <w:t>《摄阿毗达摩义论表解-简体-完整版201802》第202页（表/图版（缘表·结构图））：![课件原图·《摄阿毗达摩义论表解-简体-完整版201802》·第202页](课件原图/课件原图_713cfba9_p202.png)</w:t>
+      </w:r>
+    </w:p>
+    <w:p>
+      <w:pPr>
+        <w:pStyle w:val="ListBullet"/>
+      </w:pPr>
+      <w:r>
+        <w:rPr>
+          <w:b w:val="0"/>
+        </w:rPr>
+        <w:t>《摄阿毗达摩义论表解-简体-完整版201802》第203页（表/图版（缘表·结构图））：![课件原图·《摄阿毗达摩义论表解-简体-完整版201802》·第203页](课件原图/课件原图_713cfba9_p203.png)</w:t>
+      </w:r>
+    </w:p>
+    <w:p>
+      <w:pPr>
+        <w:pStyle w:val="ListBullet"/>
+      </w:pPr>
+      <w:r>
+        <w:rPr>
+          <w:b w:val="0"/>
+        </w:rPr>
+        <w:t>《摄阿毗达摩义论表解-简体-完整版201802》第204页（表/图版（缘表·结构图））：![课件原图·《摄阿毗达摩义论表解-简体-完整版201802》·第204页](课件原图/课件原图_713cfba9_p204.png)</w:t>
+      </w:r>
+    </w:p>
+    <w:p>
+      <w:pPr>
+        <w:pStyle w:val="ListBullet"/>
+      </w:pPr>
+      <w:r>
+        <w:rPr>
+          <w:b w:val="0"/>
+        </w:rPr>
+        <w:t>《摄阿毗达摩义论表解-简体-完整版201802》第206页（表/图版（缘表·结构图））：![课件原图·《摄阿毗达摩义论表解-简体-完整版201802》·第206页](课件原图/课件原图_713cfba9_p206.png)</w:t>
+      </w:r>
+    </w:p>
+    <w:p>
+      <w:pPr>
+        <w:pStyle w:val="ListBullet"/>
+      </w:pPr>
+      <w:r>
+        <w:rPr>
+          <w:b w:val="0"/>
+        </w:rPr>
+        <w:t>《摄阿毗达摩义论表解-简体-完整版201802》第207页（表/图版（缘表·结构图））：![课件原图·《摄阿毗达摩义论表解-简体-完整版201802》·第207页](课件原图/课件原图_713cfba9_p207.png)</w:t>
+      </w:r>
+    </w:p>
+    <w:p>
+      <w:pPr>
+        <w:pStyle w:val="ListBullet"/>
+      </w:pPr>
+      <w:r>
+        <w:rPr>
+          <w:b w:val="0"/>
+        </w:rPr>
+        <w:t>《摄阿毗达摩义论表解-简体-完整版201802》第208页（表/图版（缘表·结构图））：![课件原图·《摄阿毗达摩义论表解-简体-完整版201802》·第208页](课件原图/课件原图_713cfba9_p208.png)</w:t>
+      </w:r>
+    </w:p>
+    <w:p>
+      <w:pPr>
+        <w:pStyle w:val="ListBullet"/>
+      </w:pPr>
+      <w:r>
+        <w:rPr>
+          <w:b w:val="0"/>
+        </w:rPr>
+        <w:t>《摄阿毗达摩义论表解-简体-完整版201802》第209页（表/图版（缘表·结构图））：![课件原图·《摄阿毗达摩义论表解-简体-完整版201802》·第209页](课件原图/课件原图_713cfba9_p209.png)</w:t>
+      </w:r>
+    </w:p>
+    <w:p>
+      <w:pPr>
+        <w:pStyle w:val="ListBullet"/>
+      </w:pPr>
+      <w:r>
+        <w:rPr>
+          <w:b w:val="0"/>
+        </w:rPr>
+        <w:t>《摄阿毗达摩义论表解-简体-完整版201802》第211页（表/图版（缘表·结构图））：![课件原图·《摄阿毗达摩义论表解-简体-完整版201802》·第211页](课件原图/课件原图_713cfba9_p211.png)</w:t>
+      </w:r>
+    </w:p>
+    <w:p>
+      <w:pPr>
+        <w:pStyle w:val="ListBullet"/>
+      </w:pPr>
+      <w:r>
+        <w:rPr>
+          <w:b w:val="0"/>
+        </w:rPr>
+        <w:t>《摄阿毗达摩义论表解-简体-完整版201802》第212页（表/图版（缘表·结构图））：![课件原图·《摄阿毗达摩义论表解-简体-完整版201802》·第212页](课件原图/课件原图_713cfba9_p212.png)</w:t>
+      </w:r>
+    </w:p>
+    <w:p>
+      <w:pPr>
+        <w:pStyle w:val="ListBullet"/>
+      </w:pPr>
+      <w:r>
+        <w:rPr>
+          <w:b w:val="0"/>
+        </w:rPr>
+        <w:t>《摄阿毗达摩义论表解-简体-完整版201802》第213页（表/图版（缘表·结构图））：![课件原图·《摄阿毗达摩义论表解-简体-完整版201802》·第213页](课件原图/课件原图_713cfba9_p213.png)</w:t>
+      </w:r>
+    </w:p>
+    <w:p>
+      <w:pPr>
+        <w:pStyle w:val="ListBullet"/>
+      </w:pPr>
+      <w:r>
+        <w:rPr>
+          <w:b w:val="0"/>
+        </w:rPr>
+        <w:t>《摄阿毗达摩义论表解-简体-完整版201802》第214页（表/图版（缘表·结构图））：![课件原图·《摄阿毗达摩义论表解-简体-完整版201802》·第214页](课件原图/课件原图_713cfba9_p214.png)</w:t>
+      </w:r>
+    </w:p>
+    <w:p>
+      <w:pPr>
+        <w:pStyle w:val="ListBullet"/>
+      </w:pPr>
+      <w:r>
+        <w:rPr>
+          <w:b w:val="0"/>
+        </w:rPr>
+        <w:t>《摄阿毗达摩义论表解-简体-完整版201802》第215页（表/图版（缘表·结构图））：![课件原图·《摄阿毗达摩义论表解-简体-完整版201802》·第215页](课件原图/课件原图_713cfba9_p215.png)</w:t>
+      </w:r>
+    </w:p>
+    <w:p>
+      <w:pPr>
+        <w:pStyle w:val="ListBullet"/>
+      </w:pPr>
+      <w:r>
+        <w:rPr>
+          <w:b w:val="0"/>
+        </w:rPr>
+        <w:t>《摄阿毗达摩义论表解-简体-完整版201802》第216页（表/图版（缘表·结构图））：![课件原图·《摄阿毗达摩义论表解-简体-完整版201802》·第216页](课件原图/课件原图_713cfba9_p216.png)</w:t>
+      </w:r>
+    </w:p>
+    <w:p>
+      <w:pPr>
+        <w:pStyle w:val="ListBullet"/>
+      </w:pPr>
+      <w:r>
+        <w:rPr>
+          <w:b w:val="0"/>
+        </w:rPr>
+        <w:t>《摄阿毗达摩义论表解-简体-完整版201802》第217页（表/图版（缘表·结构图））：![课件原图·《摄阿毗达摩义论表解-简体-完整版201802》·第217页](课件原图/课件原图_713cfba9_p217.png)</w:t>
+      </w:r>
+    </w:p>
+    <w:p>
+      <w:pPr>
+        <w:pStyle w:val="ListBullet"/>
+      </w:pPr>
+      <w:r>
+        <w:rPr>
+          <w:b w:val="0"/>
+        </w:rPr>
+        <w:t>《摄阿毗达摩义论表解-简体-完整版201802》第218页（表/图版（缘表·结构图））：![课件原图·《摄阿毗达摩义论表解-简体-完整版201802》·第218页](课件原图/课件原图_713cfba9_p218.png)</w:t>
+      </w:r>
+    </w:p>
+    <w:p>
+      <w:pPr>
+        <w:pStyle w:val="ListBullet"/>
+      </w:pPr>
+      <w:r>
+        <w:rPr>
+          <w:b w:val="0"/>
+        </w:rPr>
+        <w:t>《摄阿毗达摩义论表解-简体-完整版201802》第219页（表/图版（缘表·结构图））：![课件原图·《摄阿毗达摩义论表解-简体-完整版201802》·第219页](课件原图/课件原图_713cfba9_p219.png)</w:t>
+      </w:r>
+    </w:p>
+    <w:p>
+      <w:pPr>
+        <w:pStyle w:val="ListBullet"/>
+      </w:pPr>
+      <w:r>
+        <w:rPr>
+          <w:b w:val="0"/>
+        </w:rPr>
+        <w:t>《摄阿毗达摩义论表解-简体-完整版201802》第221页（表/图版（缘表·结构图））：![课件原图·《摄阿毗达摩义论表解-简体-完整版201802》·第221页](课件原图/课件原图_713cfba9_p221.png)</w:t>
+      </w:r>
+    </w:p>
+    <w:p>
+      <w:pPr>
+        <w:pStyle w:val="ListBullet"/>
+      </w:pPr>
+      <w:r>
+        <w:rPr>
+          <w:b w:val="0"/>
+        </w:rPr>
+        <w:t>《摄阿毗达摩义论表解-简体-完整版201802》第222页（表/图版（缘表·结构图））：![课件原图·《摄阿毗达摩义论表解-简体-完整版201802》·第222页](课件原图/课件原图_713cfba9_p222.png)</w:t>
+      </w:r>
+    </w:p>
+    <w:p>
+      <w:pPr>
+        <w:pStyle w:val="ListBullet"/>
+      </w:pPr>
+      <w:r>
+        <w:rPr>
+          <w:b w:val="0"/>
+        </w:rPr>
+        <w:t>《摄阿毗达摩义论表解-简体-完整版201802》第223页（表/图版（缘表·结构图））：![课件原图·《摄阿毗达摩义论表解-简体-完整版201802》·第223页](课件原图/课件原图_713cfba9_p223.png)</w:t>
+      </w:r>
+    </w:p>
+    <w:p>
+      <w:pPr>
+        <w:pStyle w:val="ListBullet"/>
+      </w:pPr>
+      <w:r>
+        <w:rPr>
+          <w:b w:val="0"/>
+        </w:rPr>
+        <w:t>《摄阿毗达摩义论表解-简体-完整版201802》第224页（表/图版（缘表·结构图））：![课件原图·《摄阿毗达摩义论表解-简体-完整版201802》·第224页](课件原图/课件原图_713cfba9_p224.png)</w:t>
+      </w:r>
+    </w:p>
+    <w:p>
+      <w:pPr>
+        <w:pStyle w:val="ListBullet"/>
+      </w:pPr>
+      <w:r>
+        <w:rPr>
+          <w:b w:val="0"/>
+        </w:rPr>
+        <w:t>《摄阿毗达摩义论表解-简体-完整版201802》第225页（表/图版（缘表·结构图））：![课件原图·《摄阿毗达摩义论表解-简体-完整版201802》·第225页](课件原图/课件原图_713cfba9_p225.png)</w:t>
+      </w:r>
+    </w:p>
+    <w:p>
+      <w:pPr>
+        <w:pStyle w:val="ListBullet"/>
+      </w:pPr>
+      <w:r>
+        <w:rPr>
+          <w:b w:val="0"/>
+        </w:rPr>
+        <w:t>《摄阿毗达摩义论表解-简体-完整版201802》第226页（表/图版（缘表·结构图））：![课件原图·《摄阿毗达摩义论表解-简体-完整版201802》·第226页](课件原图/课件原图_713cfba9_p226.png)</w:t>
+      </w:r>
+    </w:p>
+    <w:p>
+      <w:pPr>
+        <w:pStyle w:val="ListBullet"/>
+      </w:pPr>
+      <w:r>
+        <w:rPr>
+          <w:b w:val="0"/>
+        </w:rPr>
+        <w:t>《摄阿毗达摩义论表解-简体-完整版201802》第227页（表/图版（缘表·结构图））：![课件原图·《摄阿毗达摩义论表解-简体-完整版201802》·第227页](课件原图/课件原图_713cfba9_p227.png)</w:t>
+      </w:r>
+    </w:p>
+    <w:p>
+      <w:pPr>
+        <w:pStyle w:val="ListBullet"/>
+      </w:pPr>
+      <w:r>
+        <w:rPr>
+          <w:b w:val="0"/>
+        </w:rPr>
+        <w:t>《摄阿毗达摩义论表解-简体-完整版201802》第228页（表/图版（缘表·结构图））：![课件原图·《摄阿毗达摩义论表解-简体-完整版201802》·第228页](课件原图/课件原图_713cfba9_p228.png)</w:t>
+      </w:r>
+    </w:p>
+    <w:p>
+      <w:pPr>
+        <w:pStyle w:val="ListBullet"/>
+      </w:pPr>
+      <w:r>
+        <w:rPr>
+          <w:b w:val="0"/>
+        </w:rPr>
+        <w:t>《摄阿毗达摩义论表解-简体-完整版201802》第229页（表/图版（缘表·结构图））：![课件原图·《摄阿毗达摩义论表解-简体-完整版201802》·第229页](课件原图/课件原图_713cfba9_p229.png)</w:t>
+      </w:r>
+    </w:p>
+    <w:p>
+      <w:pPr>
+        <w:pStyle w:val="ListBullet"/>
+      </w:pPr>
+      <w:r>
+        <w:rPr>
+          <w:b w:val="0"/>
+        </w:rPr>
+        <w:t>《摄阿毗达摩义论表解-简体-完整版201802》第230页（表/图版（缘表·结构图））：![课件原图·《摄阿毗达摩义论表解-简体-完整版201802》·第230页](课件原图/课件原图_713cfba9_p230.png)</w:t>
+      </w:r>
+    </w:p>
+    <w:p>
+      <w:pPr>
+        <w:pStyle w:val="ListBullet"/>
+      </w:pPr>
+      <w:r>
+        <w:rPr>
+          <w:b w:val="0"/>
+        </w:rPr>
+        <w:t>《摄阿毗达摩义论表解-简体-完整版201802》第231页（表/图版（缘表·结构图））：![课件原图·《摄阿毗达摩义论表解-简体-完整版201802》·第231页](课件原图/课件原图_713cfba9_p231.png)</w:t>
+      </w:r>
+    </w:p>
+    <w:p>
+      <w:pPr>
+        <w:pStyle w:val="ListBullet"/>
+      </w:pPr>
+      <w:r>
+        <w:rPr>
+          <w:b w:val="0"/>
+        </w:rPr>
+        <w:t>《摄阿毗达摩义论表解-简体-完整版201802》第232页（表/图版（缘表·结构图））：![课件原图·《摄阿毗达摩义论表解-简体-完整版201802》·第232页](课件原图/课件原图_713cfba9_p232.png)</w:t>
+      </w:r>
+    </w:p>
+    <w:p>
+      <w:pPr>
+        <w:pStyle w:val="ListBullet"/>
+      </w:pPr>
+      <w:r>
+        <w:rPr>
+          <w:b w:val="0"/>
+        </w:rPr>
+        <w:t>《摄阿毗达摩义论表解-简体-完整版201802》第233页（表/图版（缘表·结构图））：![课件原图·《摄阿毗达摩义论表解-简体-完整版201802》·第233页](课件原图/课件原图_713cfba9_p233.png)</w:t>
+      </w:r>
+    </w:p>
+    <w:p>
+      <w:pPr>
+        <w:pStyle w:val="ListBullet"/>
+      </w:pPr>
+      <w:r>
+        <w:rPr>
+          <w:b w:val="0"/>
+        </w:rPr>
+        <w:t>《摄阿毗达摩义论表解-简体-完整版201802》第234页（表/图版（缘表·结构图））：![课件原图·《摄阿毗达摩义论表解-简体-完整版201802》·第234页](课件原图/课件原图_713cfba9_p234.png)</w:t>
+      </w:r>
+    </w:p>
+    <w:p>
+      <w:pPr>
+        <w:pStyle w:val="ListBullet"/>
+      </w:pPr>
+      <w:r>
+        <w:rPr>
+          <w:b w:val="0"/>
+        </w:rPr>
+        <w:t>《摄阿毗达摩义论表解-简体-完整版201802》第235页（表/图版（缘表·结构图））：![课件原图·《摄阿毗达摩义论表解-简体-完整版201802》·第235页](课件原图/课件原图_713cfba9_p235.png)</w:t>
+      </w:r>
+    </w:p>
+    <w:p>
+      <w:pPr>
+        <w:pStyle w:val="ListBullet"/>
+      </w:pPr>
+      <w:r>
+        <w:rPr>
+          <w:b w:val="0"/>
+        </w:rPr>
+        <w:t>《摄阿毗达摩义论表解-简体-完整版201802》第236页（表/图版（缘表·结构图））：![课件原图·《摄阿毗达摩义论表解-简体-完整版201802》·第236页](课件原图/课件原图_713cfba9_p236.png)</w:t>
+      </w:r>
+    </w:p>
+    <w:p>
+      <w:pPr>
+        <w:pStyle w:val="ListBullet"/>
+      </w:pPr>
+      <w:r>
+        <w:rPr>
+          <w:b w:val="0"/>
+        </w:rPr>
+        <w:t>《摄阿毗达摩义论表解-简体-完整版201802》第237页（表/图版（缘表·结构图））：![课件原图·《摄阿毗达摩义论表解-简体-完整版201802》·第237页](课件原图/课件原图_713cfba9_p237.png)</w:t>
+      </w:r>
+    </w:p>
+    <w:p>
+      <w:pPr>
+        <w:pStyle w:val="ListBullet"/>
+      </w:pPr>
+      <w:r>
+        <w:rPr>
+          <w:b w:val="0"/>
+        </w:rPr>
+        <w:t>《摄阿毗达摩义论表解-简体-完整版201802》第238页（表/图版（缘表·结构图））：![课件原图·《摄阿毗达摩义论表解-简体-完整版201802》·第238页](课件原图/课件原图_713cfba9_p238.png)</w:t>
+      </w:r>
+    </w:p>
+    <w:p>
+      <w:pPr>
+        <w:pStyle w:val="ListBullet"/>
+      </w:pPr>
+      <w:r>
+        <w:rPr>
+          <w:b w:val="0"/>
+        </w:rPr>
+        <w:t>《摄阿毗达摩义论表解-简体-完整版201802》第239页（表/图版（缘表·结构图））：![课件原图·《摄阿毗达摩义论表解-简体-完整版201802》·第239页](课件原图/课件原图_713cfba9_p239.png)</w:t>
+      </w:r>
+    </w:p>
+    <w:p>
+      <w:pPr>
+        <w:pStyle w:val="ListBullet"/>
+      </w:pPr>
+      <w:r>
+        <w:rPr>
+          <w:b w:val="0"/>
+        </w:rPr>
+        <w:t>《摄阿毗达摩义论表解-简体-完整版201802》第240页（表/图版（缘表·结构图））：![课件原图·《摄阿毗达摩义论表解-简体-完整版201802》·第240页](课件原图/课件原图_713cfba9_p240.png)</w:t>
+      </w:r>
+    </w:p>
+    <w:p>
+      <w:pPr>
+        <w:pStyle w:val="ListBullet"/>
+      </w:pPr>
+      <w:r>
+        <w:rPr>
+          <w:b w:val="0"/>
+        </w:rPr>
+        <w:t>《摄阿毗达摩义论表解-简体-完整版201802》第241页（表/图版（缘表·结构图））：![课件原图·《摄阿毗达摩义论表解-简体-完整版201802》·第241页](课件原图/课件原图_713cfba9_p241.png)</w:t>
+      </w:r>
+    </w:p>
+    <w:p>
+      <w:pPr>
+        <w:pStyle w:val="ListBullet"/>
+      </w:pPr>
+      <w:r>
+        <w:rPr>
+          <w:b w:val="0"/>
+        </w:rPr>
+        <w:t>《摄阿毗达摩义论表解-简体-完整版201802》第242页（表/图版（缘表·结构图））：![课件原图·《摄阿毗达摩义论表解-简体-完整版201802》·第242页](课件原图/课件原图_713cfba9_p242.png)</w:t>
+      </w:r>
+    </w:p>
+    <w:p>
+      <w:pPr>
+        <w:pStyle w:val="ListBullet"/>
+      </w:pPr>
+      <w:r>
+        <w:rPr>
+          <w:b w:val="0"/>
+        </w:rPr>
+        <w:t>《摄阿毗达摩义论表解-简体-完整版201802》第243页（表/图版（缘表·结构图））：![课件原图·《摄阿毗达摩义论表解-简体-完整版201802》·第243页](课件原图/课件原图_713cfba9_p243.png)</w:t>
+      </w:r>
+    </w:p>
+    <w:p>
+      <w:pPr>
+        <w:pStyle w:val="ListBullet"/>
+      </w:pPr>
+      <w:r>
+        <w:rPr>
+          <w:b w:val="0"/>
+        </w:rPr>
+        <w:t>《摄阿毗达摩义论表解-简体-完整版201802》第246页（表/图版（缘表·结构图））：![课件原图·《摄阿毗达摩义论表解-简体-完整版201802》·第246页](课件原图/课件原图_713cfba9_p246.png)</w:t>
+      </w:r>
+    </w:p>
+    <w:p>
+      <w:pPr>
+        <w:pStyle w:val="ListBullet"/>
+      </w:pPr>
+      <w:r>
+        <w:rPr>
+          <w:b w:val="0"/>
+        </w:rPr>
+        <w:t>《摄阿毗达摩义论表解-简体-完整版201802》第249页（表/图版（缘表·结构图））：![课件原图·《摄阿毗达摩义论表解-简体-完整版201802》·第249页](课件原图/课件原图_713cfba9_p249.png)</w:t>
+      </w:r>
+    </w:p>
+    <w:p>
+      <w:pPr>
+        <w:pStyle w:val="ListBullet"/>
+      </w:pPr>
+      <w:r>
+        <w:rPr>
+          <w:b w:val="0"/>
+        </w:rPr>
+        <w:t>《摄阿毗达摩义论表解-简体-完整版201802》第254页（表/图版（缘表·结构图））：![课件原图·《摄阿毗达摩义论表解-简体-完整版201802》·第254页](课件原图/课件原图_713cfba9_p254.png)</w:t>
+      </w:r>
+    </w:p>
+    <w:p>
+      <w:pPr>
+        <w:pStyle w:val="ListBullet"/>
+      </w:pPr>
+      <w:r>
+        <w:rPr>
+          <w:b w:val="0"/>
+        </w:rPr>
+        <w:t>《摄阿毗达摩义论表解-简体-完整版201802》第255页（表/图版（缘表·结构图））：![课件原图·《摄阿毗达摩义论表解-简体-完整版201802》·第255页](课件原图/课件原图_713cfba9_p255.png)</w:t>
+      </w:r>
+    </w:p>
+    <w:p>
+      <w:pPr>
+        <w:pStyle w:val="ListBullet"/>
+      </w:pPr>
+      <w:r>
+        <w:rPr>
+          <w:b w:val="0"/>
+        </w:rPr>
+        <w:t>《摄阿毗达摩义论表解-简体-完整版201802》第256页（表/图版（缘表·结构图））：![课件原图·《摄阿毗达摩义论表解-简体-完整版201802》·第256页](课件原图/课件原图_713cfba9_p256.png)</w:t>
+      </w:r>
+    </w:p>
+    <w:p>
+      <w:pPr>
+        <w:pStyle w:val="ListBullet"/>
+      </w:pPr>
+      <w:r>
+        <w:rPr>
+          <w:b w:val="0"/>
+        </w:rPr>
+        <w:t>《摄阿毗达摩义论表解-简体-完整版201802》第260页（表/图版（缘表·结构图））：![课件原图·《摄阿毗达摩义论表解-简体-完整版201802》·第260页](课件原图/课件原图_713cfba9_p260.png)</w:t>
+      </w:r>
+    </w:p>
+    <w:p>
+      <w:pPr>
+        <w:pStyle w:val="ListBullet"/>
+      </w:pPr>
+      <w:r>
+        <w:rPr>
+          <w:b w:val="0"/>
+        </w:rPr>
+        <w:t>《摄阿毗达摩义论表解-简体-完整版201802》第262页（表/图版（缘表·结构图））：![课件原图·《摄阿毗达摩义论表解-简体-完整版201802》·第262页](课件原图/课件原图_713cfba9_p262.png)</w:t>
+      </w:r>
+    </w:p>
+    <w:p>
+      <w:pPr>
+        <w:pStyle w:val="ListBullet"/>
+      </w:pPr>
+      <w:r>
+        <w:rPr>
+          <w:b w:val="0"/>
+        </w:rPr>
+        <w:t>《摄阿毗达摩义论表解-简体-完整版201802》第270页（表/图版（缘表·结构图））：![课件原图·《摄阿毗达摩义论表解-简体-完整版201802》·第270页](课件原图/课件原图_713cfba9_p270.png)</w:t>
+      </w:r>
+    </w:p>
+    <w:p>
+      <w:pPr>
+        <w:pStyle w:val="ListBullet"/>
+      </w:pPr>
+      <w:r>
+        <w:rPr>
+          <w:b w:val="0"/>
+        </w:rPr>
+        <w:t>《摄阿毗达摩义论表解-简体-完整版201802》第279页（表/图版（缘表·结构图））：![课件原图·《摄阿毗达摩义论表解-简体-完整版201802》·第279页](课件原图/课件原图_713cfba9_p279.png)</w:t>
+      </w:r>
+    </w:p>
+    <w:p>
+      <w:pPr>
+        <w:pStyle w:val="ListBullet"/>
+      </w:pPr>
+      <w:r>
+        <w:rPr>
+          <w:b w:val="0"/>
+        </w:rPr>
+        <w:t>《摄阿毗达摩义论表解-简体-完整版201802》第289页（表/图版（缘表·结构图））：![课件原图·《摄阿毗达摩义论表解-简体-完整版201802》·第289页](课件原图/课件原图_713cfba9_p289.png)</w:t>
+      </w:r>
+    </w:p>
+    <w:p>
+      <w:pPr>
+        <w:pStyle w:val="ListBullet"/>
+      </w:pPr>
+      <w:r>
+        <w:rPr>
+          <w:b w:val="0"/>
+        </w:rPr>
+        <w:t>《摄阿毗达摩义论表解-简体-完整版201802》第363页（表/图版（缘表·结构图））：![课件原图·《摄阿毗达摩义论表解-简体-完整版201802》·第363页](课件原图/课件原图_713cfba9_p363.png)</w:t>
+      </w:r>
+    </w:p>
+    <w:p>
+      <w:pPr>
+        <w:pStyle w:val="ListBullet"/>
+      </w:pPr>
+      <w:r>
+        <w:rPr>
+          <w:b w:val="0"/>
+        </w:rPr>
+        <w:t>《摄阿毗达摩义论表解-简体-完整版201802》第389页（表/图版（缘表·结构图））：![课件原图·《摄阿毗达摩义论表解-简体-完整版201802》·第389页](课件原图/课件原图_713cfba9_p389.png)</w:t>
+      </w:r>
+    </w:p>
+    <w:p>
+      <w:pPr>
+        <w:pStyle w:val="ListBullet"/>
+      </w:pPr>
+      <w:r>
+        <w:rPr>
+          <w:b w:val="0"/>
+        </w:rPr>
+        <w:t>《摄阿毗达摩义论表解-简体-完整版201802》第419页（表/图版（缘表·结构图））：![课件原图·《摄阿毗达摩义论表解-简体-完整版201802》·第419页](课件原图/课件原图_713cfba9_p419.png)</w:t>
+      </w:r>
+    </w:p>
+    <w:p>
+      <w:pPr>
+        <w:pStyle w:val="ListBullet"/>
+      </w:pPr>
+      <w:r>
+        <w:rPr>
+          <w:b w:val="0"/>
+        </w:rPr>
+        <w:t>《阿毗达摩轻松谈》：（本册为文字页，无图形页）</w:t>
       </w:r>
     </w:p>
     <w:sectPr>

--- a/交付成果/第三轮修订版/第三轮4周版/读书会14_阿毗达摩基础_4周资料包（第三版修订）/Word版/第4周_色法涅槃与生活应用_主持人版.docx
+++ b/交付成果/第三轮修订版/第三轮4周版/读书会14_阿毗达摩基础_4周资料包（第三版修订）/Word版/第4周_色法涅槃与生活应用_主持人版.docx
@@ -7165,7 +7165,7 @@
         <w:rPr>
           <w:b w:val="0"/>
         </w:rPr>
-        <w:t>3、环境对四界的影响：地界、水界、火界、风界（流年、五运六气）</w:t>
+        <w:t>3、环境对四界的影响：地界、水界、火界、风界（流年、五蕴六气）</w:t>
       </w:r>
     </w:p>
     <w:p>
@@ -18611,12 +18611,18 @@
         </w:rPr>
         <w:t>（自知识库媒体导出后 pymupdf 渲染，最大宽约 1200px），供投屏或板书对照；每页标注源材料与页码。《共读原文》文字一字未改。</w:t>
       </w:r>
-    </w:p>
-    <w:p>
       <w:r>
         <w:rPr>
           <w:b/>
         </w:rPr>
+        <w:t>（本册图形页已按第三轮指令收敛为 ≤10 页，取各源材料代表性图形页；完整图形页清单见源 PDF。）</w:t>
+      </w:r>
+    </w:p>
+    <w:p>
+      <w:r>
+        <w:rPr>
+          <w:b/>
+        </w:rPr>
         <w:t>拼版总图（整册缩略·目视定位用）</w:t>
       </w:r>
     </w:p>
@@ -18628,7 +18634,7 @@
         <w:rPr>
           <w:b w:val="0"/>
         </w:rPr>
-        <w:t>《第016讲-色法-三密集·色聚类别·色法起源1（共修版）》：![拼版总图·《第016讲-色法-三密集·色聚类别·色法起源1（共修版）》](课件原图/拼版_9397a54a.png)</w:t>
+        <w:t>《第016讲-色法-三密集·色聚类别·色法起源1（共修版）》：![拼版总图·《第016讲-色法-三密集·色聚类别·色法起源1（共修版）》](课件原图/拼版_9397a54a.jpg)</w:t>
       </w:r>
     </w:p>
     <w:p>
@@ -18639,7 +18645,7 @@
         <w:rPr>
           <w:b w:val="0"/>
         </w:rPr>
-        <w:t>《如来禅修学体系38-摄色分别4（课件）》：![拼版总图·《如来禅修学体系38-摄色分别4（课件）》](课件原图/拼版_d5ea52b0.png)</w:t>
+        <w:t>《如来禅修学体系38-摄色分别4（课件）》：![拼版总图·《如来禅修学体系38-摄色分别4（课件）》](课件原图/拼版_d5ea52b0.jpg)</w:t>
       </w:r>
     </w:p>
     <w:p>
@@ -18650,7 +18656,7 @@
         <w:rPr>
           <w:b w:val="0"/>
         </w:rPr>
-        <w:t>《《阿毗达摩》2-摄色15~21讲思维导图+讲义》：![拼版总图·《《阿毗达摩》2-摄色15~21讲思维导图+讲义》](课件原图/拼版_32b8c667.png)</w:t>
+        <w:t>《《阿毗达摩》2-摄色15~21讲思维导图+讲义》：![拼版总图·《《阿毗达摩》2-摄色15~21讲思维导图+讲义》](课件原图/拼版_32b8c667.jpg)</w:t>
       </w:r>
     </w:p>
     <w:p>
@@ -18661,7 +18667,7 @@
         <w:rPr>
           <w:b w:val="0"/>
         </w:rPr>
-        <w:t>《摄阿毗达摩义论表解-简体-完整版201802》：![拼版总图·《摄阿毗达摩义论表解-简体-完整版201802》](课件原图/拼版_713cfba9.png)</w:t>
+        <w:t>《摄阿毗达摩义论表解-简体-完整版201802》：![拼版总图·《摄阿毗达摩义论表解-简体-完整版201802》](课件原图/拼版_713cfba9.jpg)</w:t>
       </w:r>
     </w:p>
     <w:p>
@@ -18672,7 +18678,7 @@
         <w:rPr>
           <w:b w:val="0"/>
         </w:rPr>
-        <w:t>《阿毗达摩轻松谈》：![拼版总图·《阿毗达摩轻松谈》](课件原图/拼版_b84a94f9.png)</w:t>
+        <w:t>《阿毗达摩轻松谈》：![拼版总图·《阿毗达摩轻松谈》](课件原图/拼版_b84a94f9.jpg)</w:t>
       </w:r>
     </w:p>
     <w:p>
@@ -18691,7 +18697,7 @@
         <w:rPr>
           <w:b w:val="0"/>
         </w:rPr>
-        <w:t>《第016讲-色法-三密集·色聚类别·色法起源1（共修版）》第1页（结构图/表格）：![课件原图·《第016讲-色法-三密集·色聚类别·色法起源1（共修版）》·第1页](课件原图/课件原图_9397a54a_p01.png)</w:t>
+        <w:t>《《阿毗达摩》2-摄色15~21讲思维导图+讲义》第26页（思维导图/流程图/表格）：![课件原图·《《阿毗达摩》2-摄色15~21讲思维导图+讲义》·第26页](课件原图/课件原图_32b8c667_p26.jpg)</w:t>
       </w:r>
     </w:p>
     <w:p>
@@ -18702,7 +18708,7 @@
         <w:rPr>
           <w:b w:val="0"/>
         </w:rPr>
-        <w:t>《第016讲-色法-三密集·色聚类别·色法起源1（共修版）》第3页（结构图/表格）：![课件原图·《第016讲-色法-三密集·色聚类别·色法起源1（共修版）》·第3页](课件原图/课件原图_9397a54a_p03.png)</w:t>
+        <w:t>《摄阿毗达摩义论表解-简体-完整版201802》第17页（表/图版（缘表·结构图））：![课件原图·《摄阿毗达摩义论表解-简体-完整版201802》·第17页](课件原图/课件原图_713cfba9_p17.jpg)</w:t>
       </w:r>
     </w:p>
     <w:p>
@@ -18713,7 +18719,7 @@
         <w:rPr>
           <w:b w:val="0"/>
         </w:rPr>
-        <w:t>《第016讲-色法-三密集·色聚类别·色法起源1（共修版）》第8页（结构图/表格）：![课件原图·《第016讲-色法-三密集·色聚类别·色法起源1（共修版）》·第8页](课件原图/课件原图_9397a54a_p08.png)</w:t>
+        <w:t>《摄阿毗达摩义论表解-简体-完整版201802》第122页（表/图版（缘表·结构图））：![课件原图·《摄阿毗达摩义论表解-简体-完整版201802》·第122页](课件原图/课件原图_713cfba9_p122.jpg)</w:t>
       </w:r>
     </w:p>
     <w:p>
@@ -18724,7 +18730,7 @@
         <w:rPr>
           <w:b w:val="0"/>
         </w:rPr>
-        <w:t>《第016讲-色法-三密集·色聚类别·色法起源1（共修版）》第10页（结构图/表格）：![课件原图·《第016讲-色法-三密集·色聚类别·色法起源1（共修版）》·第10页](课件原图/课件原图_9397a54a_p10.png)</w:t>
+        <w:t>《摄阿毗达摩义论表解-简体-完整版201802》第189页（表/图版（缘表·结构图））：![课件原图·《摄阿毗达摩义论表解-简体-完整版201802》·第189页](课件原图/课件原图_713cfba9_p189.jpg)</w:t>
       </w:r>
     </w:p>
     <w:p>
@@ -18735,2031 +18741,7 @@
         <w:rPr>
           <w:b w:val="0"/>
         </w:rPr>
-        <w:t>《第016讲-色法-三密集·色聚类别·色法起源1（共修版）》第12页（结构图/表格）：![课件原图·《第016讲-色法-三密集·色聚类别·色法起源1（共修版）》·第12页](课件原图/课件原图_9397a54a_p12.png)</w:t>
-      </w:r>
-    </w:p>
-    <w:p>
-      <w:pPr>
-        <w:pStyle w:val="ListBullet"/>
-      </w:pPr>
-      <w:r>
-        <w:rPr>
-          <w:b w:val="0"/>
-        </w:rPr>
-        <w:t>《第016讲-色法-三密集·色聚类别·色法起源1（共修版）》第14页（结构图/表格）：![课件原图·《第016讲-色法-三密集·色聚类别·色法起源1（共修版）》·第14页](课件原图/课件原图_9397a54a_p14.png)</w:t>
-      </w:r>
-    </w:p>
-    <w:p>
-      <w:pPr>
-        <w:pStyle w:val="ListBullet"/>
-      </w:pPr>
-      <w:r>
-        <w:rPr>
-          <w:b w:val="0"/>
-        </w:rPr>
-        <w:t>《如来禅修学体系38-摄色分别4（课件）》第2页（示意图/关系图/表格）：![课件原图·《如来禅修学体系38-摄色分别4（课件）》·第2页](课件原图/课件原图_d5ea52b0_p02.png)</w:t>
-      </w:r>
-    </w:p>
-    <w:p>
-      <w:pPr>
-        <w:pStyle w:val="ListBullet"/>
-      </w:pPr>
-      <w:r>
-        <w:rPr>
-          <w:b w:val="0"/>
-        </w:rPr>
-        <w:t>《如来禅修学体系38-摄色分别4（课件）》第3页（示意图/关系图/表格）：![课件原图·《如来禅修学体系38-摄色分别4（课件）》·第3页](课件原图/课件原图_d5ea52b0_p03.png)</w:t>
-      </w:r>
-    </w:p>
-    <w:p>
-      <w:pPr>
-        <w:pStyle w:val="ListBullet"/>
-      </w:pPr>
-      <w:r>
-        <w:rPr>
-          <w:b w:val="0"/>
-        </w:rPr>
-        <w:t>《如来禅修学体系38-摄色分别4（课件）》第5页（示意图/关系图/表格）：![课件原图·《如来禅修学体系38-摄色分别4（课件）》·第5页](课件原图/课件原图_d5ea52b0_p05.png)</w:t>
-      </w:r>
-    </w:p>
-    <w:p>
-      <w:pPr>
-        <w:pStyle w:val="ListBullet"/>
-      </w:pPr>
-      <w:r>
-        <w:rPr>
-          <w:b w:val="0"/>
-        </w:rPr>
-        <w:t>《如来禅修学体系38-摄色分别4（课件）》第6页（示意图/关系图/表格）：![课件原图·《如来禅修学体系38-摄色分别4（课件）》·第6页](课件原图/课件原图_d5ea52b0_p06.png)</w:t>
-      </w:r>
-    </w:p>
-    <w:p>
-      <w:pPr>
-        <w:pStyle w:val="ListBullet"/>
-      </w:pPr>
-      <w:r>
-        <w:rPr>
-          <w:b w:val="0"/>
-        </w:rPr>
-        <w:t>《如来禅修学体系38-摄色分别4（课件）》第8页（示意图/关系图/表格）：![课件原图·《如来禅修学体系38-摄色分别4（课件）》·第8页](课件原图/课件原图_d5ea52b0_p08.png)</w:t>
-      </w:r>
-    </w:p>
-    <w:p>
-      <w:pPr>
-        <w:pStyle w:val="ListBullet"/>
-      </w:pPr>
-      <w:r>
-        <w:rPr>
-          <w:b w:val="0"/>
-        </w:rPr>
-        <w:t>《如来禅修学体系38-摄色分别4（课件）》第9页（示意图/关系图/表格）：![课件原图·《如来禅修学体系38-摄色分别4（课件）》·第9页](课件原图/课件原图_d5ea52b0_p09.png)</w:t>
-      </w:r>
-    </w:p>
-    <w:p>
-      <w:pPr>
-        <w:pStyle w:val="ListBullet"/>
-      </w:pPr>
-      <w:r>
-        <w:rPr>
-          <w:b w:val="0"/>
-        </w:rPr>
-        <w:t>《如来禅修学体系38-摄色分别4（课件）》第11页（示意图/关系图/表格）：![课件原图·《如来禅修学体系38-摄色分别4（课件）》·第11页](课件原图/课件原图_d5ea52b0_p11.png)</w:t>
-      </w:r>
-    </w:p>
-    <w:p>
-      <w:pPr>
-        <w:pStyle w:val="ListBullet"/>
-      </w:pPr>
-      <w:r>
-        <w:rPr>
-          <w:b w:val="0"/>
-        </w:rPr>
-        <w:t>《如来禅修学体系38-摄色分别4（课件）》第12页（示意图/关系图/表格）：![课件原图·《如来禅修学体系38-摄色分别4（课件）》·第12页](课件原图/课件原图_d5ea52b0_p12.png)</w:t>
-      </w:r>
-    </w:p>
-    <w:p>
-      <w:pPr>
-        <w:pStyle w:val="ListBullet"/>
-      </w:pPr>
-      <w:r>
-        <w:rPr>
-          <w:b w:val="0"/>
-        </w:rPr>
-        <w:t>《如来禅修学体系38-摄色分别4（课件）》第14页（示意图/关系图/表格）：![课件原图·《如来禅修学体系38-摄色分别4（课件）》·第14页](课件原图/课件原图_d5ea52b0_p14.png)</w:t>
-      </w:r>
-    </w:p>
-    <w:p>
-      <w:pPr>
-        <w:pStyle w:val="ListBullet"/>
-      </w:pPr>
-      <w:r>
-        <w:rPr>
-          <w:b w:val="0"/>
-        </w:rPr>
-        <w:t>《如来禅修学体系38-摄色分别4（课件）》第15页（示意图/关系图/表格）：![课件原图·《如来禅修学体系38-摄色分别4（课件）》·第15页](课件原图/课件原图_d5ea52b0_p15.png)</w:t>
-      </w:r>
-    </w:p>
-    <w:p>
-      <w:pPr>
-        <w:pStyle w:val="ListBullet"/>
-      </w:pPr>
-      <w:r>
-        <w:rPr>
-          <w:b w:val="0"/>
-        </w:rPr>
-        <w:t>《如来禅修学体系38-摄色分别4（课件）》第16页（示意图/关系图/表格）：![课件原图·《如来禅修学体系38-摄色分别4（课件）》·第16页](课件原图/课件原图_d5ea52b0_p16.png)</w:t>
-      </w:r>
-    </w:p>
-    <w:p>
-      <w:pPr>
-        <w:pStyle w:val="ListBullet"/>
-      </w:pPr>
-      <w:r>
-        <w:rPr>
-          <w:b w:val="0"/>
-        </w:rPr>
-        <w:t>《如来禅修学体系38-摄色分别4（课件）》第17页（示意图/关系图/表格）：![课件原图·《如来禅修学体系38-摄色分别4（课件）》·第17页](课件原图/课件原图_d5ea52b0_p17.png)</w:t>
-      </w:r>
-    </w:p>
-    <w:p>
-      <w:pPr>
-        <w:pStyle w:val="ListBullet"/>
-      </w:pPr>
-      <w:r>
-        <w:rPr>
-          <w:b w:val="0"/>
-        </w:rPr>
-        <w:t>《如来禅修学体系38-摄色分别4（课件）》第20页（示意图/关系图/表格）：![课件原图·《如来禅修学体系38-摄色分别4（课件）》·第20页](课件原图/课件原图_d5ea52b0_p20.png)</w:t>
-      </w:r>
-    </w:p>
-    <w:p>
-      <w:pPr>
-        <w:pStyle w:val="ListBullet"/>
-      </w:pPr>
-      <w:r>
-        <w:rPr>
-          <w:b w:val="0"/>
-        </w:rPr>
-        <w:t>《《阿毗达摩》2-摄色15~21讲思维导图+讲义》第3页（思维导图/流程图/表格）：![课件原图·《《阿毗达摩》2-摄色15~21讲思维导图+讲义》·第3页](课件原图/课件原图_32b8c667_p03.png)</w:t>
-      </w:r>
-    </w:p>
-    <w:p>
-      <w:pPr>
-        <w:pStyle w:val="ListBullet"/>
-      </w:pPr>
-      <w:r>
-        <w:rPr>
-          <w:b w:val="0"/>
-        </w:rPr>
-        <w:t>《《阿毗达摩》2-摄色15~21讲思维导图+讲义》第21页（思维导图/流程图/表格）：![课件原图·《《阿毗达摩》2-摄色15~21讲思维导图+讲义》·第21页](课件原图/课件原图_32b8c667_p21.png)</w:t>
-      </w:r>
-    </w:p>
-    <w:p>
-      <w:pPr>
-        <w:pStyle w:val="ListBullet"/>
-      </w:pPr>
-      <w:r>
-        <w:rPr>
-          <w:b w:val="0"/>
-        </w:rPr>
-        <w:t>《《阿毗达摩》2-摄色15~21讲思维导图+讲义》第25页（思维导图/流程图/表格）：![课件原图·《《阿毗达摩》2-摄色15~21讲思维导图+讲义》·第25页](课件原图/课件原图_32b8c667_p25.png)</w:t>
-      </w:r>
-    </w:p>
-    <w:p>
-      <w:pPr>
-        <w:pStyle w:val="ListBullet"/>
-      </w:pPr>
-      <w:r>
-        <w:rPr>
-          <w:b w:val="0"/>
-        </w:rPr>
-        <w:t>《《阿毗达摩》2-摄色15~21讲思维导图+讲义》第26页（思维导图/流程图/表格）：![课件原图·《《阿毗达摩》2-摄色15~21讲思维导图+讲义》·第26页](课件原图/课件原图_32b8c667_p26.png)</w:t>
-      </w:r>
-    </w:p>
-    <w:p>
-      <w:pPr>
-        <w:pStyle w:val="ListBullet"/>
-      </w:pPr>
-      <w:r>
-        <w:rPr>
-          <w:b w:val="0"/>
-        </w:rPr>
-        <w:t>《《阿毗达摩》2-摄色15~21讲思维导图+讲义》第27页（思维导图/流程图/表格）：![课件原图·《《阿毗达摩》2-摄色15~21讲思维导图+讲义》·第27页](课件原图/课件原图_32b8c667_p27.png)</w:t>
-      </w:r>
-    </w:p>
-    <w:p>
-      <w:pPr>
-        <w:pStyle w:val="ListBullet"/>
-      </w:pPr>
-      <w:r>
-        <w:rPr>
-          <w:b w:val="0"/>
-        </w:rPr>
-        <w:t>《《阿毗达摩》2-摄色15~21讲思维导图+讲义》第31页（思维导图/流程图/表格）：![课件原图·《《阿毗达摩》2-摄色15~21讲思维导图+讲义》·第31页](课件原图/课件原图_32b8c667_p31.png)</w:t>
-      </w:r>
-    </w:p>
-    <w:p>
-      <w:pPr>
-        <w:pStyle w:val="ListBullet"/>
-      </w:pPr>
-      <w:r>
-        <w:rPr>
-          <w:b w:val="0"/>
-        </w:rPr>
-        <w:t>《《阿毗达摩》2-摄色15~21讲思维导图+讲义》第33页（思维导图/流程图/表格）：![课件原图·《《阿毗达摩》2-摄色15~21讲思维导图+讲义》·第33页](课件原图/课件原图_32b8c667_p33.png)</w:t>
-      </w:r>
-    </w:p>
-    <w:p>
-      <w:pPr>
-        <w:pStyle w:val="ListBullet"/>
-      </w:pPr>
-      <w:r>
-        <w:rPr>
-          <w:b w:val="0"/>
-        </w:rPr>
-        <w:t>《《阿毗达摩》2-摄色15~21讲思维导图+讲义》第41页（思维导图/流程图/表格）：![课件原图·《《阿毗达摩》2-摄色15~21讲思维导图+讲义》·第41页](课件原图/课件原图_32b8c667_p41.png)</w:t>
-      </w:r>
-    </w:p>
-    <w:p>
-      <w:pPr>
-        <w:pStyle w:val="ListBullet"/>
-      </w:pPr>
-      <w:r>
-        <w:rPr>
-          <w:b w:val="0"/>
-        </w:rPr>
-        <w:t>《《阿毗达摩》2-摄色15~21讲思维导图+讲义》第46页（思维导图/流程图/表格）：![课件原图·《《阿毗达摩》2-摄色15~21讲思维导图+讲义》·第46页](课件原图/课件原图_32b8c667_p46.png)</w:t>
-      </w:r>
-    </w:p>
-    <w:p>
-      <w:pPr>
-        <w:pStyle w:val="ListBullet"/>
-      </w:pPr>
-      <w:r>
-        <w:rPr>
-          <w:b w:val="0"/>
-        </w:rPr>
-        <w:t>《《阿毗达摩》2-摄色15~21讲思维导图+讲义》第60页（思维导图/流程图/表格）：![课件原图·《《阿毗达摩》2-摄色15~21讲思维导图+讲义》·第60页](课件原图/课件原图_32b8c667_p60.png)</w:t>
-      </w:r>
-    </w:p>
-    <w:p>
-      <w:pPr>
-        <w:pStyle w:val="ListBullet"/>
-      </w:pPr>
-      <w:r>
-        <w:rPr>
-          <w:b w:val="0"/>
-        </w:rPr>
-        <w:t>《《阿毗达摩》2-摄色15~21讲思维导图+讲义》第67页（思维导图/流程图/表格）：![课件原图·《《阿毗达摩》2-摄色15~21讲思维导图+讲义》·第67页](课件原图/课件原图_32b8c667_p67.png)</w:t>
-      </w:r>
-    </w:p>
-    <w:p>
-      <w:pPr>
-        <w:pStyle w:val="ListBullet"/>
-      </w:pPr>
-      <w:r>
-        <w:rPr>
-          <w:b w:val="0"/>
-        </w:rPr>
-        <w:t>《《阿毗达摩》2-摄色15~21讲思维导图+讲义》第69页（思维导图/流程图/表格）：![课件原图·《《阿毗达摩》2-摄色15~21讲思维导图+讲义》·第69页](课件原图/课件原图_32b8c667_p69.png)</w:t>
-      </w:r>
-    </w:p>
-    <w:p>
-      <w:pPr>
-        <w:pStyle w:val="ListBullet"/>
-      </w:pPr>
-      <w:r>
-        <w:rPr>
-          <w:b w:val="0"/>
-        </w:rPr>
-        <w:t>《《阿毗达摩》2-摄色15~21讲思维导图+讲义》第71页（思维导图/流程图/表格）：![课件原图·《《阿毗达摩》2-摄色15~21讲思维导图+讲义》·第71页](课件原图/课件原图_32b8c667_p71.png)</w:t>
-      </w:r>
-    </w:p>
-    <w:p>
-      <w:pPr>
-        <w:pStyle w:val="ListBullet"/>
-      </w:pPr>
-      <w:r>
-        <w:rPr>
-          <w:b w:val="0"/>
-        </w:rPr>
-        <w:t>《《阿毗达摩》2-摄色15~21讲思维导图+讲义》第73页（思维导图/流程图/表格）：![课件原图·《《阿毗达摩》2-摄色15~21讲思维导图+讲义》·第73页](课件原图/课件原图_32b8c667_p73.png)</w:t>
-      </w:r>
-    </w:p>
-    <w:p>
-      <w:pPr>
-        <w:pStyle w:val="ListBullet"/>
-      </w:pPr>
-      <w:r>
-        <w:rPr>
-          <w:b w:val="0"/>
-        </w:rPr>
-        <w:t>《《阿毗达摩》2-摄色15~21讲思维导图+讲义》第74页（思维导图/流程图/表格）：![课件原图·《《阿毗达摩》2-摄色15~21讲思维导图+讲义》·第74页](课件原图/课件原图_32b8c667_p74.png)</w:t>
-      </w:r>
-    </w:p>
-    <w:p>
-      <w:pPr>
-        <w:pStyle w:val="ListBullet"/>
-      </w:pPr>
-      <w:r>
-        <w:rPr>
-          <w:b w:val="0"/>
-        </w:rPr>
-        <w:t>《《阿毗达摩》2-摄色15~21讲思维导图+讲义》第75页（思维导图/流程图/表格）：![课件原图·《《阿毗达摩》2-摄色15~21讲思维导图+讲义》·第75页](课件原图/课件原图_32b8c667_p75.png)</w:t>
-      </w:r>
-    </w:p>
-    <w:p>
-      <w:pPr>
-        <w:pStyle w:val="ListBullet"/>
-      </w:pPr>
-      <w:r>
-        <w:rPr>
-          <w:b w:val="0"/>
-        </w:rPr>
-        <w:t>《《阿毗达摩》2-摄色15~21讲思维导图+讲义》第76页（思维导图/流程图/表格）：![课件原图·《《阿毗达摩》2-摄色15~21讲思维导图+讲义》·第76页](课件原图/课件原图_32b8c667_p76.png)</w:t>
-      </w:r>
-    </w:p>
-    <w:p>
-      <w:pPr>
-        <w:pStyle w:val="ListBullet"/>
-      </w:pPr>
-      <w:r>
-        <w:rPr>
-          <w:b w:val="0"/>
-        </w:rPr>
-        <w:t>《《阿毗达摩》2-摄色15~21讲思维导图+讲义》第81页（思维导图/流程图/表格）：![课件原图·《《阿毗达摩》2-摄色15~21讲思维导图+讲义》·第81页](课件原图/课件原图_32b8c667_p81.png)</w:t>
-      </w:r>
-    </w:p>
-    <w:p>
-      <w:pPr>
-        <w:pStyle w:val="ListBullet"/>
-      </w:pPr>
-      <w:r>
-        <w:rPr>
-          <w:b w:val="0"/>
-        </w:rPr>
-        <w:t>《《阿毗达摩》2-摄色15~21讲思维导图+讲义》第85页（思维导图/流程图/表格）：![课件原图·《《阿毗达摩》2-摄色15~21讲思维导图+讲义》·第85页](课件原图/课件原图_32b8c667_p85.png)</w:t>
-      </w:r>
-    </w:p>
-    <w:p>
-      <w:pPr>
-        <w:pStyle w:val="ListBullet"/>
-      </w:pPr>
-      <w:r>
-        <w:rPr>
-          <w:b w:val="0"/>
-        </w:rPr>
-        <w:t>《《阿毗达摩》2-摄色15~21讲思维导图+讲义》第103页（思维导图/流程图/表格）：![课件原图·《《阿毗达摩》2-摄色15~21讲思维导图+讲义》·第103页](课件原图/课件原图_32b8c667_p103.png)</w:t>
-      </w:r>
-    </w:p>
-    <w:p>
-      <w:pPr>
-        <w:pStyle w:val="ListBullet"/>
-      </w:pPr>
-      <w:r>
-        <w:rPr>
-          <w:b w:val="0"/>
-        </w:rPr>
-        <w:t>《《阿毗达摩》2-摄色15~21讲思维导图+讲义》第104页（思维导图/流程图/表格）：![课件原图·《《阿毗达摩》2-摄色15~21讲思维导图+讲义》·第104页](课件原图/课件原图_32b8c667_p104.png)</w:t>
-      </w:r>
-    </w:p>
-    <w:p>
-      <w:pPr>
-        <w:pStyle w:val="ListBullet"/>
-      </w:pPr>
-      <w:r>
-        <w:rPr>
-          <w:b w:val="0"/>
-        </w:rPr>
-        <w:t>《《阿毗达摩》2-摄色15~21讲思维导图+讲义》第105页（思维导图/流程图/表格）：![课件原图·《《阿毗达摩》2-摄色15~21讲思维导图+讲义》·第105页](课件原图/课件原图_32b8c667_p105.png)</w:t>
-      </w:r>
-    </w:p>
-    <w:p>
-      <w:pPr>
-        <w:pStyle w:val="ListBullet"/>
-      </w:pPr>
-      <w:r>
-        <w:rPr>
-          <w:b w:val="0"/>
-        </w:rPr>
-        <w:t>《《阿毗达摩》2-摄色15~21讲思维导图+讲义》第111页（思维导图/流程图/表格）：![课件原图·《《阿毗达摩》2-摄色15~21讲思维导图+讲义》·第111页](课件原图/课件原图_32b8c667_p111.png)</w:t>
-      </w:r>
-    </w:p>
-    <w:p>
-      <w:pPr>
-        <w:pStyle w:val="ListBullet"/>
-      </w:pPr>
-      <w:r>
-        <w:rPr>
-          <w:b w:val="0"/>
-        </w:rPr>
-        <w:t>《《阿毗达摩》2-摄色15~21讲思维导图+讲义》第114页（思维导图/流程图/表格）：![课件原图·《《阿毗达摩》2-摄色15~21讲思维导图+讲义》·第114页](课件原图/课件原图_32b8c667_p114.png)</w:t>
-      </w:r>
-    </w:p>
-    <w:p>
-      <w:pPr>
-        <w:pStyle w:val="ListBullet"/>
-      </w:pPr>
-      <w:r>
-        <w:rPr>
-          <w:b w:val="0"/>
-        </w:rPr>
-        <w:t>《《阿毗达摩》2-摄色15~21讲思维导图+讲义》第115页（思维导图/流程图/表格）：![课件原图·《《阿毗达摩》2-摄色15~21讲思维导图+讲义》·第115页](课件原图/课件原图_32b8c667_p115.png)</w:t>
-      </w:r>
-    </w:p>
-    <w:p>
-      <w:pPr>
-        <w:pStyle w:val="ListBullet"/>
-      </w:pPr>
-      <w:r>
-        <w:rPr>
-          <w:b w:val="0"/>
-        </w:rPr>
-        <w:t>《《阿毗达摩》2-摄色15~21讲思维导图+讲义》第120页（思维导图/流程图/表格）：![课件原图·《《阿毗达摩》2-摄色15~21讲思维导图+讲义》·第120页](课件原图/课件原图_32b8c667_p120.png)</w:t>
-      </w:r>
-    </w:p>
-    <w:p>
-      <w:pPr>
-        <w:pStyle w:val="ListBullet"/>
-      </w:pPr>
-      <w:r>
-        <w:rPr>
-          <w:b w:val="0"/>
-        </w:rPr>
-        <w:t>《《阿毗达摩》2-摄色15~21讲思维导图+讲义》第121页（思维导图/流程图/表格）：![课件原图·《《阿毗达摩》2-摄色15~21讲思维导图+讲义》·第121页](课件原图/课件原图_32b8c667_p121.png)</w:t>
-      </w:r>
-    </w:p>
-    <w:p>
-      <w:pPr>
-        <w:pStyle w:val="ListBullet"/>
-      </w:pPr>
-      <w:r>
-        <w:rPr>
-          <w:b w:val="0"/>
-        </w:rPr>
-        <w:t>《《阿毗达摩》2-摄色15~21讲思维导图+讲义》第122页（思维导图/流程图/表格）：![课件原图·《《阿毗达摩》2-摄色15~21讲思维导图+讲义》·第122页](课件原图/课件原图_32b8c667_p122.png)</w:t>
-      </w:r>
-    </w:p>
-    <w:p>
-      <w:pPr>
-        <w:pStyle w:val="ListBullet"/>
-      </w:pPr>
-      <w:r>
-        <w:rPr>
-          <w:b w:val="0"/>
-        </w:rPr>
-        <w:t>《《阿毗达摩》2-摄色15~21讲思维导图+讲义》第123页（思维导图/流程图/表格）：![课件原图·《《阿毗达摩》2-摄色15~21讲思维导图+讲义》·第123页](课件原图/课件原图_32b8c667_p123.png)</w:t>
-      </w:r>
-    </w:p>
-    <w:p>
-      <w:pPr>
-        <w:pStyle w:val="ListBullet"/>
-      </w:pPr>
-      <w:r>
-        <w:rPr>
-          <w:b w:val="0"/>
-        </w:rPr>
-        <w:t>《《阿毗达摩》2-摄色15~21讲思维导图+讲义》第124页（思维导图/流程图/表格）：![课件原图·《《阿毗达摩》2-摄色15~21讲思维导图+讲义》·第124页](课件原图/课件原图_32b8c667_p124.png)</w:t>
-      </w:r>
-    </w:p>
-    <w:p>
-      <w:pPr>
-        <w:pStyle w:val="ListBullet"/>
-      </w:pPr>
-      <w:r>
-        <w:rPr>
-          <w:b w:val="0"/>
-        </w:rPr>
-        <w:t>《《阿毗达摩》2-摄色15~21讲思维导图+讲义》第128页（思维导图/流程图/表格）：![课件原图·《《阿毗达摩》2-摄色15~21讲思维导图+讲义》·第128页](课件原图/课件原图_32b8c667_p128.png)</w:t>
-      </w:r>
-    </w:p>
-    <w:p>
-      <w:pPr>
-        <w:pStyle w:val="ListBullet"/>
-      </w:pPr>
-      <w:r>
-        <w:rPr>
-          <w:b w:val="0"/>
-        </w:rPr>
-        <w:t>《《阿毗达摩》2-摄色15~21讲思维导图+讲义》第130页（思维导图/流程图/表格）：![课件原图·《《阿毗达摩》2-摄色15~21讲思维导图+讲义》·第130页](课件原图/课件原图_32b8c667_p130.png)</w:t>
-      </w:r>
-    </w:p>
-    <w:p>
-      <w:pPr>
-        <w:pStyle w:val="ListBullet"/>
-      </w:pPr>
-      <w:r>
-        <w:rPr>
-          <w:b w:val="0"/>
-        </w:rPr>
-        <w:t>《《阿毗达摩》2-摄色15~21讲思维导图+讲义》第132页（思维导图/流程图/表格）：![课件原图·《《阿毗达摩》2-摄色15~21讲思维导图+讲义》·第132页](课件原图/课件原图_32b8c667_p132.png)</w:t>
-      </w:r>
-    </w:p>
-    <w:p>
-      <w:pPr>
-        <w:pStyle w:val="ListBullet"/>
-      </w:pPr>
-      <w:r>
-        <w:rPr>
-          <w:b w:val="0"/>
-        </w:rPr>
-        <w:t>《《阿毗达摩》2-摄色15~21讲思维导图+讲义》第133页（思维导图/流程图/表格）：![课件原图·《《阿毗达摩》2-摄色15~21讲思维导图+讲义》·第133页](课件原图/课件原图_32b8c667_p133.png)</w:t>
-      </w:r>
-    </w:p>
-    <w:p>
-      <w:pPr>
-        <w:pStyle w:val="ListBullet"/>
-      </w:pPr>
-      <w:r>
-        <w:rPr>
-          <w:b w:val="0"/>
-        </w:rPr>
-        <w:t>《《阿毗达摩》2-摄色15~21讲思维导图+讲义》第135页（思维导图/流程图/表格）：![课件原图·《《阿毗达摩》2-摄色15~21讲思维导图+讲义》·第135页](课件原图/课件原图_32b8c667_p135.png)</w:t>
-      </w:r>
-    </w:p>
-    <w:p>
-      <w:pPr>
-        <w:pStyle w:val="ListBullet"/>
-      </w:pPr>
-      <w:r>
-        <w:rPr>
-          <w:b w:val="0"/>
-        </w:rPr>
-        <w:t>《《阿毗达摩》2-摄色15~21讲思维导图+讲义》第136页（思维导图/流程图/表格）：![课件原图·《《阿毗达摩》2-摄色15~21讲思维导图+讲义》·第136页](课件原图/课件原图_32b8c667_p136.png)</w:t>
-      </w:r>
-    </w:p>
-    <w:p>
-      <w:pPr>
-        <w:pStyle w:val="ListBullet"/>
-      </w:pPr>
-      <w:r>
-        <w:rPr>
-          <w:b w:val="0"/>
-        </w:rPr>
-        <w:t>《《阿毗达摩》2-摄色15~21讲思维导图+讲义》第140页（思维导图/流程图/表格）：![课件原图·《《阿毗达摩》2-摄色15~21讲思维导图+讲义》·第140页](课件原图/课件原图_32b8c667_p140.png)</w:t>
-      </w:r>
-    </w:p>
-    <w:p>
-      <w:pPr>
-        <w:pStyle w:val="ListBullet"/>
-      </w:pPr>
-      <w:r>
-        <w:rPr>
-          <w:b w:val="0"/>
-        </w:rPr>
-        <w:t>《《阿毗达摩》2-摄色15~21讲思维导图+讲义》第143页（思维导图/流程图/表格）：![课件原图·《《阿毗达摩》2-摄色15~21讲思维导图+讲义》·第143页](课件原图/课件原图_32b8c667_p143.png)</w:t>
-      </w:r>
-    </w:p>
-    <w:p>
-      <w:pPr>
-        <w:pStyle w:val="ListBullet"/>
-      </w:pPr>
-      <w:r>
-        <w:rPr>
-          <w:b w:val="0"/>
-        </w:rPr>
-        <w:t>《摄阿毗达摩义论表解-简体-完整版201802》第2页（表/图版（缘表·结构图））：![课件原图·《摄阿毗达摩义论表解-简体-完整版201802》·第2页](课件原图/课件原图_713cfba9_p02.png)</w:t>
-      </w:r>
-    </w:p>
-    <w:p>
-      <w:pPr>
-        <w:pStyle w:val="ListBullet"/>
-      </w:pPr>
-      <w:r>
-        <w:rPr>
-          <w:b w:val="0"/>
-        </w:rPr>
-        <w:t>《摄阿毗达摩义论表解-简体-完整版201802》第15页（表/图版（缘表·结构图））：![课件原图·《摄阿毗达摩义论表解-简体-完整版201802》·第15页](课件原图/课件原图_713cfba9_p15.png)</w:t>
-      </w:r>
-    </w:p>
-    <w:p>
-      <w:pPr>
-        <w:pStyle w:val="ListBullet"/>
-      </w:pPr>
-      <w:r>
-        <w:rPr>
-          <w:b w:val="0"/>
-        </w:rPr>
-        <w:t>《摄阿毗达摩义论表解-简体-完整版201802》第16页（表/图版（缘表·结构图））：![课件原图·《摄阿毗达摩义论表解-简体-完整版201802》·第16页](课件原图/课件原图_713cfba9_p16.png)</w:t>
-      </w:r>
-    </w:p>
-    <w:p>
-      <w:pPr>
-        <w:pStyle w:val="ListBullet"/>
-      </w:pPr>
-      <w:r>
-        <w:rPr>
-          <w:b w:val="0"/>
-        </w:rPr>
-        <w:t>《摄阿毗达摩义论表解-简体-完整版201802》第17页（表/图版（缘表·结构图））：![课件原图·《摄阿毗达摩义论表解-简体-完整版201802》·第17页](课件原图/课件原图_713cfba9_p17.png)</w:t>
-      </w:r>
-    </w:p>
-    <w:p>
-      <w:pPr>
-        <w:pStyle w:val="ListBullet"/>
-      </w:pPr>
-      <w:r>
-        <w:rPr>
-          <w:b w:val="0"/>
-        </w:rPr>
-        <w:t>《摄阿毗达摩义论表解-简体-完整版201802》第20页（表/图版（缘表·结构图））：![课件原图·《摄阿毗达摩义论表解-简体-完整版201802》·第20页](课件原图/课件原图_713cfba9_p20.png)</w:t>
-      </w:r>
-    </w:p>
-    <w:p>
-      <w:pPr>
-        <w:pStyle w:val="ListBullet"/>
-      </w:pPr>
-      <w:r>
-        <w:rPr>
-          <w:b w:val="0"/>
-        </w:rPr>
-        <w:t>《摄阿毗达摩义论表解-简体-完整版201802》第21页（表/图版（缘表·结构图））：![课件原图·《摄阿毗达摩义论表解-简体-完整版201802》·第21页](课件原图/课件原图_713cfba9_p21.png)</w:t>
-      </w:r>
-    </w:p>
-    <w:p>
-      <w:pPr>
-        <w:pStyle w:val="ListBullet"/>
-      </w:pPr>
-      <w:r>
-        <w:rPr>
-          <w:b w:val="0"/>
-        </w:rPr>
-        <w:t>《摄阿毗达摩义论表解-简体-完整版201802》第30页（表/图版（缘表·结构图））：![课件原图·《摄阿毗达摩义论表解-简体-完整版201802》·第30页](课件原图/课件原图_713cfba9_p30.png)</w:t>
-      </w:r>
-    </w:p>
-    <w:p>
-      <w:pPr>
-        <w:pStyle w:val="ListBullet"/>
-      </w:pPr>
-      <w:r>
-        <w:rPr>
-          <w:b w:val="0"/>
-        </w:rPr>
-        <w:t>《摄阿毗达摩义论表解-简体-完整版201802》第34页（表/图版（缘表·结构图））：![课件原图·《摄阿毗达摩义论表解-简体-完整版201802》·第34页](课件原图/课件原图_713cfba9_p34.png)</w:t>
-      </w:r>
-    </w:p>
-    <w:p>
-      <w:pPr>
-        <w:pStyle w:val="ListBullet"/>
-      </w:pPr>
-      <w:r>
-        <w:rPr>
-          <w:b w:val="0"/>
-        </w:rPr>
-        <w:t>《摄阿毗达摩义论表解-简体-完整版201802》第35页（表/图版（缘表·结构图））：![课件原图·《摄阿毗达摩义论表解-简体-完整版201802》·第35页](课件原图/课件原图_713cfba9_p35.png)</w:t>
-      </w:r>
-    </w:p>
-    <w:p>
-      <w:pPr>
-        <w:pStyle w:val="ListBullet"/>
-      </w:pPr>
-      <w:r>
-        <w:rPr>
-          <w:b w:val="0"/>
-        </w:rPr>
-        <w:t>《摄阿毗达摩义论表解-简体-完整版201802》第36页（表/图版（缘表·结构图））：![课件原图·《摄阿毗达摩义论表解-简体-完整版201802》·第36页](课件原图/课件原图_713cfba9_p36.png)</w:t>
-      </w:r>
-    </w:p>
-    <w:p>
-      <w:pPr>
-        <w:pStyle w:val="ListBullet"/>
-      </w:pPr>
-      <w:r>
-        <w:rPr>
-          <w:b w:val="0"/>
-        </w:rPr>
-        <w:t>《摄阿毗达摩义论表解-简体-完整版201802》第47页（表/图版（缘表·结构图））：![课件原图·《摄阿毗达摩义论表解-简体-完整版201802》·第47页](课件原图/课件原图_713cfba9_p47.png)</w:t>
-      </w:r>
-    </w:p>
-    <w:p>
-      <w:pPr>
-        <w:pStyle w:val="ListBullet"/>
-      </w:pPr>
-      <w:r>
-        <w:rPr>
-          <w:b w:val="0"/>
-        </w:rPr>
-        <w:t>《摄阿毗达摩义论表解-简体-完整版201802》第49页（表/图版（缘表·结构图））：![课件原图·《摄阿毗达摩义论表解-简体-完整版201802》·第49页](课件原图/课件原图_713cfba9_p49.png)</w:t>
-      </w:r>
-    </w:p>
-    <w:p>
-      <w:pPr>
-        <w:pStyle w:val="ListBullet"/>
-      </w:pPr>
-      <w:r>
-        <w:rPr>
-          <w:b w:val="0"/>
-        </w:rPr>
-        <w:t>《摄阿毗达摩义论表解-简体-完整版201802》第50页（表/图版（缘表·结构图））：![课件原图·《摄阿毗达摩义论表解-简体-完整版201802》·第50页](课件原图/课件原图_713cfba9_p50.png)</w:t>
-      </w:r>
-    </w:p>
-    <w:p>
-      <w:pPr>
-        <w:pStyle w:val="ListBullet"/>
-      </w:pPr>
-      <w:r>
-        <w:rPr>
-          <w:b w:val="0"/>
-        </w:rPr>
-        <w:t>《摄阿毗达摩义论表解-简体-完整版201802》第51页（表/图版（缘表·结构图））：![课件原图·《摄阿毗达摩义论表解-简体-完整版201802》·第51页](课件原图/课件原图_713cfba9_p51.png)</w:t>
-      </w:r>
-    </w:p>
-    <w:p>
-      <w:pPr>
-        <w:pStyle w:val="ListBullet"/>
-      </w:pPr>
-      <w:r>
-        <w:rPr>
-          <w:b w:val="0"/>
-        </w:rPr>
-        <w:t>《摄阿毗达摩义论表解-简体-完整版201802》第52页（表/图版（缘表·结构图））：![课件原图·《摄阿毗达摩义论表解-简体-完整版201802》·第52页](课件原图/课件原图_713cfba9_p52.png)</w:t>
-      </w:r>
-    </w:p>
-    <w:p>
-      <w:pPr>
-        <w:pStyle w:val="ListBullet"/>
-      </w:pPr>
-      <w:r>
-        <w:rPr>
-          <w:b w:val="0"/>
-        </w:rPr>
-        <w:t>《摄阿毗达摩义论表解-简体-完整版201802》第60页（表/图版（缘表·结构图））：![课件原图·《摄阿毗达摩义论表解-简体-完整版201802》·第60页](课件原图/课件原图_713cfba9_p60.png)</w:t>
-      </w:r>
-    </w:p>
-    <w:p>
-      <w:pPr>
-        <w:pStyle w:val="ListBullet"/>
-      </w:pPr>
-      <w:r>
-        <w:rPr>
-          <w:b w:val="0"/>
-        </w:rPr>
-        <w:t>《摄阿毗达摩义论表解-简体-完整版201802》第64页（表/图版（缘表·结构图））：![课件原图·《摄阿毗达摩义论表解-简体-完整版201802》·第64页](课件原图/课件原图_713cfba9_p64.png)</w:t>
-      </w:r>
-    </w:p>
-    <w:p>
-      <w:pPr>
-        <w:pStyle w:val="ListBullet"/>
-      </w:pPr>
-      <w:r>
-        <w:rPr>
-          <w:b w:val="0"/>
-        </w:rPr>
-        <w:t>《摄阿毗达摩义论表解-简体-完整版201802》第69页（表/图版（缘表·结构图））：![课件原图·《摄阿毗达摩义论表解-简体-完整版201802》·第69页](课件原图/课件原图_713cfba9_p69.png)</w:t>
-      </w:r>
-    </w:p>
-    <w:p>
-      <w:pPr>
-        <w:pStyle w:val="ListBullet"/>
-      </w:pPr>
-      <w:r>
-        <w:rPr>
-          <w:b w:val="0"/>
-        </w:rPr>
-        <w:t>《摄阿毗达摩义论表解-简体-完整版201802》第70页（表/图版（缘表·结构图））：![课件原图·《摄阿毗达摩义论表解-简体-完整版201802》·第70页](课件原图/课件原图_713cfba9_p70.png)</w:t>
-      </w:r>
-    </w:p>
-    <w:p>
-      <w:pPr>
-        <w:pStyle w:val="ListBullet"/>
-      </w:pPr>
-      <w:r>
-        <w:rPr>
-          <w:b w:val="0"/>
-        </w:rPr>
-        <w:t>《摄阿毗达摩义论表解-简体-完整版201802》第71页（表/图版（缘表·结构图））：![课件原图·《摄阿毗达摩义论表解-简体-完整版201802》·第71页](课件原图/课件原图_713cfba9_p71.png)</w:t>
-      </w:r>
-    </w:p>
-    <w:p>
-      <w:pPr>
-        <w:pStyle w:val="ListBullet"/>
-      </w:pPr>
-      <w:r>
-        <w:rPr>
-          <w:b w:val="0"/>
-        </w:rPr>
-        <w:t>《摄阿毗达摩义论表解-简体-完整版201802》第72页（表/图版（缘表·结构图））：![课件原图·《摄阿毗达摩义论表解-简体-完整版201802》·第72页](课件原图/课件原图_713cfba9_p72.png)</w:t>
-      </w:r>
-    </w:p>
-    <w:p>
-      <w:pPr>
-        <w:pStyle w:val="ListBullet"/>
-      </w:pPr>
-      <w:r>
-        <w:rPr>
-          <w:b w:val="0"/>
-        </w:rPr>
-        <w:t>《摄阿毗达摩义论表解-简体-完整版201802》第73页（表/图版（缘表·结构图））：![课件原图·《摄阿毗达摩义论表解-简体-完整版201802》·第73页](课件原图/课件原图_713cfba9_p73.png)</w:t>
-      </w:r>
-    </w:p>
-    <w:p>
-      <w:pPr>
-        <w:pStyle w:val="ListBullet"/>
-      </w:pPr>
-      <w:r>
-        <w:rPr>
-          <w:b w:val="0"/>
-        </w:rPr>
-        <w:t>《摄阿毗达摩义论表解-简体-完整版201802》第74页（表/图版（缘表·结构图））：![课件原图·《摄阿毗达摩义论表解-简体-完整版201802》·第74页](课件原图/课件原图_713cfba9_p74.png)</w:t>
-      </w:r>
-    </w:p>
-    <w:p>
-      <w:pPr>
-        <w:pStyle w:val="ListBullet"/>
-      </w:pPr>
-      <w:r>
-        <w:rPr>
-          <w:b w:val="0"/>
-        </w:rPr>
-        <w:t>《摄阿毗达摩义论表解-简体-完整版201802》第75页（表/图版（缘表·结构图））：![课件原图·《摄阿毗达摩义论表解-简体-完整版201802》·第75页](课件原图/课件原图_713cfba9_p75.png)</w:t>
-      </w:r>
-    </w:p>
-    <w:p>
-      <w:pPr>
-        <w:pStyle w:val="ListBullet"/>
-      </w:pPr>
-      <w:r>
-        <w:rPr>
-          <w:b w:val="0"/>
-        </w:rPr>
-        <w:t>《摄阿毗达摩义论表解-简体-完整版201802》第79页（表/图版（缘表·结构图））：![课件原图·《摄阿毗达摩义论表解-简体-完整版201802》·第79页](课件原图/课件原图_713cfba9_p79.png)</w:t>
-      </w:r>
-    </w:p>
-    <w:p>
-      <w:pPr>
-        <w:pStyle w:val="ListBullet"/>
-      </w:pPr>
-      <w:r>
-        <w:rPr>
-          <w:b w:val="0"/>
-        </w:rPr>
-        <w:t>《摄阿毗达摩义论表解-简体-完整版201802》第88页（表/图版（缘表·结构图））：![课件原图·《摄阿毗达摩义论表解-简体-完整版201802》·第88页](课件原图/课件原图_713cfba9_p88.png)</w:t>
-      </w:r>
-    </w:p>
-    <w:p>
-      <w:pPr>
-        <w:pStyle w:val="ListBullet"/>
-      </w:pPr>
-      <w:r>
-        <w:rPr>
-          <w:b w:val="0"/>
-        </w:rPr>
-        <w:t>《摄阿毗达摩义论表解-简体-完整版201802》第89页（表/图版（缘表·结构图））：![课件原图·《摄阿毗达摩义论表解-简体-完整版201802》·第89页](课件原图/课件原图_713cfba9_p89.png)</w:t>
-      </w:r>
-    </w:p>
-    <w:p>
-      <w:pPr>
-        <w:pStyle w:val="ListBullet"/>
-      </w:pPr>
-      <w:r>
-        <w:rPr>
-          <w:b w:val="0"/>
-        </w:rPr>
-        <w:t>《摄阿毗达摩义论表解-简体-完整版201802》第93页（表/图版（缘表·结构图））：![课件原图·《摄阿毗达摩义论表解-简体-完整版201802》·第93页](课件原图/课件原图_713cfba9_p93.png)</w:t>
-      </w:r>
-    </w:p>
-    <w:p>
-      <w:pPr>
-        <w:pStyle w:val="ListBullet"/>
-      </w:pPr>
-      <w:r>
-        <w:rPr>
-          <w:b w:val="0"/>
-        </w:rPr>
-        <w:t>《摄阿毗达摩义论表解-简体-完整版201802》第94页（表/图版（缘表·结构图））：![课件原图·《摄阿毗达摩义论表解-简体-完整版201802》·第94页](课件原图/课件原图_713cfba9_p94.png)</w:t>
-      </w:r>
-    </w:p>
-    <w:p>
-      <w:pPr>
-        <w:pStyle w:val="ListBullet"/>
-      </w:pPr>
-      <w:r>
-        <w:rPr>
-          <w:b w:val="0"/>
-        </w:rPr>
-        <w:t>《摄阿毗达摩义论表解-简体-完整版201802》第95页（表/图版（缘表·结构图））：![课件原图·《摄阿毗达摩义论表解-简体-完整版201802》·第95页](课件原图/课件原图_713cfba9_p95.png)</w:t>
-      </w:r>
-    </w:p>
-    <w:p>
-      <w:pPr>
-        <w:pStyle w:val="ListBullet"/>
-      </w:pPr>
-      <w:r>
-        <w:rPr>
-          <w:b w:val="0"/>
-        </w:rPr>
-        <w:t>《摄阿毗达摩义论表解-简体-完整版201802》第101页（表/图版（缘表·结构图））：![课件原图·《摄阿毗达摩义论表解-简体-完整版201802》·第101页](课件原图/课件原图_713cfba9_p101.png)</w:t>
-      </w:r>
-    </w:p>
-    <w:p>
-      <w:pPr>
-        <w:pStyle w:val="ListBullet"/>
-      </w:pPr>
-      <w:r>
-        <w:rPr>
-          <w:b w:val="0"/>
-        </w:rPr>
-        <w:t>《摄阿毗达摩义论表解-简体-完整版201802》第102页（表/图版（缘表·结构图））：![课件原图·《摄阿毗达摩义论表解-简体-完整版201802》·第102页](课件原图/课件原图_713cfba9_p102.png)</w:t>
-      </w:r>
-    </w:p>
-    <w:p>
-      <w:pPr>
-        <w:pStyle w:val="ListBullet"/>
-      </w:pPr>
-      <w:r>
-        <w:rPr>
-          <w:b w:val="0"/>
-        </w:rPr>
-        <w:t>《摄阿毗达摩义论表解-简体-完整版201802》第103页（表/图版（缘表·结构图））：![课件原图·《摄阿毗达摩义论表解-简体-完整版201802》·第103页](课件原图/课件原图_713cfba9_p103.png)</w:t>
-      </w:r>
-    </w:p>
-    <w:p>
-      <w:pPr>
-        <w:pStyle w:val="ListBullet"/>
-      </w:pPr>
-      <w:r>
-        <w:rPr>
-          <w:b w:val="0"/>
-        </w:rPr>
-        <w:t>《摄阿毗达摩义论表解-简体-完整版201802》第108页（表/图版（缘表·结构图））：![课件原图·《摄阿毗达摩义论表解-简体-完整版201802》·第108页](课件原图/课件原图_713cfba9_p108.png)</w:t>
-      </w:r>
-    </w:p>
-    <w:p>
-      <w:pPr>
-        <w:pStyle w:val="ListBullet"/>
-      </w:pPr>
-      <w:r>
-        <w:rPr>
-          <w:b w:val="0"/>
-        </w:rPr>
-        <w:t>《摄阿毗达摩义论表解-简体-完整版201802》第109页（表/图版（缘表·结构图））：![课件原图·《摄阿毗达摩义论表解-简体-完整版201802》·第109页](课件原图/课件原图_713cfba9_p109.png)</w:t>
-      </w:r>
-    </w:p>
-    <w:p>
-      <w:pPr>
-        <w:pStyle w:val="ListBullet"/>
-      </w:pPr>
-      <w:r>
-        <w:rPr>
-          <w:b w:val="0"/>
-        </w:rPr>
-        <w:t>《摄阿毗达摩义论表解-简体-完整版201802》第110页（表/图版（缘表·结构图））：![课件原图·《摄阿毗达摩义论表解-简体-完整版201802》·第110页](课件原图/课件原图_713cfba9_p110.png)</w:t>
-      </w:r>
-    </w:p>
-    <w:p>
-      <w:pPr>
-        <w:pStyle w:val="ListBullet"/>
-      </w:pPr>
-      <w:r>
-        <w:rPr>
-          <w:b w:val="0"/>
-        </w:rPr>
-        <w:t>《摄阿毗达摩义论表解-简体-完整版201802》第122页（表/图版（缘表·结构图））：![课件原图·《摄阿毗达摩义论表解-简体-完整版201802》·第122页](课件原图/课件原图_713cfba9_p122.png)</w:t>
-      </w:r>
-    </w:p>
-    <w:p>
-      <w:pPr>
-        <w:pStyle w:val="ListBullet"/>
-      </w:pPr>
-      <w:r>
-        <w:rPr>
-          <w:b w:val="0"/>
-        </w:rPr>
-        <w:t>《摄阿毗达摩义论表解-简体-完整版201802》第123页（表/图版（缘表·结构图））：![课件原图·《摄阿毗达摩义论表解-简体-完整版201802》·第123页](课件原图/课件原图_713cfba9_p123.png)</w:t>
-      </w:r>
-    </w:p>
-    <w:p>
-      <w:pPr>
-        <w:pStyle w:val="ListBullet"/>
-      </w:pPr>
-      <w:r>
-        <w:rPr>
-          <w:b w:val="0"/>
-        </w:rPr>
-        <w:t>《摄阿毗达摩义论表解-简体-完整版201802》第141页（表/图版（缘表·结构图））：![课件原图·《摄阿毗达摩义论表解-简体-完整版201802》·第141页](课件原图/课件原图_713cfba9_p141.png)</w:t>
-      </w:r>
-    </w:p>
-    <w:p>
-      <w:pPr>
-        <w:pStyle w:val="ListBullet"/>
-      </w:pPr>
-      <w:r>
-        <w:rPr>
-          <w:b w:val="0"/>
-        </w:rPr>
-        <w:t>《摄阿毗达摩义论表解-简体-完整版201802》第142页（表/图版（缘表·结构图））：![课件原图·《摄阿毗达摩义论表解-简体-完整版201802》·第142页](课件原图/课件原图_713cfba9_p142.png)</w:t>
-      </w:r>
-    </w:p>
-    <w:p>
-      <w:pPr>
-        <w:pStyle w:val="ListBullet"/>
-      </w:pPr>
-      <w:r>
-        <w:rPr>
-          <w:b w:val="0"/>
-        </w:rPr>
-        <w:t>《摄阿毗达摩义论表解-简体-完整版201802》第143页（表/图版（缘表·结构图））：![课件原图·《摄阿毗达摩义论表解-简体-完整版201802》·第143页](课件原图/课件原图_713cfba9_p143.png)</w:t>
-      </w:r>
-    </w:p>
-    <w:p>
-      <w:pPr>
-        <w:pStyle w:val="ListBullet"/>
-      </w:pPr>
-      <w:r>
-        <w:rPr>
-          <w:b w:val="0"/>
-        </w:rPr>
-        <w:t>《摄阿毗达摩义论表解-简体-完整版201802》第144页（表/图版（缘表·结构图））：![课件原图·《摄阿毗达摩义论表解-简体-完整版201802》·第144页](课件原图/课件原图_713cfba9_p144.png)</w:t>
-      </w:r>
-    </w:p>
-    <w:p>
-      <w:pPr>
-        <w:pStyle w:val="ListBullet"/>
-      </w:pPr>
-      <w:r>
-        <w:rPr>
-          <w:b w:val="0"/>
-        </w:rPr>
-        <w:t>《摄阿毗达摩义论表解-简体-完整版201802》第152页（表/图版（缘表·结构图））：![课件原图·《摄阿毗达摩义论表解-简体-完整版201802》·第152页](课件原图/课件原图_713cfba9_p152.png)</w:t>
-      </w:r>
-    </w:p>
-    <w:p>
-      <w:pPr>
-        <w:pStyle w:val="ListBullet"/>
-      </w:pPr>
-      <w:r>
-        <w:rPr>
-          <w:b w:val="0"/>
-        </w:rPr>
-        <w:t>《摄阿毗达摩义论表解-简体-完整版201802》第153页（表/图版（缘表·结构图））：![课件原图·《摄阿毗达摩义论表解-简体-完整版201802》·第153页](课件原图/课件原图_713cfba9_p153.png)</w:t>
-      </w:r>
-    </w:p>
-    <w:p>
-      <w:pPr>
-        <w:pStyle w:val="ListBullet"/>
-      </w:pPr>
-      <w:r>
-        <w:rPr>
-          <w:b w:val="0"/>
-        </w:rPr>
-        <w:t>《摄阿毗达摩义论表解-简体-完整版201802》第154页（表/图版（缘表·结构图））：![课件原图·《摄阿毗达摩义论表解-简体-完整版201802》·第154页](课件原图/课件原图_713cfba9_p154.png)</w:t>
-      </w:r>
-    </w:p>
-    <w:p>
-      <w:pPr>
-        <w:pStyle w:val="ListBullet"/>
-      </w:pPr>
-      <w:r>
-        <w:rPr>
-          <w:b w:val="0"/>
-        </w:rPr>
-        <w:t>《摄阿毗达摩义论表解-简体-完整版201802》第155页（表/图版（缘表·结构图））：![课件原图·《摄阿毗达摩义论表解-简体-完整版201802》·第155页](课件原图/课件原图_713cfba9_p155.png)</w:t>
-      </w:r>
-    </w:p>
-    <w:p>
-      <w:pPr>
-        <w:pStyle w:val="ListBullet"/>
-      </w:pPr>
-      <w:r>
-        <w:rPr>
-          <w:b w:val="0"/>
-        </w:rPr>
-        <w:t>《摄阿毗达摩义论表解-简体-完整版201802》第156页（表/图版（缘表·结构图））：![课件原图·《摄阿毗达摩义论表解-简体-完整版201802》·第156页](课件原图/课件原图_713cfba9_p156.png)</w:t>
-      </w:r>
-    </w:p>
-    <w:p>
-      <w:pPr>
-        <w:pStyle w:val="ListBullet"/>
-      </w:pPr>
-      <w:r>
-        <w:rPr>
-          <w:b w:val="0"/>
-        </w:rPr>
-        <w:t>《摄阿毗达摩义论表解-简体-完整版201802》第157页（表/图版（缘表·结构图））：![课件原图·《摄阿毗达摩义论表解-简体-完整版201802》·第157页](课件原图/课件原图_713cfba9_p157.png)</w:t>
-      </w:r>
-    </w:p>
-    <w:p>
-      <w:pPr>
-        <w:pStyle w:val="ListBullet"/>
-      </w:pPr>
-      <w:r>
-        <w:rPr>
-          <w:b w:val="0"/>
-        </w:rPr>
-        <w:t>《摄阿毗达摩义论表解-简体-完整版201802》第158页（表/图版（缘表·结构图））：![课件原图·《摄阿毗达摩义论表解-简体-完整版201802》·第158页](课件原图/课件原图_713cfba9_p158.png)</w:t>
-      </w:r>
-    </w:p>
-    <w:p>
-      <w:pPr>
-        <w:pStyle w:val="ListBullet"/>
-      </w:pPr>
-      <w:r>
-        <w:rPr>
-          <w:b w:val="0"/>
-        </w:rPr>
-        <w:t>《摄阿毗达摩义论表解-简体-完整版201802》第160页（表/图版（缘表·结构图））：![课件原图·《摄阿毗达摩义论表解-简体-完整版201802》·第160页](课件原图/课件原图_713cfba9_p160.png)</w:t>
-      </w:r>
-    </w:p>
-    <w:p>
-      <w:pPr>
-        <w:pStyle w:val="ListBullet"/>
-      </w:pPr>
-      <w:r>
-        <w:rPr>
-          <w:b w:val="0"/>
-        </w:rPr>
-        <w:t>《摄阿毗达摩义论表解-简体-完整版201802》第161页（表/图版（缘表·结构图））：![课件原图·《摄阿毗达摩义论表解-简体-完整版201802》·第161页](课件原图/课件原图_713cfba9_p161.png)</w:t>
-      </w:r>
-    </w:p>
-    <w:p>
-      <w:pPr>
-        <w:pStyle w:val="ListBullet"/>
-      </w:pPr>
-      <w:r>
-        <w:rPr>
-          <w:b w:val="0"/>
-        </w:rPr>
-        <w:t>《摄阿毗达摩义论表解-简体-完整版201802》第162页（表/图版（缘表·结构图））：![课件原图·《摄阿毗达摩义论表解-简体-完整版201802》·第162页](课件原图/课件原图_713cfba9_p162.png)</w:t>
-      </w:r>
-    </w:p>
-    <w:p>
-      <w:pPr>
-        <w:pStyle w:val="ListBullet"/>
-      </w:pPr>
-      <w:r>
-        <w:rPr>
-          <w:b w:val="0"/>
-        </w:rPr>
-        <w:t>《摄阿毗达摩义论表解-简体-完整版201802》第163页（表/图版（缘表·结构图））：![课件原图·《摄阿毗达摩义论表解-简体-完整版201802》·第163页](课件原图/课件原图_713cfba9_p163.png)</w:t>
-      </w:r>
-    </w:p>
-    <w:p>
-      <w:pPr>
-        <w:pStyle w:val="ListBullet"/>
-      </w:pPr>
-      <w:r>
-        <w:rPr>
-          <w:b w:val="0"/>
-        </w:rPr>
-        <w:t>《摄阿毗达摩义论表解-简体-完整版201802》第164页（表/图版（缘表·结构图））：![课件原图·《摄阿毗达摩义论表解-简体-完整版201802》·第164页](课件原图/课件原图_713cfba9_p164.png)</w:t>
-      </w:r>
-    </w:p>
-    <w:p>
-      <w:pPr>
-        <w:pStyle w:val="ListBullet"/>
-      </w:pPr>
-      <w:r>
-        <w:rPr>
-          <w:b w:val="0"/>
-        </w:rPr>
-        <w:t>《摄阿毗达摩义论表解-简体-完整版201802》第165页（表/图版（缘表·结构图））：![课件原图·《摄阿毗达摩义论表解-简体-完整版201802》·第165页](课件原图/课件原图_713cfba9_p165.png)</w:t>
-      </w:r>
-    </w:p>
-    <w:p>
-      <w:pPr>
-        <w:pStyle w:val="ListBullet"/>
-      </w:pPr>
-      <w:r>
-        <w:rPr>
-          <w:b w:val="0"/>
-        </w:rPr>
-        <w:t>《摄阿毗达摩义论表解-简体-完整版201802》第166页（表/图版（缘表·结构图））：![课件原图·《摄阿毗达摩义论表解-简体-完整版201802》·第166页](课件原图/课件原图_713cfba9_p166.png)</w:t>
-      </w:r>
-    </w:p>
-    <w:p>
-      <w:pPr>
-        <w:pStyle w:val="ListBullet"/>
-      </w:pPr>
-      <w:r>
-        <w:rPr>
-          <w:b w:val="0"/>
-        </w:rPr>
-        <w:t>《摄阿毗达摩义论表解-简体-完整版201802》第167页（表/图版（缘表·结构图））：![课件原图·《摄阿毗达摩义论表解-简体-完整版201802》·第167页](课件原图/课件原图_713cfba9_p167.png)</w:t>
-      </w:r>
-    </w:p>
-    <w:p>
-      <w:pPr>
-        <w:pStyle w:val="ListBullet"/>
-      </w:pPr>
-      <w:r>
-        <w:rPr>
-          <w:b w:val="0"/>
-        </w:rPr>
-        <w:t>《摄阿毗达摩义论表解-简体-完整版201802》第170页（表/图版（缘表·结构图））：![课件原图·《摄阿毗达摩义论表解-简体-完整版201802》·第170页](课件原图/课件原图_713cfba9_p170.png)</w:t>
-      </w:r>
-    </w:p>
-    <w:p>
-      <w:pPr>
-        <w:pStyle w:val="ListBullet"/>
-      </w:pPr>
-      <w:r>
-        <w:rPr>
-          <w:b w:val="0"/>
-        </w:rPr>
-        <w:t>《摄阿毗达摩义论表解-简体-完整版201802》第171页（表/图版（缘表·结构图））：![课件原图·《摄阿毗达摩义论表解-简体-完整版201802》·第171页](课件原图/课件原图_713cfba9_p171.png)</w:t>
-      </w:r>
-    </w:p>
-    <w:p>
-      <w:pPr>
-        <w:pStyle w:val="ListBullet"/>
-      </w:pPr>
-      <w:r>
-        <w:rPr>
-          <w:b w:val="0"/>
-        </w:rPr>
-        <w:t>《摄阿毗达摩义论表解-简体-完整版201802》第172页（表/图版（缘表·结构图））：![课件原图·《摄阿毗达摩义论表解-简体-完整版201802》·第172页](课件原图/课件原图_713cfba9_p172.png)</w:t>
-      </w:r>
-    </w:p>
-    <w:p>
-      <w:pPr>
-        <w:pStyle w:val="ListBullet"/>
-      </w:pPr>
-      <w:r>
-        <w:rPr>
-          <w:b w:val="0"/>
-        </w:rPr>
-        <w:t>《摄阿毗达摩义论表解-简体-完整版201802》第173页（表/图版（缘表·结构图））：![课件原图·《摄阿毗达摩义论表解-简体-完整版201802》·第173页](课件原图/课件原图_713cfba9_p173.png)</w:t>
-      </w:r>
-    </w:p>
-    <w:p>
-      <w:pPr>
-        <w:pStyle w:val="ListBullet"/>
-      </w:pPr>
-      <w:r>
-        <w:rPr>
-          <w:b w:val="0"/>
-        </w:rPr>
-        <w:t>《摄阿毗达摩义论表解-简体-完整版201802》第175页（表/图版（缘表·结构图））：![课件原图·《摄阿毗达摩义论表解-简体-完整版201802》·第175页](课件原图/课件原图_713cfba9_p175.png)</w:t>
-      </w:r>
-    </w:p>
-    <w:p>
-      <w:pPr>
-        <w:pStyle w:val="ListBullet"/>
-      </w:pPr>
-      <w:r>
-        <w:rPr>
-          <w:b w:val="0"/>
-        </w:rPr>
-        <w:t>《摄阿毗达摩义论表解-简体-完整版201802》第177页（表/图版（缘表·结构图））：![课件原图·《摄阿毗达摩义论表解-简体-完整版201802》·第177页](课件原图/课件原图_713cfba9_p177.png)</w:t>
-      </w:r>
-    </w:p>
-    <w:p>
-      <w:pPr>
-        <w:pStyle w:val="ListBullet"/>
-      </w:pPr>
-      <w:r>
-        <w:rPr>
-          <w:b w:val="0"/>
-        </w:rPr>
-        <w:t>《摄阿毗达摩义论表解-简体-完整版201802》第180页（表/图版（缘表·结构图））：![课件原图·《摄阿毗达摩义论表解-简体-完整版201802》·第180页](课件原图/课件原图_713cfba9_p180.png)</w:t>
-      </w:r>
-    </w:p>
-    <w:p>
-      <w:pPr>
-        <w:pStyle w:val="ListBullet"/>
-      </w:pPr>
-      <w:r>
-        <w:rPr>
-          <w:b w:val="0"/>
-        </w:rPr>
-        <w:t>《摄阿毗达摩义论表解-简体-完整版201802》第182页（表/图版（缘表·结构图））：![课件原图·《摄阿毗达摩义论表解-简体-完整版201802》·第182页](课件原图/课件原图_713cfba9_p182.png)</w:t>
-      </w:r>
-    </w:p>
-    <w:p>
-      <w:pPr>
-        <w:pStyle w:val="ListBullet"/>
-      </w:pPr>
-      <w:r>
-        <w:rPr>
-          <w:b w:val="0"/>
-        </w:rPr>
-        <w:t>《摄阿毗达摩义论表解-简体-完整版201802》第184页（表/图版（缘表·结构图））：![课件原图·《摄阿毗达摩义论表解-简体-完整版201802》·第184页](课件原图/课件原图_713cfba9_p184.png)</w:t>
-      </w:r>
-    </w:p>
-    <w:p>
-      <w:pPr>
-        <w:pStyle w:val="ListBullet"/>
-      </w:pPr>
-      <w:r>
-        <w:rPr>
-          <w:b w:val="0"/>
-        </w:rPr>
-        <w:t>《摄阿毗达摩义论表解-简体-完整版201802》第186页（表/图版（缘表·结构图））：![课件原图·《摄阿毗达摩义论表解-简体-完整版201802》·第186页](课件原图/课件原图_713cfba9_p186.png)</w:t>
-      </w:r>
-    </w:p>
-    <w:p>
-      <w:pPr>
-        <w:pStyle w:val="ListBullet"/>
-      </w:pPr>
-      <w:r>
-        <w:rPr>
-          <w:b w:val="0"/>
-        </w:rPr>
-        <w:t>《摄阿毗达摩义论表解-简体-完整版201802》第187页（表/图版（缘表·结构图））：![课件原图·《摄阿毗达摩义论表解-简体-完整版201802》·第187页](课件原图/课件原图_713cfba9_p187.png)</w:t>
-      </w:r>
-    </w:p>
-    <w:p>
-      <w:pPr>
-        <w:pStyle w:val="ListBullet"/>
-      </w:pPr>
-      <w:r>
-        <w:rPr>
-          <w:b w:val="0"/>
-        </w:rPr>
-        <w:t>《摄阿毗达摩义论表解-简体-完整版201802》第188页（表/图版（缘表·结构图））：![课件原图·《摄阿毗达摩义论表解-简体-完整版201802》·第188页](课件原图/课件原图_713cfba9_p188.png)</w:t>
-      </w:r>
-    </w:p>
-    <w:p>
-      <w:pPr>
-        <w:pStyle w:val="ListBullet"/>
-      </w:pPr>
-      <w:r>
-        <w:rPr>
-          <w:b w:val="0"/>
-        </w:rPr>
-        <w:t>《摄阿毗达摩义论表解-简体-完整版201802》第189页（表/图版（缘表·结构图））：![课件原图·《摄阿毗达摩义论表解-简体-完整版201802》·第189页](课件原图/课件原图_713cfba9_p189.png)</w:t>
-      </w:r>
-    </w:p>
-    <w:p>
-      <w:pPr>
-        <w:pStyle w:val="ListBullet"/>
-      </w:pPr>
-      <w:r>
-        <w:rPr>
-          <w:b w:val="0"/>
-        </w:rPr>
-        <w:t>《摄阿毗达摩义论表解-简体-完整版201802》第190页（表/图版（缘表·结构图））：![课件原图·《摄阿毗达摩义论表解-简体-完整版201802》·第190页](课件原图/课件原图_713cfba9_p190.png)</w:t>
-      </w:r>
-    </w:p>
-    <w:p>
-      <w:pPr>
-        <w:pStyle w:val="ListBullet"/>
-      </w:pPr>
-      <w:r>
-        <w:rPr>
-          <w:b w:val="0"/>
-        </w:rPr>
-        <w:t>《摄阿毗达摩义论表解-简体-完整版201802》第191页（表/图版（缘表·结构图））：![课件原图·《摄阿毗达摩义论表解-简体-完整版201802》·第191页](课件原图/课件原图_713cfba9_p191.png)</w:t>
-      </w:r>
-    </w:p>
-    <w:p>
-      <w:pPr>
-        <w:pStyle w:val="ListBullet"/>
-      </w:pPr>
-      <w:r>
-        <w:rPr>
-          <w:b w:val="0"/>
-        </w:rPr>
-        <w:t>《摄阿毗达摩义论表解-简体-完整版201802》第192页（表/图版（缘表·结构图））：![课件原图·《摄阿毗达摩义论表解-简体-完整版201802》·第192页](课件原图/课件原图_713cfba9_p192.png)</w:t>
-      </w:r>
-    </w:p>
-    <w:p>
-      <w:pPr>
-        <w:pStyle w:val="ListBullet"/>
-      </w:pPr>
-      <w:r>
-        <w:rPr>
-          <w:b w:val="0"/>
-        </w:rPr>
-        <w:t>《摄阿毗达摩义论表解-简体-完整版201802》第193页（表/图版（缘表·结构图））：![课件原图·《摄阿毗达摩义论表解-简体-完整版201802》·第193页](课件原图/课件原图_713cfba9_p193.png)</w:t>
-      </w:r>
-    </w:p>
-    <w:p>
-      <w:pPr>
-        <w:pStyle w:val="ListBullet"/>
-      </w:pPr>
-      <w:r>
-        <w:rPr>
-          <w:b w:val="0"/>
-        </w:rPr>
-        <w:t>《摄阿毗达摩义论表解-简体-完整版201802》第194页（表/图版（缘表·结构图））：![课件原图·《摄阿毗达摩义论表解-简体-完整版201802》·第194页](课件原图/课件原图_713cfba9_p194.png)</w:t>
-      </w:r>
-    </w:p>
-    <w:p>
-      <w:pPr>
-        <w:pStyle w:val="ListBullet"/>
-      </w:pPr>
-      <w:r>
-        <w:rPr>
-          <w:b w:val="0"/>
-        </w:rPr>
-        <w:t>《摄阿毗达摩义论表解-简体-完整版201802》第195页（表/图版（缘表·结构图））：![课件原图·《摄阿毗达摩义论表解-简体-完整版201802》·第195页](课件原图/课件原图_713cfba9_p195.png)</w:t>
-      </w:r>
-    </w:p>
-    <w:p>
-      <w:pPr>
-        <w:pStyle w:val="ListBullet"/>
-      </w:pPr>
-      <w:r>
-        <w:rPr>
-          <w:b w:val="0"/>
-        </w:rPr>
-        <w:t>《摄阿毗达摩义论表解-简体-完整版201802》第196页（表/图版（缘表·结构图））：![课件原图·《摄阿毗达摩义论表解-简体-完整版201802》·第196页](课件原图/课件原图_713cfba9_p196.png)</w:t>
-      </w:r>
-    </w:p>
-    <w:p>
-      <w:pPr>
-        <w:pStyle w:val="ListBullet"/>
-      </w:pPr>
-      <w:r>
-        <w:rPr>
-          <w:b w:val="0"/>
-        </w:rPr>
-        <w:t>《摄阿毗达摩义论表解-简体-完整版201802》第199页（表/图版（缘表·结构图））：![课件原图·《摄阿毗达摩义论表解-简体-完整版201802》·第199页](课件原图/课件原图_713cfba9_p199.png)</w:t>
-      </w:r>
-    </w:p>
-    <w:p>
-      <w:pPr>
-        <w:pStyle w:val="ListBullet"/>
-      </w:pPr>
-      <w:r>
-        <w:rPr>
-          <w:b w:val="0"/>
-        </w:rPr>
-        <w:t>《摄阿毗达摩义论表解-简体-完整版201802》第200页（表/图版（缘表·结构图））：![课件原图·《摄阿毗达摩义论表解-简体-完整版201802》·第200页](课件原图/课件原图_713cfba9_p200.png)</w:t>
-      </w:r>
-    </w:p>
-    <w:p>
-      <w:pPr>
-        <w:pStyle w:val="ListBullet"/>
-      </w:pPr>
-      <w:r>
-        <w:rPr>
-          <w:b w:val="0"/>
-        </w:rPr>
-        <w:t>《摄阿毗达摩义论表解-简体-完整版201802》第201页（表/图版（缘表·结构图））：![课件原图·《摄阿毗达摩义论表解-简体-完整版201802》·第201页](课件原图/课件原图_713cfba9_p201.png)</w:t>
-      </w:r>
-    </w:p>
-    <w:p>
-      <w:pPr>
-        <w:pStyle w:val="ListBullet"/>
-      </w:pPr>
-      <w:r>
-        <w:rPr>
-          <w:b w:val="0"/>
-        </w:rPr>
-        <w:t>《摄阿毗达摩义论表解-简体-完整版201802》第202页（表/图版（缘表·结构图））：![课件原图·《摄阿毗达摩义论表解-简体-完整版201802》·第202页](课件原图/课件原图_713cfba9_p202.png)</w:t>
-      </w:r>
-    </w:p>
-    <w:p>
-      <w:pPr>
-        <w:pStyle w:val="ListBullet"/>
-      </w:pPr>
-      <w:r>
-        <w:rPr>
-          <w:b w:val="0"/>
-        </w:rPr>
-        <w:t>《摄阿毗达摩义论表解-简体-完整版201802》第203页（表/图版（缘表·结构图））：![课件原图·《摄阿毗达摩义论表解-简体-完整版201802》·第203页](课件原图/课件原图_713cfba9_p203.png)</w:t>
-      </w:r>
-    </w:p>
-    <w:p>
-      <w:pPr>
-        <w:pStyle w:val="ListBullet"/>
-      </w:pPr>
-      <w:r>
-        <w:rPr>
-          <w:b w:val="0"/>
-        </w:rPr>
-        <w:t>《摄阿毗达摩义论表解-简体-完整版201802》第204页（表/图版（缘表·结构图））：![课件原图·《摄阿毗达摩义论表解-简体-完整版201802》·第204页](课件原图/课件原图_713cfba9_p204.png)</w:t>
-      </w:r>
-    </w:p>
-    <w:p>
-      <w:pPr>
-        <w:pStyle w:val="ListBullet"/>
-      </w:pPr>
-      <w:r>
-        <w:rPr>
-          <w:b w:val="0"/>
-        </w:rPr>
-        <w:t>《摄阿毗达摩义论表解-简体-完整版201802》第206页（表/图版（缘表·结构图））：![课件原图·《摄阿毗达摩义论表解-简体-完整版201802》·第206页](课件原图/课件原图_713cfba9_p206.png)</w:t>
-      </w:r>
-    </w:p>
-    <w:p>
-      <w:pPr>
-        <w:pStyle w:val="ListBullet"/>
-      </w:pPr>
-      <w:r>
-        <w:rPr>
-          <w:b w:val="0"/>
-        </w:rPr>
-        <w:t>《摄阿毗达摩义论表解-简体-完整版201802》第207页（表/图版（缘表·结构图））：![课件原图·《摄阿毗达摩义论表解-简体-完整版201802》·第207页](课件原图/课件原图_713cfba9_p207.png)</w:t>
-      </w:r>
-    </w:p>
-    <w:p>
-      <w:pPr>
-        <w:pStyle w:val="ListBullet"/>
-      </w:pPr>
-      <w:r>
-        <w:rPr>
-          <w:b w:val="0"/>
-        </w:rPr>
-        <w:t>《摄阿毗达摩义论表解-简体-完整版201802》第208页（表/图版（缘表·结构图））：![课件原图·《摄阿毗达摩义论表解-简体-完整版201802》·第208页](课件原图/课件原图_713cfba9_p208.png)</w:t>
-      </w:r>
-    </w:p>
-    <w:p>
-      <w:pPr>
-        <w:pStyle w:val="ListBullet"/>
-      </w:pPr>
-      <w:r>
-        <w:rPr>
-          <w:b w:val="0"/>
-        </w:rPr>
-        <w:t>《摄阿毗达摩义论表解-简体-完整版201802》第209页（表/图版（缘表·结构图））：![课件原图·《摄阿毗达摩义论表解-简体-完整版201802》·第209页](课件原图/课件原图_713cfba9_p209.png)</w:t>
-      </w:r>
-    </w:p>
-    <w:p>
-      <w:pPr>
-        <w:pStyle w:val="ListBullet"/>
-      </w:pPr>
-      <w:r>
-        <w:rPr>
-          <w:b w:val="0"/>
-        </w:rPr>
-        <w:t>《摄阿毗达摩义论表解-简体-完整版201802》第211页（表/图版（缘表·结构图））：![课件原图·《摄阿毗达摩义论表解-简体-完整版201802》·第211页](课件原图/课件原图_713cfba9_p211.png)</w:t>
-      </w:r>
-    </w:p>
-    <w:p>
-      <w:pPr>
-        <w:pStyle w:val="ListBullet"/>
-      </w:pPr>
-      <w:r>
-        <w:rPr>
-          <w:b w:val="0"/>
-        </w:rPr>
-        <w:t>《摄阿毗达摩义论表解-简体-完整版201802》第212页（表/图版（缘表·结构图））：![课件原图·《摄阿毗达摩义论表解-简体-完整版201802》·第212页](课件原图/课件原图_713cfba9_p212.png)</w:t>
-      </w:r>
-    </w:p>
-    <w:p>
-      <w:pPr>
-        <w:pStyle w:val="ListBullet"/>
-      </w:pPr>
-      <w:r>
-        <w:rPr>
-          <w:b w:val="0"/>
-        </w:rPr>
-        <w:t>《摄阿毗达摩义论表解-简体-完整版201802》第213页（表/图版（缘表·结构图））：![课件原图·《摄阿毗达摩义论表解-简体-完整版201802》·第213页](课件原图/课件原图_713cfba9_p213.png)</w:t>
-      </w:r>
-    </w:p>
-    <w:p>
-      <w:pPr>
-        <w:pStyle w:val="ListBullet"/>
-      </w:pPr>
-      <w:r>
-        <w:rPr>
-          <w:b w:val="0"/>
-        </w:rPr>
-        <w:t>《摄阿毗达摩义论表解-简体-完整版201802》第214页（表/图版（缘表·结构图））：![课件原图·《摄阿毗达摩义论表解-简体-完整版201802》·第214页](课件原图/课件原图_713cfba9_p214.png)</w:t>
-      </w:r>
-    </w:p>
-    <w:p>
-      <w:pPr>
-        <w:pStyle w:val="ListBullet"/>
-      </w:pPr>
-      <w:r>
-        <w:rPr>
-          <w:b w:val="0"/>
-        </w:rPr>
-        <w:t>《摄阿毗达摩义论表解-简体-完整版201802》第215页（表/图版（缘表·结构图））：![课件原图·《摄阿毗达摩义论表解-简体-完整版201802》·第215页](课件原图/课件原图_713cfba9_p215.png)</w:t>
-      </w:r>
-    </w:p>
-    <w:p>
-      <w:pPr>
-        <w:pStyle w:val="ListBullet"/>
-      </w:pPr>
-      <w:r>
-        <w:rPr>
-          <w:b w:val="0"/>
-        </w:rPr>
-        <w:t>《摄阿毗达摩义论表解-简体-完整版201802》第216页（表/图版（缘表·结构图））：![课件原图·《摄阿毗达摩义论表解-简体-完整版201802》·第216页](课件原图/课件原图_713cfba9_p216.png)</w:t>
-      </w:r>
-    </w:p>
-    <w:p>
-      <w:pPr>
-        <w:pStyle w:val="ListBullet"/>
-      </w:pPr>
-      <w:r>
-        <w:rPr>
-          <w:b w:val="0"/>
-        </w:rPr>
-        <w:t>《摄阿毗达摩义论表解-简体-完整版201802》第217页（表/图版（缘表·结构图））：![课件原图·《摄阿毗达摩义论表解-简体-完整版201802》·第217页](课件原图/课件原图_713cfba9_p217.png)</w:t>
-      </w:r>
-    </w:p>
-    <w:p>
-      <w:pPr>
-        <w:pStyle w:val="ListBullet"/>
-      </w:pPr>
-      <w:r>
-        <w:rPr>
-          <w:b w:val="0"/>
-        </w:rPr>
-        <w:t>《摄阿毗达摩义论表解-简体-完整版201802》第218页（表/图版（缘表·结构图））：![课件原图·《摄阿毗达摩义论表解-简体-完整版201802》·第218页](课件原图/课件原图_713cfba9_p218.png)</w:t>
-      </w:r>
-    </w:p>
-    <w:p>
-      <w:pPr>
-        <w:pStyle w:val="ListBullet"/>
-      </w:pPr>
-      <w:r>
-        <w:rPr>
-          <w:b w:val="0"/>
-        </w:rPr>
-        <w:t>《摄阿毗达摩义论表解-简体-完整版201802》第219页（表/图版（缘表·结构图））：![课件原图·《摄阿毗达摩义论表解-简体-完整版201802》·第219页](课件原图/课件原图_713cfba9_p219.png)</w:t>
-      </w:r>
-    </w:p>
-    <w:p>
-      <w:pPr>
-        <w:pStyle w:val="ListBullet"/>
-      </w:pPr>
-      <w:r>
-        <w:rPr>
-          <w:b w:val="0"/>
-        </w:rPr>
-        <w:t>《摄阿毗达摩义论表解-简体-完整版201802》第221页（表/图版（缘表·结构图））：![课件原图·《摄阿毗达摩义论表解-简体-完整版201802》·第221页](课件原图/课件原图_713cfba9_p221.png)</w:t>
-      </w:r>
-    </w:p>
-    <w:p>
-      <w:pPr>
-        <w:pStyle w:val="ListBullet"/>
-      </w:pPr>
-      <w:r>
-        <w:rPr>
-          <w:b w:val="0"/>
-        </w:rPr>
-        <w:t>《摄阿毗达摩义论表解-简体-完整版201802》第222页（表/图版（缘表·结构图））：![课件原图·《摄阿毗达摩义论表解-简体-完整版201802》·第222页](课件原图/课件原图_713cfba9_p222.png)</w:t>
-      </w:r>
-    </w:p>
-    <w:p>
-      <w:pPr>
-        <w:pStyle w:val="ListBullet"/>
-      </w:pPr>
-      <w:r>
-        <w:rPr>
-          <w:b w:val="0"/>
-        </w:rPr>
-        <w:t>《摄阿毗达摩义论表解-简体-完整版201802》第223页（表/图版（缘表·结构图））：![课件原图·《摄阿毗达摩义论表解-简体-完整版201802》·第223页](课件原图/课件原图_713cfba9_p223.png)</w:t>
-      </w:r>
-    </w:p>
-    <w:p>
-      <w:pPr>
-        <w:pStyle w:val="ListBullet"/>
-      </w:pPr>
-      <w:r>
-        <w:rPr>
-          <w:b w:val="0"/>
-        </w:rPr>
-        <w:t>《摄阿毗达摩义论表解-简体-完整版201802》第224页（表/图版（缘表·结构图））：![课件原图·《摄阿毗达摩义论表解-简体-完整版201802》·第224页](课件原图/课件原图_713cfba9_p224.png)</w:t>
-      </w:r>
-    </w:p>
-    <w:p>
-      <w:pPr>
-        <w:pStyle w:val="ListBullet"/>
-      </w:pPr>
-      <w:r>
-        <w:rPr>
-          <w:b w:val="0"/>
-        </w:rPr>
-        <w:t>《摄阿毗达摩义论表解-简体-完整版201802》第225页（表/图版（缘表·结构图））：![课件原图·《摄阿毗达摩义论表解-简体-完整版201802》·第225页](课件原图/课件原图_713cfba9_p225.png)</w:t>
-      </w:r>
-    </w:p>
-    <w:p>
-      <w:pPr>
-        <w:pStyle w:val="ListBullet"/>
-      </w:pPr>
-      <w:r>
-        <w:rPr>
-          <w:b w:val="0"/>
-        </w:rPr>
-        <w:t>《摄阿毗达摩义论表解-简体-完整版201802》第226页（表/图版（缘表·结构图））：![课件原图·《摄阿毗达摩义论表解-简体-完整版201802》·第226页](课件原图/课件原图_713cfba9_p226.png)</w:t>
-      </w:r>
-    </w:p>
-    <w:p>
-      <w:pPr>
-        <w:pStyle w:val="ListBullet"/>
-      </w:pPr>
-      <w:r>
-        <w:rPr>
-          <w:b w:val="0"/>
-        </w:rPr>
-        <w:t>《摄阿毗达摩义论表解-简体-完整版201802》第227页（表/图版（缘表·结构图））：![课件原图·《摄阿毗达摩义论表解-简体-完整版201802》·第227页](课件原图/课件原图_713cfba9_p227.png)</w:t>
-      </w:r>
-    </w:p>
-    <w:p>
-      <w:pPr>
-        <w:pStyle w:val="ListBullet"/>
-      </w:pPr>
-      <w:r>
-        <w:rPr>
-          <w:b w:val="0"/>
-        </w:rPr>
-        <w:t>《摄阿毗达摩义论表解-简体-完整版201802》第228页（表/图版（缘表·结构图））：![课件原图·《摄阿毗达摩义论表解-简体-完整版201802》·第228页](课件原图/课件原图_713cfba9_p228.png)</w:t>
-      </w:r>
-    </w:p>
-    <w:p>
-      <w:pPr>
-        <w:pStyle w:val="ListBullet"/>
-      </w:pPr>
-      <w:r>
-        <w:rPr>
-          <w:b w:val="0"/>
-        </w:rPr>
-        <w:t>《摄阿毗达摩义论表解-简体-完整版201802》第229页（表/图版（缘表·结构图））：![课件原图·《摄阿毗达摩义论表解-简体-完整版201802》·第229页](课件原图/课件原图_713cfba9_p229.png)</w:t>
-      </w:r>
-    </w:p>
-    <w:p>
-      <w:pPr>
-        <w:pStyle w:val="ListBullet"/>
-      </w:pPr>
-      <w:r>
-        <w:rPr>
-          <w:b w:val="0"/>
-        </w:rPr>
-        <w:t>《摄阿毗达摩义论表解-简体-完整版201802》第230页（表/图版（缘表·结构图））：![课件原图·《摄阿毗达摩义论表解-简体-完整版201802》·第230页](课件原图/课件原图_713cfba9_p230.png)</w:t>
-      </w:r>
-    </w:p>
-    <w:p>
-      <w:pPr>
-        <w:pStyle w:val="ListBullet"/>
-      </w:pPr>
-      <w:r>
-        <w:rPr>
-          <w:b w:val="0"/>
-        </w:rPr>
-        <w:t>《摄阿毗达摩义论表解-简体-完整版201802》第231页（表/图版（缘表·结构图））：![课件原图·《摄阿毗达摩义论表解-简体-完整版201802》·第231页](课件原图/课件原图_713cfba9_p231.png)</w:t>
-      </w:r>
-    </w:p>
-    <w:p>
-      <w:pPr>
-        <w:pStyle w:val="ListBullet"/>
-      </w:pPr>
-      <w:r>
-        <w:rPr>
-          <w:b w:val="0"/>
-        </w:rPr>
-        <w:t>《摄阿毗达摩义论表解-简体-完整版201802》第232页（表/图版（缘表·结构图））：![课件原图·《摄阿毗达摩义论表解-简体-完整版201802》·第232页](课件原图/课件原图_713cfba9_p232.png)</w:t>
-      </w:r>
-    </w:p>
-    <w:p>
-      <w:pPr>
-        <w:pStyle w:val="ListBullet"/>
-      </w:pPr>
-      <w:r>
-        <w:rPr>
-          <w:b w:val="0"/>
-        </w:rPr>
-        <w:t>《摄阿毗达摩义论表解-简体-完整版201802》第233页（表/图版（缘表·结构图））：![课件原图·《摄阿毗达摩义论表解-简体-完整版201802》·第233页](课件原图/课件原图_713cfba9_p233.png)</w:t>
-      </w:r>
-    </w:p>
-    <w:p>
-      <w:pPr>
-        <w:pStyle w:val="ListBullet"/>
-      </w:pPr>
-      <w:r>
-        <w:rPr>
-          <w:b w:val="0"/>
-        </w:rPr>
-        <w:t>《摄阿毗达摩义论表解-简体-完整版201802》第234页（表/图版（缘表·结构图））：![课件原图·《摄阿毗达摩义论表解-简体-完整版201802》·第234页](课件原图/课件原图_713cfba9_p234.png)</w:t>
-      </w:r>
-    </w:p>
-    <w:p>
-      <w:pPr>
-        <w:pStyle w:val="ListBullet"/>
-      </w:pPr>
-      <w:r>
-        <w:rPr>
-          <w:b w:val="0"/>
-        </w:rPr>
-        <w:t>《摄阿毗达摩义论表解-简体-完整版201802》第235页（表/图版（缘表·结构图））：![课件原图·《摄阿毗达摩义论表解-简体-完整版201802》·第235页](课件原图/课件原图_713cfba9_p235.png)</w:t>
-      </w:r>
-    </w:p>
-    <w:p>
-      <w:pPr>
-        <w:pStyle w:val="ListBullet"/>
-      </w:pPr>
-      <w:r>
-        <w:rPr>
-          <w:b w:val="0"/>
-        </w:rPr>
-        <w:t>《摄阿毗达摩义论表解-简体-完整版201802》第236页（表/图版（缘表·结构图））：![课件原图·《摄阿毗达摩义论表解-简体-完整版201802》·第236页](课件原图/课件原图_713cfba9_p236.png)</w:t>
-      </w:r>
-    </w:p>
-    <w:p>
-      <w:pPr>
-        <w:pStyle w:val="ListBullet"/>
-      </w:pPr>
-      <w:r>
-        <w:rPr>
-          <w:b w:val="0"/>
-        </w:rPr>
-        <w:t>《摄阿毗达摩义论表解-简体-完整版201802》第237页（表/图版（缘表·结构图））：![课件原图·《摄阿毗达摩义论表解-简体-完整版201802》·第237页](课件原图/课件原图_713cfba9_p237.png)</w:t>
-      </w:r>
-    </w:p>
-    <w:p>
-      <w:pPr>
-        <w:pStyle w:val="ListBullet"/>
-      </w:pPr>
-      <w:r>
-        <w:rPr>
-          <w:b w:val="0"/>
-        </w:rPr>
-        <w:t>《摄阿毗达摩义论表解-简体-完整版201802》第238页（表/图版（缘表·结构图））：![课件原图·《摄阿毗达摩义论表解-简体-完整版201802》·第238页](课件原图/课件原图_713cfba9_p238.png)</w:t>
-      </w:r>
-    </w:p>
-    <w:p>
-      <w:pPr>
-        <w:pStyle w:val="ListBullet"/>
-      </w:pPr>
-      <w:r>
-        <w:rPr>
-          <w:b w:val="0"/>
-        </w:rPr>
-        <w:t>《摄阿毗达摩义论表解-简体-完整版201802》第239页（表/图版（缘表·结构图））：![课件原图·《摄阿毗达摩义论表解-简体-完整版201802》·第239页](课件原图/课件原图_713cfba9_p239.png)</w:t>
-      </w:r>
-    </w:p>
-    <w:p>
-      <w:pPr>
-        <w:pStyle w:val="ListBullet"/>
-      </w:pPr>
-      <w:r>
-        <w:rPr>
-          <w:b w:val="0"/>
-        </w:rPr>
-        <w:t>《摄阿毗达摩义论表解-简体-完整版201802》第240页（表/图版（缘表·结构图））：![课件原图·《摄阿毗达摩义论表解-简体-完整版201802》·第240页](课件原图/课件原图_713cfba9_p240.png)</w:t>
-      </w:r>
-    </w:p>
-    <w:p>
-      <w:pPr>
-        <w:pStyle w:val="ListBullet"/>
-      </w:pPr>
-      <w:r>
-        <w:rPr>
-          <w:b w:val="0"/>
-        </w:rPr>
-        <w:t>《摄阿毗达摩义论表解-简体-完整版201802》第241页（表/图版（缘表·结构图））：![课件原图·《摄阿毗达摩义论表解-简体-完整版201802》·第241页](课件原图/课件原图_713cfba9_p241.png)</w:t>
-      </w:r>
-    </w:p>
-    <w:p>
-      <w:pPr>
-        <w:pStyle w:val="ListBullet"/>
-      </w:pPr>
-      <w:r>
-        <w:rPr>
-          <w:b w:val="0"/>
-        </w:rPr>
-        <w:t>《摄阿毗达摩义论表解-简体-完整版201802》第242页（表/图版（缘表·结构图））：![课件原图·《摄阿毗达摩义论表解-简体-完整版201802》·第242页](课件原图/课件原图_713cfba9_p242.png)</w:t>
-      </w:r>
-    </w:p>
-    <w:p>
-      <w:pPr>
-        <w:pStyle w:val="ListBullet"/>
-      </w:pPr>
-      <w:r>
-        <w:rPr>
-          <w:b w:val="0"/>
-        </w:rPr>
-        <w:t>《摄阿毗达摩义论表解-简体-完整版201802》第243页（表/图版（缘表·结构图））：![课件原图·《摄阿毗达摩义论表解-简体-完整版201802》·第243页](课件原图/课件原图_713cfba9_p243.png)</w:t>
-      </w:r>
-    </w:p>
-    <w:p>
-      <w:pPr>
-        <w:pStyle w:val="ListBullet"/>
-      </w:pPr>
-      <w:r>
-        <w:rPr>
-          <w:b w:val="0"/>
-        </w:rPr>
-        <w:t>《摄阿毗达摩义论表解-简体-完整版201802》第246页（表/图版（缘表·结构图））：![课件原图·《摄阿毗达摩义论表解-简体-完整版201802》·第246页](课件原图/课件原图_713cfba9_p246.png)</w:t>
-      </w:r>
-    </w:p>
-    <w:p>
-      <w:pPr>
-        <w:pStyle w:val="ListBullet"/>
-      </w:pPr>
-      <w:r>
-        <w:rPr>
-          <w:b w:val="0"/>
-        </w:rPr>
-        <w:t>《摄阿毗达摩义论表解-简体-完整版201802》第249页（表/图版（缘表·结构图））：![课件原图·《摄阿毗达摩义论表解-简体-完整版201802》·第249页](课件原图/课件原图_713cfba9_p249.png)</w:t>
-      </w:r>
-    </w:p>
-    <w:p>
-      <w:pPr>
-        <w:pStyle w:val="ListBullet"/>
-      </w:pPr>
-      <w:r>
-        <w:rPr>
-          <w:b w:val="0"/>
-        </w:rPr>
-        <w:t>《摄阿毗达摩义论表解-简体-完整版201802》第254页（表/图版（缘表·结构图））：![课件原图·《摄阿毗达摩义论表解-简体-完整版201802》·第254页](课件原图/课件原图_713cfba9_p254.png)</w:t>
-      </w:r>
-    </w:p>
-    <w:p>
-      <w:pPr>
-        <w:pStyle w:val="ListBullet"/>
-      </w:pPr>
-      <w:r>
-        <w:rPr>
-          <w:b w:val="0"/>
-        </w:rPr>
-        <w:t>《摄阿毗达摩义论表解-简体-完整版201802》第255页（表/图版（缘表·结构图））：![课件原图·《摄阿毗达摩义论表解-简体-完整版201802》·第255页](课件原图/课件原图_713cfba9_p255.png)</w:t>
-      </w:r>
-    </w:p>
-    <w:p>
-      <w:pPr>
-        <w:pStyle w:val="ListBullet"/>
-      </w:pPr>
-      <w:r>
-        <w:rPr>
-          <w:b w:val="0"/>
-        </w:rPr>
-        <w:t>《摄阿毗达摩义论表解-简体-完整版201802》第256页（表/图版（缘表·结构图））：![课件原图·《摄阿毗达摩义论表解-简体-完整版201802》·第256页](课件原图/课件原图_713cfba9_p256.png)</w:t>
-      </w:r>
-    </w:p>
-    <w:p>
-      <w:pPr>
-        <w:pStyle w:val="ListBullet"/>
-      </w:pPr>
-      <w:r>
-        <w:rPr>
-          <w:b w:val="0"/>
-        </w:rPr>
-        <w:t>《摄阿毗达摩义论表解-简体-完整版201802》第260页（表/图版（缘表·结构图））：![课件原图·《摄阿毗达摩义论表解-简体-完整版201802》·第260页](课件原图/课件原图_713cfba9_p260.png)</w:t>
-      </w:r>
-    </w:p>
-    <w:p>
-      <w:pPr>
-        <w:pStyle w:val="ListBullet"/>
-      </w:pPr>
-      <w:r>
-        <w:rPr>
-          <w:b w:val="0"/>
-        </w:rPr>
-        <w:t>《摄阿毗达摩义论表解-简体-完整版201802》第262页（表/图版（缘表·结构图））：![课件原图·《摄阿毗达摩义论表解-简体-完整版201802》·第262页](课件原图/课件原图_713cfba9_p262.png)</w:t>
-      </w:r>
-    </w:p>
-    <w:p>
-      <w:pPr>
-        <w:pStyle w:val="ListBullet"/>
-      </w:pPr>
-      <w:r>
-        <w:rPr>
-          <w:b w:val="0"/>
-        </w:rPr>
-        <w:t>《摄阿毗达摩义论表解-简体-完整版201802》第270页（表/图版（缘表·结构图））：![课件原图·《摄阿毗达摩义论表解-简体-完整版201802》·第270页](课件原图/课件原图_713cfba9_p270.png)</w:t>
-      </w:r>
-    </w:p>
-    <w:p>
-      <w:pPr>
-        <w:pStyle w:val="ListBullet"/>
-      </w:pPr>
-      <w:r>
-        <w:rPr>
-          <w:b w:val="0"/>
-        </w:rPr>
-        <w:t>《摄阿毗达摩义论表解-简体-完整版201802》第279页（表/图版（缘表·结构图））：![课件原图·《摄阿毗达摩义论表解-简体-完整版201802》·第279页](课件原图/课件原图_713cfba9_p279.png)</w:t>
-      </w:r>
-    </w:p>
-    <w:p>
-      <w:pPr>
-        <w:pStyle w:val="ListBullet"/>
-      </w:pPr>
-      <w:r>
-        <w:rPr>
-          <w:b w:val="0"/>
-        </w:rPr>
-        <w:t>《摄阿毗达摩义论表解-简体-完整版201802》第289页（表/图版（缘表·结构图））：![课件原图·《摄阿毗达摩义论表解-简体-完整版201802》·第289页](课件原图/课件原图_713cfba9_p289.png)</w:t>
-      </w:r>
-    </w:p>
-    <w:p>
-      <w:pPr>
-        <w:pStyle w:val="ListBullet"/>
-      </w:pPr>
-      <w:r>
-        <w:rPr>
-          <w:b w:val="0"/>
-        </w:rPr>
-        <w:t>《摄阿毗达摩义论表解-简体-完整版201802》第363页（表/图版（缘表·结构图））：![课件原图·《摄阿毗达摩义论表解-简体-完整版201802》·第363页](课件原图/课件原图_713cfba9_p363.png)</w:t>
-      </w:r>
-    </w:p>
-    <w:p>
-      <w:pPr>
-        <w:pStyle w:val="ListBullet"/>
-      </w:pPr>
-      <w:r>
-        <w:rPr>
-          <w:b w:val="0"/>
-        </w:rPr>
-        <w:t>《摄阿毗达摩义论表解-简体-完整版201802》第389页（表/图版（缘表·结构图））：![课件原图·《摄阿毗达摩义论表解-简体-完整版201802》·第389页](课件原图/课件原图_713cfba9_p389.png)</w:t>
-      </w:r>
-    </w:p>
-    <w:p>
-      <w:pPr>
-        <w:pStyle w:val="ListBullet"/>
-      </w:pPr>
-      <w:r>
-        <w:rPr>
-          <w:b w:val="0"/>
-        </w:rPr>
-        <w:t>《摄阿毗达摩义论表解-简体-完整版201802》第419页（表/图版（缘表·结构图））：![课件原图·《摄阿毗达摩义论表解-简体-完整版201802》·第419页](课件原图/课件原图_713cfba9_p419.png)</w:t>
+        <w:t>《摄阿毗达摩义论表解-简体-完整版201802》第227页（表/图版（缘表·结构图））：![课件原图·《摄阿毗达摩义论表解-简体-完整版201802》·第227页](课件原图/课件原图_713cfba9_p227.jpg)</w:t>
       </w:r>
     </w:p>
     <w:p>

--- a/交付成果/第三轮修订版/第三轮4周版/读书会14_阿毗达摩基础_4周资料包（第三版修订）/Word版/第4周_色法涅槃与生活应用_主持人版.docx
+++ b/交付成果/第三轮修订版/第三轮4周版/读书会14_阿毗达摩基础_4周资料包（第三版修订）/Word版/第4周_色法涅槃与生活应用_主持人版.docx
@@ -5289,14 +5289,6 @@
     <w:p>
       <w:r>
         <w:rPr>
-          <w:b w:val="0"/>
-        </w:rPr>
-        <w:t>[generated, not original text]</w:t>
-      </w:r>
-    </w:p>
-    <w:p>
-      <w:r>
-        <w:rPr>
           <w:b/>
           <w:color w:val="1F3864"/>
           <w:sz w:val="23"/>
@@ -7667,14 +7659,6 @@
     <w:p>
       <w:r>
         <w:rPr>
-          <w:b w:val="0"/>
-        </w:rPr>
-        <w:t>[generated, not original text]</w:t>
-      </w:r>
-    </w:p>
-    <w:p>
-      <w:r>
-        <w:rPr>
           <w:b/>
           <w:color w:val="1F3864"/>
           <w:sz w:val="23"/>
@@ -8159,14 +8143,6 @@
           <w:b w:val="0"/>
         </w:rPr>
         <w:t xml:space="preserve">    A4 --&gt;|第三类色聚包含八种基本色法、第九命根和第十色法。由于它有十种色法，所以叫作十法聚(dasaka-kalapa)。十法聚有三种类型：1. 眼(cakkhu-)、耳(sota-)、鼻(gnha-)、舌(jivha-)、身(kaya-)十法聚(dasaka-kalapa)；其第十种色法分别为眼净色、耳净色、鼻净色、舌净色和身净色(passada-ripa)；2. 心十法聚(hadaya-dasaka-kalapa)：第十种色法为心色(hadaya-ripa)；3. 性十法聚(bhava-dasaka-kalapa)：第十种色法为性根色33(bhava-ripa)。| A7[第三类色聚]</w:t>
-      </w:r>
-    </w:p>
-    <w:p>
-      <w:r>
-        <w:rPr>
-          <w:b w:val="0"/>
-        </w:rPr>
-        <w:t>[generated, not original text]</w:t>
       </w:r>
     </w:p>
     <w:p>
@@ -9228,14 +9204,6 @@
     <w:p>
       <w:r>
         <w:rPr>
-          <w:b w:val="0"/>
-        </w:rPr>
-        <w:t>[generated, not original text]</w:t>
-      </w:r>
-    </w:p>
-    <w:p>
-      <w:r>
-        <w:rPr>
           <w:b/>
           <w:color w:val="1F3864"/>
           <w:sz w:val="26"/>
@@ -10586,14 +10554,6 @@
     <w:p>
       <w:r>
         <w:rPr>
-          <w:b w:val="0"/>
-        </w:rPr>
-        <w:t>[generated, not original text]</w:t>
-      </w:r>
-    </w:p>
-    <w:p>
-      <w:r>
-        <w:rPr>
           <w:b/>
           <w:color w:val="1F3864"/>
           <w:sz w:val="23"/>
@@ -10917,14 +10877,6 @@
           <w:b w:val="0"/>
         </w:rPr>
         <w:t>所以我们通过阿毗达摩的知识，来理解诸法的无我性，我认为，整个阿毗达摩论藏只是教导我们：无我，诸法无我，因为，任何事物细分为更小的成分，都没有实体，没有什么永恒的东西，因为它们每一个刹那都在生灭，所以，我们就知道，诸法无我。</w:t>
-      </w:r>
-    </w:p>
-    <w:p>
-      <w:r>
-        <w:rPr>
-          <w:b w:val="0"/>
-        </w:rPr>
-        <w:t>[generated, not original text]</w:t>
       </w:r>
     </w:p>
     <w:p>
@@ -13445,14 +13397,6 @@
           <w:b w:val="0"/>
         </w:rPr>
         <w:t>十二缘起的类别中提及：「有」有两种：「业有」(kammabhavo)与「生有」(upapattibhava)。《分别论》：「此中，什么'取缘有'？有两种，业有、生有。此中，什么是'业有'？福行、非福行、不动行，是名'业有'。一切含业的有，是名'业有'。此中，什么是'生有'？即欲有，色有，无色有；想有，无想有，非想非非想有；一蕴有，四蕴有，五蕴有，是名'生有'。」</w:t>
-      </w:r>
-    </w:p>
-    <w:p>
-      <w:r>
-        <w:rPr>
-          <w:b w:val="0"/>
-        </w:rPr>
-        <w:t>[generated, not original text]</w:t>
       </w:r>
     </w:p>
     <w:p>
